--- a/content/The-Sweet-Pick-Copy.docx
+++ b/content/The-Sweet-Pick-Copy.docx
@@ -8240,6 +8240,66 @@
                 <w:sz w:val="19"/>
                 <w:szCs w:val="19"/>
               </w:rPr>
+              <w:t xml:space="preserve">Line under the seal</w:t>
+            </w:r>
+          </w:p>
+        </w:tc>
+        <w:tc>
+          <w:tcPr>
+            <w:tcW w:type="dxa" w:w="6526"/>
+            <w:tcBorders>
+              <w:top w:val="single" w:color="F0C9A8" w:sz="4"/>
+              <w:left w:val="single" w:color="F0C9A8" w:sz="4"/>
+              <w:bottom w:val="single" w:color="F0C9A8" w:sz="4"/>
+              <w:right w:val="single" w:color="F0C9A8" w:sz="4"/>
+            </w:tcBorders>
+            <w:tcMar>
+              <w:top w:type="dxa" w:w="80"/>
+              <w:left w:type="dxa" w:w="110"/>
+              <w:bottom w:type="dxa" w:w="80"/>
+              <w:right w:type="dxa" w:w="110"/>
+            </w:tcMar>
+          </w:tcPr>
+          <w:p>
+            <w:r>
+              <w:rPr>
+                <w:b w:val="false"/>
+                <w:bCs w:val="false"/>
+                <w:color w:val="222222"/>
+                <w:sz w:val="19"/>
+                <w:szCs w:val="19"/>
+              </w:rPr>
+              <w:t xml:space="preserve">the tag’s line, see Result tags</w:t>
+            </w:r>
+          </w:p>
+        </w:tc>
+      </w:tr>
+      <w:tr>
+        <w:tc>
+          <w:tcPr>
+            <w:tcW w:type="dxa" w:w="2500"/>
+            <w:tcBorders>
+              <w:top w:val="single" w:color="F0C9A8" w:sz="4"/>
+              <w:left w:val="single" w:color="F0C9A8" w:sz="4"/>
+              <w:bottom w:val="single" w:color="F0C9A8" w:sz="4"/>
+              <w:right w:val="single" w:color="F0C9A8" w:sz="4"/>
+            </w:tcBorders>
+            <w:tcMar>
+              <w:top w:type="dxa" w:w="80"/>
+              <w:left w:type="dxa" w:w="110"/>
+              <w:bottom w:type="dxa" w:w="80"/>
+              <w:right w:type="dxa" w:w="110"/>
+            </w:tcMar>
+          </w:tcPr>
+          <w:p>
+            <w:r>
+              <w:rPr>
+                <w:b/>
+                <w:bCs/>
+                <w:color w:val="222222"/>
+                <w:sz w:val="19"/>
+                <w:szCs w:val="19"/>
+              </w:rPr>
               <w:t xml:space="preserve">Box caption</w:t>
             </w:r>
           </w:p>
@@ -8480,36 +8540,96 @@
                 <w:sz w:val="19"/>
                 <w:szCs w:val="19"/>
               </w:rPr>
-              <w:t xml:space="preserve">Save link (under the card)</w:t>
-            </w:r>
-          </w:p>
-        </w:tc>
-        <w:tc>
-          <w:tcPr>
-            <w:tcW w:type="dxa" w:w="6526"/>
-            <w:tcBorders>
-              <w:top w:val="single" w:color="F0C9A8" w:sz="4"/>
-              <w:left w:val="single" w:color="F0C9A8" w:sz="4"/>
-              <w:bottom w:val="single" w:color="F0C9A8" w:sz="4"/>
-              <w:right w:val="single" w:color="F0C9A8" w:sz="4"/>
-            </w:tcBorders>
-            <w:tcMar>
-              <w:top w:type="dxa" w:w="80"/>
-              <w:left w:type="dxa" w:w="110"/>
-              <w:bottom w:type="dxa" w:w="80"/>
-              <w:right w:type="dxa" w:w="110"/>
-            </w:tcMar>
-          </w:tcPr>
-          <w:p>
-            <w:r>
-              <w:rPr>
-                <w:b w:val="false"/>
-                <w:bCs w:val="false"/>
-                <w:color w:val="222222"/>
-                <w:sz w:val="19"/>
-                <w:szCs w:val="19"/>
-              </w:rPr>
-              <w:t xml:space="preserve">Save image</w:t>
+              <w:t xml:space="preserve">Links under the card</w:t>
+            </w:r>
+          </w:p>
+        </w:tc>
+        <w:tc>
+          <w:tcPr>
+            <w:tcW w:type="dxa" w:w="6526"/>
+            <w:tcBorders>
+              <w:top w:val="single" w:color="F0C9A8" w:sz="4"/>
+              <w:left w:val="single" w:color="F0C9A8" w:sz="4"/>
+              <w:bottom w:val="single" w:color="F0C9A8" w:sz="4"/>
+              <w:right w:val="single" w:color="F0C9A8" w:sz="4"/>
+            </w:tcBorders>
+            <w:tcMar>
+              <w:top w:type="dxa" w:w="80"/>
+              <w:left w:type="dxa" w:w="110"/>
+              <w:bottom w:type="dxa" w:w="80"/>
+              <w:right w:type="dxa" w:w="110"/>
+            </w:tcMar>
+          </w:tcPr>
+          <w:p>
+            <w:r>
+              <w:rPr>
+                <w:b w:val="false"/>
+                <w:bCs w:val="false"/>
+                <w:color w:val="222222"/>
+                <w:sz w:val="19"/>
+                <w:szCs w:val="19"/>
+              </w:rPr>
+              <w:t xml:space="preserve">Save image · WhatsApp · Copy message</w:t>
+            </w:r>
+          </w:p>
+        </w:tc>
+      </w:tr>
+      <w:tr>
+        <w:tc>
+          <w:tcPr>
+            <w:tcW w:type="dxa" w:w="2500"/>
+            <w:tcBorders>
+              <w:top w:val="single" w:color="F0C9A8" w:sz="4"/>
+              <w:left w:val="single" w:color="F0C9A8" w:sz="4"/>
+              <w:bottom w:val="single" w:color="F0C9A8" w:sz="4"/>
+              <w:right w:val="single" w:color="F0C9A8" w:sz="4"/>
+            </w:tcBorders>
+            <w:tcMar>
+              <w:top w:type="dxa" w:w="80"/>
+              <w:left w:type="dxa" w:w="110"/>
+              <w:bottom w:type="dxa" w:w="80"/>
+              <w:right w:type="dxa" w:w="110"/>
+            </w:tcMar>
+          </w:tcPr>
+          <w:p>
+            <w:r>
+              <w:rPr>
+                <w:b/>
+                <w:bCs/>
+                <w:color w:val="222222"/>
+                <w:sz w:val="19"/>
+                <w:szCs w:val="19"/>
+              </w:rPr>
+              <w:t xml:space="preserve">Toast after Copy message</w:t>
+            </w:r>
+          </w:p>
+        </w:tc>
+        <w:tc>
+          <w:tcPr>
+            <w:tcW w:type="dxa" w:w="6526"/>
+            <w:tcBorders>
+              <w:top w:val="single" w:color="F0C9A8" w:sz="4"/>
+              <w:left w:val="single" w:color="F0C9A8" w:sz="4"/>
+              <w:bottom w:val="single" w:color="F0C9A8" w:sz="4"/>
+              <w:right w:val="single" w:color="F0C9A8" w:sz="4"/>
+            </w:tcBorders>
+            <w:tcMar>
+              <w:top w:type="dxa" w:w="80"/>
+              <w:left w:type="dxa" w:w="110"/>
+              <w:bottom w:type="dxa" w:w="80"/>
+              <w:right w:type="dxa" w:w="110"/>
+            </w:tcMar>
+          </w:tcPr>
+          <w:p>
+            <w:r>
+              <w:rPr>
+                <w:b w:val="false"/>
+                <w:bCs w:val="false"/>
+                <w:color w:val="222222"/>
+                <w:sz w:val="19"/>
+                <w:szCs w:val="19"/>
+              </w:rPr>
+              <w:t xml:space="preserve">Message copied</w:t>
             </w:r>
           </w:p>
         </w:tc>
@@ -9446,96 +9566,96 @@
                 <w:sz w:val="19"/>
                 <w:szCs w:val="19"/>
               </w:rPr>
-              <w:t xml:space="preserve">Kicker</w:t>
-            </w:r>
-          </w:p>
-        </w:tc>
-        <w:tc>
-          <w:tcPr>
-            <w:tcW w:type="dxa" w:w="6526"/>
-            <w:tcBorders>
-              <w:top w:val="single" w:color="F0C9A8" w:sz="4"/>
-              <w:left w:val="single" w:color="F0C9A8" w:sz="4"/>
-              <w:bottom w:val="single" w:color="F0C9A8" w:sz="4"/>
-              <w:right w:val="single" w:color="F0C9A8" w:sz="4"/>
-            </w:tcBorders>
-            <w:tcMar>
-              <w:top w:type="dxa" w:w="80"/>
-              <w:left w:type="dxa" w:w="110"/>
-              <w:bottom w:type="dxa" w:w="80"/>
-              <w:right w:type="dxa" w:w="110"/>
-            </w:tcMar>
-          </w:tcPr>
-          <w:p>
-            <w:r>
-              <w:rPr>
-                <w:b w:val="false"/>
-                <w:bCs w:val="false"/>
-                <w:color w:val="222222"/>
-                <w:sz w:val="19"/>
-                <w:szCs w:val="19"/>
-              </w:rPr>
-              <w:t xml:space="preserve">THE SWEET PICK</w:t>
-            </w:r>
-          </w:p>
-        </w:tc>
-      </w:tr>
-      <w:tr>
-        <w:tc>
-          <w:tcPr>
-            <w:tcW w:type="dxa" w:w="2500"/>
-            <w:tcBorders>
-              <w:top w:val="single" w:color="F0C9A8" w:sz="4"/>
-              <w:left w:val="single" w:color="F0C9A8" w:sz="4"/>
-              <w:bottom w:val="single" w:color="F0C9A8" w:sz="4"/>
-              <w:right w:val="single" w:color="F0C9A8" w:sz="4"/>
-            </w:tcBorders>
-            <w:tcMar>
-              <w:top w:type="dxa" w:w="80"/>
-              <w:left w:type="dxa" w:w="110"/>
-              <w:bottom w:type="dxa" w:w="80"/>
-              <w:right w:type="dxa" w:w="110"/>
-            </w:tcMar>
-          </w:tcPr>
-          <w:p>
-            <w:r>
-              <w:rPr>
-                <w:b/>
-                <w:bCs/>
-                <w:color w:val="222222"/>
-                <w:sz w:val="19"/>
-                <w:szCs w:val="19"/>
-              </w:rPr>
-              <w:t xml:space="preserve">Title</w:t>
-            </w:r>
-          </w:p>
-        </w:tc>
-        <w:tc>
-          <w:tcPr>
-            <w:tcW w:type="dxa" w:w="6526"/>
-            <w:tcBorders>
-              <w:top w:val="single" w:color="F0C9A8" w:sz="4"/>
-              <w:left w:val="single" w:color="F0C9A8" w:sz="4"/>
-              <w:bottom w:val="single" w:color="F0C9A8" w:sz="4"/>
-              <w:right w:val="single" w:color="F0C9A8" w:sz="4"/>
-            </w:tcBorders>
-            <w:tcMar>
-              <w:top w:type="dxa" w:w="80"/>
-              <w:left w:type="dxa" w:w="110"/>
-              <w:bottom w:type="dxa" w:w="80"/>
-              <w:right w:type="dxa" w:w="110"/>
-            </w:tcMar>
-          </w:tcPr>
-          <w:p>
-            <w:r>
-              <w:rPr>
-                <w:b w:val="false"/>
-                <w:bCs w:val="false"/>
-                <w:color w:val="222222"/>
-                <w:sz w:val="19"/>
-                <w:szCs w:val="19"/>
-              </w:rPr>
-              <w:t xml:space="preserve">{Tag}</w:t>
+              <w:t xml:space="preserve">Seal</w:t>
+            </w:r>
+          </w:p>
+        </w:tc>
+        <w:tc>
+          <w:tcPr>
+            <w:tcW w:type="dxa" w:w="6526"/>
+            <w:tcBorders>
+              <w:top w:val="single" w:color="F0C9A8" w:sz="4"/>
+              <w:left w:val="single" w:color="F0C9A8" w:sz="4"/>
+              <w:bottom w:val="single" w:color="F0C9A8" w:sz="4"/>
+              <w:right w:val="single" w:color="F0C9A8" w:sz="4"/>
+            </w:tcBorders>
+            <w:tcMar>
+              <w:top w:type="dxa" w:w="80"/>
+              <w:left w:type="dxa" w:w="110"/>
+              <w:bottom w:type="dxa" w:w="80"/>
+              <w:right w:type="dxa" w:w="110"/>
+            </w:tcMar>
+          </w:tcPr>
+          <w:p>
+            <w:r>
+              <w:rPr>
+                <w:b w:val="false"/>
+                <w:bCs w:val="false"/>
+                <w:color w:val="222222"/>
+                <w:sz w:val="19"/>
+                <w:szCs w:val="19"/>
+              </w:rPr>
+              <w:t xml:space="preserve">THE SWEET PICK · {Tag} · THE ORANGE BOOK · VOL. 65</w:t>
+            </w:r>
+          </w:p>
+        </w:tc>
+      </w:tr>
+      <w:tr>
+        <w:tc>
+          <w:tcPr>
+            <w:tcW w:type="dxa" w:w="2500"/>
+            <w:tcBorders>
+              <w:top w:val="single" w:color="F0C9A8" w:sz="4"/>
+              <w:left w:val="single" w:color="F0C9A8" w:sz="4"/>
+              <w:bottom w:val="single" w:color="F0C9A8" w:sz="4"/>
+              <w:right w:val="single" w:color="F0C9A8" w:sz="4"/>
+            </w:tcBorders>
+            <w:tcMar>
+              <w:top w:type="dxa" w:w="80"/>
+              <w:left w:type="dxa" w:w="110"/>
+              <w:bottom w:type="dxa" w:w="80"/>
+              <w:right w:type="dxa" w:w="110"/>
+            </w:tcMar>
+          </w:tcPr>
+          <w:p>
+            <w:r>
+              <w:rPr>
+                <w:b/>
+                <w:bCs/>
+                <w:color w:val="222222"/>
+                <w:sz w:val="19"/>
+                <w:szCs w:val="19"/>
+              </w:rPr>
+              <w:t xml:space="preserve">Under the seal</w:t>
+            </w:r>
+          </w:p>
+        </w:tc>
+        <w:tc>
+          <w:tcPr>
+            <w:tcW w:type="dxa" w:w="6526"/>
+            <w:tcBorders>
+              <w:top w:val="single" w:color="F0C9A8" w:sz="4"/>
+              <w:left w:val="single" w:color="F0C9A8" w:sz="4"/>
+              <w:bottom w:val="single" w:color="F0C9A8" w:sz="4"/>
+              <w:right w:val="single" w:color="F0C9A8" w:sz="4"/>
+            </w:tcBorders>
+            <w:tcMar>
+              <w:top w:type="dxa" w:w="80"/>
+              <w:left w:type="dxa" w:w="110"/>
+              <w:bottom w:type="dxa" w:w="80"/>
+              <w:right w:type="dxa" w:w="110"/>
+            </w:tcMar>
+          </w:tcPr>
+          <w:p>
+            <w:r>
+              <w:rPr>
+                <w:b w:val="false"/>
+                <w:bCs w:val="false"/>
+                <w:color w:val="222222"/>
+                <w:sz w:val="19"/>
+                <w:szCs w:val="19"/>
+              </w:rPr>
+              <w:t xml:space="preserve">the tag’s line</w:t>
             </w:r>
           </w:p>
         </w:tc>

--- a/content/The-Sweet-Pick-Copy.docx
+++ b/content/The-Sweet-Pick-Copy.docx
@@ -8540,96 +8540,36 @@
                 <w:sz w:val="19"/>
                 <w:szCs w:val="19"/>
               </w:rPr>
-              <w:t xml:space="preserve">Links under the card</w:t>
-            </w:r>
-          </w:p>
-        </w:tc>
-        <w:tc>
-          <w:tcPr>
-            <w:tcW w:type="dxa" w:w="6526"/>
-            <w:tcBorders>
-              <w:top w:val="single" w:color="F0C9A8" w:sz="4"/>
-              <w:left w:val="single" w:color="F0C9A8" w:sz="4"/>
-              <w:bottom w:val="single" w:color="F0C9A8" w:sz="4"/>
-              <w:right w:val="single" w:color="F0C9A8" w:sz="4"/>
-            </w:tcBorders>
-            <w:tcMar>
-              <w:top w:type="dxa" w:w="80"/>
-              <w:left w:type="dxa" w:w="110"/>
-              <w:bottom w:type="dxa" w:w="80"/>
-              <w:right w:type="dxa" w:w="110"/>
-            </w:tcMar>
-          </w:tcPr>
-          <w:p>
-            <w:r>
-              <w:rPr>
-                <w:b w:val="false"/>
-                <w:bCs w:val="false"/>
-                <w:color w:val="222222"/>
-                <w:sz w:val="19"/>
-                <w:szCs w:val="19"/>
-              </w:rPr>
-              <w:t xml:space="preserve">Save image · WhatsApp · Copy message</w:t>
-            </w:r>
-          </w:p>
-        </w:tc>
-      </w:tr>
-      <w:tr>
-        <w:tc>
-          <w:tcPr>
-            <w:tcW w:type="dxa" w:w="2500"/>
-            <w:tcBorders>
-              <w:top w:val="single" w:color="F0C9A8" w:sz="4"/>
-              <w:left w:val="single" w:color="F0C9A8" w:sz="4"/>
-              <w:bottom w:val="single" w:color="F0C9A8" w:sz="4"/>
-              <w:right w:val="single" w:color="F0C9A8" w:sz="4"/>
-            </w:tcBorders>
-            <w:tcMar>
-              <w:top w:type="dxa" w:w="80"/>
-              <w:left w:type="dxa" w:w="110"/>
-              <w:bottom w:type="dxa" w:w="80"/>
-              <w:right w:type="dxa" w:w="110"/>
-            </w:tcMar>
-          </w:tcPr>
-          <w:p>
-            <w:r>
-              <w:rPr>
-                <w:b/>
-                <w:bCs/>
-                <w:color w:val="222222"/>
-                <w:sz w:val="19"/>
-                <w:szCs w:val="19"/>
-              </w:rPr>
-              <w:t xml:space="preserve">Toast after Copy message</w:t>
-            </w:r>
-          </w:p>
-        </w:tc>
-        <w:tc>
-          <w:tcPr>
-            <w:tcW w:type="dxa" w:w="6526"/>
-            <w:tcBorders>
-              <w:top w:val="single" w:color="F0C9A8" w:sz="4"/>
-              <w:left w:val="single" w:color="F0C9A8" w:sz="4"/>
-              <w:bottom w:val="single" w:color="F0C9A8" w:sz="4"/>
-              <w:right w:val="single" w:color="F0C9A8" w:sz="4"/>
-            </w:tcBorders>
-            <w:tcMar>
-              <w:top w:type="dxa" w:w="80"/>
-              <w:left w:type="dxa" w:w="110"/>
-              <w:bottom w:type="dxa" w:w="80"/>
-              <w:right w:type="dxa" w:w="110"/>
-            </w:tcMar>
-          </w:tcPr>
-          <w:p>
-            <w:r>
-              <w:rPr>
-                <w:b w:val="false"/>
-                <w:bCs w:val="false"/>
-                <w:color w:val="222222"/>
-                <w:sz w:val="19"/>
-                <w:szCs w:val="19"/>
-              </w:rPr>
-              <w:t xml:space="preserve">Message copied</w:t>
+              <w:t xml:space="preserve">Save link (under the card)</w:t>
+            </w:r>
+          </w:p>
+        </w:tc>
+        <w:tc>
+          <w:tcPr>
+            <w:tcW w:type="dxa" w:w="6526"/>
+            <w:tcBorders>
+              <w:top w:val="single" w:color="F0C9A8" w:sz="4"/>
+              <w:left w:val="single" w:color="F0C9A8" w:sz="4"/>
+              <w:bottom w:val="single" w:color="F0C9A8" w:sz="4"/>
+              <w:right w:val="single" w:color="F0C9A8" w:sz="4"/>
+            </w:tcBorders>
+            <w:tcMar>
+              <w:top w:type="dxa" w:w="80"/>
+              <w:left w:type="dxa" w:w="110"/>
+              <w:bottom w:type="dxa" w:w="80"/>
+              <w:right w:type="dxa" w:w="110"/>
+            </w:tcMar>
+          </w:tcPr>
+          <w:p>
+            <w:r>
+              <w:rPr>
+                <w:b w:val="false"/>
+                <w:bCs w:val="false"/>
+                <w:color w:val="222222"/>
+                <w:sz w:val="19"/>
+                <w:szCs w:val="19"/>
+              </w:rPr>
+              <w:t xml:space="preserve">Save image</w:t>
             </w:r>
           </w:p>
         </w:tc>

--- a/content/The-Sweet-Pick-Copy.docx
+++ b/content/The-Sweet-Pick-Copy.docx
@@ -9203,7 +9203,7 @@
                 <w:sz w:val="19"/>
                 <w:szCs w:val="19"/>
               </w:rPr>
-              <w:t xml:space="preserve">Sharp Shopper</w:t>
+              <w:t xml:space="preserve">Sweet Spotter</w:t>
             </w:r>
           </w:p>
         </w:tc>
@@ -9321,7 +9321,7 @@
                 <w:sz w:val="19"/>
                 <w:szCs w:val="19"/>
               </w:rPr>
-              <w:t xml:space="preserve">The season got you a little. It gets everyone.</w:t>
+              <w:t xml:space="preserve">The festive offers got the better of you this time. They get most of us.</w:t>
             </w:r>
           </w:p>
         </w:tc>

--- a/content/The-Sweet-Pick-Copy.docx
+++ b/content/The-Sweet-Pick-Copy.docx
@@ -9321,7 +9321,7 @@
                 <w:sz w:val="19"/>
                 <w:szCs w:val="19"/>
               </w:rPr>
-              <w:t xml:space="preserve">The festive offers got the better of you this time. They get most of us.</w:t>
+              <w:t xml:space="preserve">The festive offers got the better of you this time.</w:t>
             </w:r>
           </w:p>
         </w:tc>

--- a/content/The-Sweet-Pick-Copy.docx
+++ b/content/The-Sweet-Pick-Copy.docx
@@ -9775,7 +9775,7 @@
                 <w:sz w:val="19"/>
                 <w:szCs w:val="19"/>
               </w:rPr>
-              <w:t xml:space="preserve">The public link when the edition has one; otherwise: The Orange Book · Vol. 65 · ICICI Bank</w:t>
+              <w:t xml:space="preserve">The Orange Book · Vol. 65 · ICICI Bank</w:t>
             </w:r>
           </w:p>
         </w:tc>

--- a/content/The-Sweet-Pick-Copy.docx
+++ b/content/The-Sweet-Pick-Copy.docx
@@ -9686,96 +9686,96 @@
                 <w:sz w:val="19"/>
                 <w:szCs w:val="19"/>
               </w:rPr>
-              <w:t xml:space="preserve">Footer, line 1</w:t>
-            </w:r>
-          </w:p>
-        </w:tc>
-        <w:tc>
-          <w:tcPr>
-            <w:tcW w:type="dxa" w:w="6526"/>
-            <w:tcBorders>
-              <w:top w:val="single" w:color="F0C9A8" w:sz="4"/>
-              <w:left w:val="single" w:color="F0C9A8" w:sz="4"/>
-              <w:bottom w:val="single" w:color="F0C9A8" w:sz="4"/>
-              <w:right w:val="single" w:color="F0C9A8" w:sz="4"/>
-            </w:tcBorders>
-            <w:tcMar>
-              <w:top w:type="dxa" w:w="80"/>
-              <w:left w:type="dxa" w:w="110"/>
-              <w:bottom w:type="dxa" w:w="80"/>
-              <w:right w:type="dxa" w:w="110"/>
-            </w:tcMar>
-          </w:tcPr>
-          <w:p>
-            <w:r>
-              <w:rPr>
-                <w:b w:val="false"/>
-                <w:bCs w:val="false"/>
-                <w:color w:val="222222"/>
-                <w:sz w:val="19"/>
-                <w:szCs w:val="19"/>
-              </w:rPr>
-              <w:t xml:space="preserve">Can you spot the festive tricks?</w:t>
-            </w:r>
-          </w:p>
-        </w:tc>
-      </w:tr>
-      <w:tr>
-        <w:tc>
-          <w:tcPr>
-            <w:tcW w:type="dxa" w:w="2500"/>
-            <w:tcBorders>
-              <w:top w:val="single" w:color="F0C9A8" w:sz="4"/>
-              <w:left w:val="single" w:color="F0C9A8" w:sz="4"/>
-              <w:bottom w:val="single" w:color="F0C9A8" w:sz="4"/>
-              <w:right w:val="single" w:color="F0C9A8" w:sz="4"/>
-            </w:tcBorders>
-            <w:tcMar>
-              <w:top w:type="dxa" w:w="80"/>
-              <w:left w:type="dxa" w:w="110"/>
-              <w:bottom w:type="dxa" w:w="80"/>
-              <w:right w:type="dxa" w:w="110"/>
-            </w:tcMar>
-          </w:tcPr>
-          <w:p>
-            <w:r>
-              <w:rPr>
-                <w:b/>
-                <w:bCs/>
-                <w:color w:val="222222"/>
-                <w:sz w:val="19"/>
-                <w:szCs w:val="19"/>
-              </w:rPr>
-              <w:t xml:space="preserve">Footer, line 2</w:t>
-            </w:r>
-          </w:p>
-        </w:tc>
-        <w:tc>
-          <w:tcPr>
-            <w:tcW w:type="dxa" w:w="6526"/>
-            <w:tcBorders>
-              <w:top w:val="single" w:color="F0C9A8" w:sz="4"/>
-              <w:left w:val="single" w:color="F0C9A8" w:sz="4"/>
-              <w:bottom w:val="single" w:color="F0C9A8" w:sz="4"/>
-              <w:right w:val="single" w:color="F0C9A8" w:sz="4"/>
-            </w:tcBorders>
-            <w:tcMar>
-              <w:top w:type="dxa" w:w="80"/>
-              <w:left w:type="dxa" w:w="110"/>
-              <w:bottom w:type="dxa" w:w="80"/>
-              <w:right w:type="dxa" w:w="110"/>
-            </w:tcMar>
-          </w:tcPr>
-          <w:p>
-            <w:r>
-              <w:rPr>
-                <w:b w:val="false"/>
-                <w:bCs w:val="false"/>
-                <w:color w:val="222222"/>
-                <w:sz w:val="19"/>
-                <w:szCs w:val="19"/>
-              </w:rPr>
-              <w:t xml:space="preserve">The Orange Book · Vol. 65 · ICICI Bank</w:t>
+              <w:t xml:space="preserve">Footer, wordmark</w:t>
+            </w:r>
+          </w:p>
+        </w:tc>
+        <w:tc>
+          <w:tcPr>
+            <w:tcW w:type="dxa" w:w="6526"/>
+            <w:tcBorders>
+              <w:top w:val="single" w:color="F0C9A8" w:sz="4"/>
+              <w:left w:val="single" w:color="F0C9A8" w:sz="4"/>
+              <w:bottom w:val="single" w:color="F0C9A8" w:sz="4"/>
+              <w:right w:val="single" w:color="F0C9A8" w:sz="4"/>
+            </w:tcBorders>
+            <w:tcMar>
+              <w:top w:type="dxa" w:w="80"/>
+              <w:left w:type="dxa" w:w="110"/>
+              <w:bottom w:type="dxa" w:w="80"/>
+              <w:right w:type="dxa" w:w="110"/>
+            </w:tcMar>
+          </w:tcPr>
+          <w:p>
+            <w:r>
+              <w:rPr>
+                <w:b w:val="false"/>
+                <w:bCs w:val="false"/>
+                <w:color w:val="222222"/>
+                <w:sz w:val="19"/>
+                <w:szCs w:val="19"/>
+              </w:rPr>
+              <w:t xml:space="preserve">THE / ORANGE BOOK (set as on the cover)</w:t>
+            </w:r>
+          </w:p>
+        </w:tc>
+      </w:tr>
+      <w:tr>
+        <w:tc>
+          <w:tcPr>
+            <w:tcW w:type="dxa" w:w="2500"/>
+            <w:tcBorders>
+              <w:top w:val="single" w:color="F0C9A8" w:sz="4"/>
+              <w:left w:val="single" w:color="F0C9A8" w:sz="4"/>
+              <w:bottom w:val="single" w:color="F0C9A8" w:sz="4"/>
+              <w:right w:val="single" w:color="F0C9A8" w:sz="4"/>
+            </w:tcBorders>
+            <w:tcMar>
+              <w:top w:type="dxa" w:w="80"/>
+              <w:left w:type="dxa" w:w="110"/>
+              <w:bottom w:type="dxa" w:w="80"/>
+              <w:right w:type="dxa" w:w="110"/>
+            </w:tcMar>
+          </w:tcPr>
+          <w:p>
+            <w:r>
+              <w:rPr>
+                <w:b/>
+                <w:bCs/>
+                <w:color w:val="222222"/>
+                <w:sz w:val="19"/>
+                <w:szCs w:val="19"/>
+              </w:rPr>
+              <w:t xml:space="preserve">Footer, line under it</w:t>
+            </w:r>
+          </w:p>
+        </w:tc>
+        <w:tc>
+          <w:tcPr>
+            <w:tcW w:type="dxa" w:w="6526"/>
+            <w:tcBorders>
+              <w:top w:val="single" w:color="F0C9A8" w:sz="4"/>
+              <w:left w:val="single" w:color="F0C9A8" w:sz="4"/>
+              <w:bottom w:val="single" w:color="F0C9A8" w:sz="4"/>
+              <w:right w:val="single" w:color="F0C9A8" w:sz="4"/>
+            </w:tcBorders>
+            <w:tcMar>
+              <w:top w:type="dxa" w:w="80"/>
+              <w:left w:type="dxa" w:w="110"/>
+              <w:bottom w:type="dxa" w:w="80"/>
+              <w:right w:type="dxa" w:w="110"/>
+            </w:tcMar>
+          </w:tcPr>
+          <w:p>
+            <w:r>
+              <w:rPr>
+                <w:b w:val="false"/>
+                <w:bCs w:val="false"/>
+                <w:color w:val="222222"/>
+                <w:sz w:val="19"/>
+                <w:szCs w:val="19"/>
+              </w:rPr>
+              <w:t xml:space="preserve">Vol. 65 · ICICI Bank</w:t>
             </w:r>
           </w:p>
         </w:tc>

--- a/content/The-Sweet-Pick-Copy.docx
+++ b/content/The-Sweet-Pick-Copy.docx
@@ -2642,7 +2642,7 @@
                 <w:sz w:val="19"/>
                 <w:szCs w:val="19"/>
               </w:rPr>
-              <w:t xml:space="preserve">Festive week, and the neighbours have already sent a box over. Now it is your turn, and the shop has its sale board out.</w:t>
+              <w:t xml:space="preserve">You’re hosting a Diwali get-together at home and are picking up mithai for your guests.</w:t>
             </w:r>
           </w:p>
         </w:tc>
@@ -3731,7 +3731,7 @@
                 <w:sz w:val="19"/>
                 <w:szCs w:val="19"/>
               </w:rPr>
-              <w:t xml:space="preserve">The cousins are over for the celebrations. One box has to go around the whole room.</w:t>
+              <w:t xml:space="preserve">You’re visiting family during the festive season and decide to take some mithai along.</w:t>
             </w:r>
           </w:p>
         </w:tc>
@@ -4820,7 +4820,7 @@
                 <w:sz w:val="19"/>
                 <w:szCs w:val="19"/>
               </w:rPr>
-              <w:t xml:space="preserve">Your turn to bring the festive box for the office. Whatever you carry in will be noticed.</w:t>
+              <w:t xml:space="preserve">Your team is celebrating Diwali at work and you’ve been asked to bring mithai for everyone.</w:t>
             </w:r>
           </w:p>
         </w:tc>
@@ -5909,7 +5909,7 @@
                 <w:sz w:val="19"/>
                 <w:szCs w:val="19"/>
               </w:rPr>
-              <w:t xml:space="preserve">The evening before the big day. The shelves are thinning and the queue behind you is growing.</w:t>
+              <w:t xml:space="preserve">You’re meeting a few friends for a festive evening and want to pick up some mithai on the way.</w:t>
             </w:r>
           </w:p>
         </w:tc>
@@ -6998,7 +6998,7 @@
                 <w:sz w:val="19"/>
                 <w:szCs w:val="19"/>
               </w:rPr>
-              <w:t xml:space="preserve">A box for your parents. Your father has been told to watch his sugar, so this year you are reading labels.</w:t>
+              <w:t xml:space="preserve">You’re heading to a Diwali celebration and stop by a mithai shop before you go.</w:t>
             </w:r>
           </w:p>
         </w:tc>

--- a/content/The-Sweet-Pick-Copy.docx
+++ b/content/The-Sweet-Pick-Copy.docx
@@ -551,7 +551,7 @@
                 <w:sz w:val="19"/>
                 <w:szCs w:val="19"/>
               </w:rPr>
-              <w:t xml:space="preserve">Home · Which box would you pick? · Small, medium or large? · Everyone’s picking one of these. · Better hurry — one left. · Read the label again. · Feedback · Read all editions</w:t>
+              <w:t xml:space="preserve">Home · Which box would you pick? · Small, medium or large? · Traditional, fusion or dry fruit? · Three boxes, one to buy. · Two boxes, two labels. · Feedback · Read all editions</w:t>
             </w:r>
           </w:p>
         </w:tc>
@@ -4760,7 +4760,7 @@
                 <w:sz w:val="19"/>
                 <w:szCs w:val="19"/>
               </w:rPr>
-              <w:t xml:space="preserve">Everyone’s picking one of these.</w:t>
+              <w:t xml:space="preserve">Traditional, fusion or dry fruit?</w:t>
             </w:r>
           </w:p>
         </w:tc>
@@ -5849,7 +5849,7 @@
                 <w:sz w:val="19"/>
                 <w:szCs w:val="19"/>
               </w:rPr>
-              <w:t xml:space="preserve">Better hurry — one left.</w:t>
+              <w:t xml:space="preserve">Three boxes, one to buy.</w:t>
             </w:r>
           </w:p>
         </w:tc>
@@ -6938,7 +6938,7 @@
                 <w:sz w:val="19"/>
                 <w:szCs w:val="19"/>
               </w:rPr>
-              <w:t xml:space="preserve">Read the label again.</w:t>
+              <w:t xml:space="preserve">Two boxes, two labels.</w:t>
             </w:r>
           </w:p>
         </w:tc>

--- a/content/The-Sweet-Pick-Copy.docx
+++ b/content/The-Sweet-Pick-Copy.docx
@@ -2642,7 +2642,7 @@
                 <w:sz w:val="19"/>
                 <w:szCs w:val="19"/>
               </w:rPr>
-              <w:t xml:space="preserve">You’re hosting a Diwali get-together at home and are picking up mithai for your guests.</w:t>
+              <w:t xml:space="preserve">You’re hosting a festive get-together at home and are picking up mithai for your guests.</w:t>
             </w:r>
           </w:p>
         </w:tc>
@@ -4820,7 +4820,7 @@
                 <w:sz w:val="19"/>
                 <w:szCs w:val="19"/>
               </w:rPr>
-              <w:t xml:space="preserve">Your team is celebrating Diwali at work and you’ve been asked to bring mithai for everyone.</w:t>
+              <w:t xml:space="preserve">Your team is celebrating at work this festive season and you’ve been asked to bring mithai for everyone.</w:t>
             </w:r>
           </w:p>
         </w:tc>
@@ -6998,7 +6998,7 @@
                 <w:sz w:val="19"/>
                 <w:szCs w:val="19"/>
               </w:rPr>
-              <w:t xml:space="preserve">You’re heading to a Diwali celebration and stop by a mithai shop before you go.</w:t>
+              <w:t xml:space="preserve">You’re heading to a celebration this festive season and stop by a mithai shop before you go.</w:t>
             </w:r>
           </w:p>
         </w:tc>

--- a/content/The-Sweet-Pick-Copy.docx
+++ b/content/The-Sweet-Pick-Copy.docx
@@ -3459,7 +3459,7 @@
                 <w:sz w:val="19"/>
                 <w:szCs w:val="19"/>
               </w:rPr>
-              <w:t xml:space="preserve">₹1,000 struck through, ₹750</w:t>
+              <w:t xml:space="preserve">MRP ₹1,000 struck through, ₹750, with a 25% OFF flash</w:t>
             </w:r>
           </w:p>
         </w:tc>

--- a/content/The-Sweet-Pick-Copy.docx
+++ b/content/The-Sweet-Pick-Copy.docx
@@ -2642,7 +2642,7 @@
                 <w:sz w:val="19"/>
                 <w:szCs w:val="19"/>
               </w:rPr>
-              <w:t xml:space="preserve">You’re hosting a festive get-together at home and are picking up mithai for your guests.</w:t>
+              <w:t xml:space="preserve">You’re hosting a Diwali get-together at home and are picking up mithai for your guests.</w:t>
             </w:r>
           </w:p>
         </w:tc>
@@ -4820,7 +4820,7 @@
                 <w:sz w:val="19"/>
                 <w:szCs w:val="19"/>
               </w:rPr>
-              <w:t xml:space="preserve">Your team is celebrating at work this festive season and you’ve been asked to bring mithai for everyone.</w:t>
+              <w:t xml:space="preserve">Your team is celebrating Diwali at work and you’ve been asked to bring mithai for everyone.</w:t>
             </w:r>
           </w:p>
         </w:tc>
@@ -6998,7 +6998,7 @@
                 <w:sz w:val="19"/>
                 <w:szCs w:val="19"/>
               </w:rPr>
-              <w:t xml:space="preserve">You’re heading to a celebration this festive season and stop by a mithai shop before you go.</w:t>
+              <w:t xml:space="preserve">You’re heading to a Diwali celebration and stop by a mithai shop before you go.</w:t>
             </w:r>
           </w:p>
         </w:tc>

--- a/content/The-Sweet-Pick-Copy.docx
+++ b/content/The-Sweet-Pick-Copy.docx
@@ -2642,7 +2642,7 @@
                 <w:sz w:val="19"/>
                 <w:szCs w:val="19"/>
               </w:rPr>
-              <w:t xml:space="preserve">You’re hosting a Diwali get-together at home and are picking up mithai for your guests.</w:t>
+              <w:t xml:space="preserve">Festive week, and the neighbours have already sent a box over. Now it is your turn, and the shop has its sale board out.</w:t>
             </w:r>
           </w:p>
         </w:tc>
@@ -3731,7 +3731,7 @@
                 <w:sz w:val="19"/>
                 <w:szCs w:val="19"/>
               </w:rPr>
-              <w:t xml:space="preserve">You’re visiting family during the festive season and decide to take some mithai along.</w:t>
+              <w:t xml:space="preserve">The cousins are over for the celebrations. One box has to go around the whole room.</w:t>
             </w:r>
           </w:p>
         </w:tc>
@@ -4820,7 +4820,7 @@
                 <w:sz w:val="19"/>
                 <w:szCs w:val="19"/>
               </w:rPr>
-              <w:t xml:space="preserve">Your team is celebrating Diwali at work and you’ve been asked to bring mithai for everyone.</w:t>
+              <w:t xml:space="preserve">Your turn to bring the festive box for the office. Whatever you carry in will be noticed.</w:t>
             </w:r>
           </w:p>
         </w:tc>
@@ -5909,7 +5909,7 @@
                 <w:sz w:val="19"/>
                 <w:szCs w:val="19"/>
               </w:rPr>
-              <w:t xml:space="preserve">You’re meeting a few friends for a festive evening and want to pick up some mithai on the way.</w:t>
+              <w:t xml:space="preserve">The evening before the big day. The shelves are thinning and the queue behind you is growing.</w:t>
             </w:r>
           </w:p>
         </w:tc>
@@ -6998,7 +6998,7 @@
                 <w:sz w:val="19"/>
                 <w:szCs w:val="19"/>
               </w:rPr>
-              <w:t xml:space="preserve">You’re heading to a Diwali celebration and stop by a mithai shop before you go.</w:t>
+              <w:t xml:space="preserve">A box for your parents. Your father has been told to watch his sugar, so this year you are reading labels.</w:t>
             </w:r>
           </w:p>
         </w:tc>

--- a/content/The-Sweet-Pick-Copy.docx
+++ b/content/The-Sweet-Pick-Copy.docx
@@ -222,66 +222,6 @@
                 <w:sz w:val="19"/>
                 <w:szCs w:val="19"/>
               </w:rPr>
-              <w:t xml:space="preserve">Masthead (header, every page)</w:t>
-            </w:r>
-          </w:p>
-        </w:tc>
-        <w:tc>
-          <w:tcPr>
-            <w:tcW w:type="dxa" w:w="6526"/>
-            <w:tcBorders>
-              <w:top w:val="single" w:color="F0C9A8" w:sz="4"/>
-              <w:left w:val="single" w:color="F0C9A8" w:sz="4"/>
-              <w:bottom w:val="single" w:color="F0C9A8" w:sz="4"/>
-              <w:right w:val="single" w:color="F0C9A8" w:sz="4"/>
-            </w:tcBorders>
-            <w:tcMar>
-              <w:top w:type="dxa" w:w="80"/>
-              <w:left w:type="dxa" w:w="110"/>
-              <w:bottom w:type="dxa" w:w="80"/>
-              <w:right w:type="dxa" w:w="110"/>
-            </w:tcMar>
-          </w:tcPr>
-          <w:p>
-            <w:r>
-              <w:rPr>
-                <w:b w:val="false"/>
-                <w:bCs w:val="false"/>
-                <w:color w:val="222222"/>
-                <w:sz w:val="19"/>
-                <w:szCs w:val="19"/>
-              </w:rPr>
-              <w:t xml:space="preserve">OCTOBER 2026 | VOL. 65</w:t>
-            </w:r>
-          </w:p>
-        </w:tc>
-      </w:tr>
-      <w:tr>
-        <w:tc>
-          <w:tcPr>
-            <w:tcW w:type="dxa" w:w="2500"/>
-            <w:tcBorders>
-              <w:top w:val="single" w:color="F0C9A8" w:sz="4"/>
-              <w:left w:val="single" w:color="F0C9A8" w:sz="4"/>
-              <w:bottom w:val="single" w:color="F0C9A8" w:sz="4"/>
-              <w:right w:val="single" w:color="F0C9A8" w:sz="4"/>
-            </w:tcBorders>
-            <w:tcMar>
-              <w:top w:type="dxa" w:w="80"/>
-              <w:left w:type="dxa" w:w="110"/>
-              <w:bottom w:type="dxa" w:w="80"/>
-              <w:right w:type="dxa" w:w="110"/>
-            </w:tcMar>
-          </w:tcPr>
-          <w:p>
-            <w:r>
-              <w:rPr>
-                <w:b/>
-                <w:bCs/>
-                <w:color w:val="222222"/>
-                <w:sz w:val="19"/>
-                <w:szCs w:val="19"/>
-              </w:rPr>
               <w:t xml:space="preserve">Band, right side</w:t>
             </w:r>
           </w:p>
@@ -626,22 +566,7 @@
         <w:rPr>
           <w:color w:val="F06423"/>
         </w:rPr>
-        <w:t xml:space="preserve">2. First-visit note</w:t>
-      </w:r>
-    </w:p>
-    <w:p>
-      <w:pPr>
-        <w:spacing w:after="120"/>
-      </w:pPr>
-      <w:r>
-        <w:rPr>
-          <w:i/>
-          <w:iCs/>
-          <w:color w:val="222222"/>
-          <w:sz w:val="20"/>
-          <w:szCs w:val="20"/>
-        </w:rPr>
-        <w:t xml:space="preserve">Shown once, over the title screen.</w:t>
+        <w:t xml:space="preserve">2. Title screen (main menu)</w:t>
       </w:r>
     </w:p>
     <w:tbl>
@@ -690,7 +615,7 @@
                 <w:sz w:val="19"/>
                 <w:szCs w:val="19"/>
               </w:rPr>
-              <w:t xml:space="preserve">Part</w:t>
+              <w:t xml:space="preserve">Element</w:t>
             </w:r>
           </w:p>
         </w:tc>
@@ -751,67 +676,127 @@
                 <w:sz w:val="19"/>
                 <w:szCs w:val="19"/>
               </w:rPr>
-              <w:t xml:space="preserve">Kicker</w:t>
-            </w:r>
-          </w:p>
-        </w:tc>
-        <w:tc>
-          <w:tcPr>
-            <w:tcW w:type="dxa" w:w="6526"/>
-            <w:tcBorders>
-              <w:top w:val="single" w:color="F0C9A8" w:sz="4"/>
-              <w:left w:val="single" w:color="F0C9A8" w:sz="4"/>
-              <w:bottom w:val="single" w:color="F0C9A8" w:sz="4"/>
-              <w:right w:val="single" w:color="F0C9A8" w:sz="4"/>
-            </w:tcBorders>
-            <w:tcMar>
-              <w:top w:type="dxa" w:w="80"/>
-              <w:left w:type="dxa" w:w="110"/>
-              <w:bottom w:type="dxa" w:w="80"/>
-              <w:right w:type="dxa" w:w="110"/>
-            </w:tcMar>
-          </w:tcPr>
-          <w:p>
-            <w:r>
-              <w:rPr>
-                <w:b w:val="false"/>
-                <w:bCs w:val="false"/>
-                <w:color w:val="222222"/>
-                <w:sz w:val="19"/>
-                <w:szCs w:val="19"/>
-              </w:rPr>
-              <w:t xml:space="preserve">Interactive edition · Vol. 65</w:t>
-            </w:r>
-          </w:p>
-        </w:tc>
-      </w:tr>
-      <w:tr>
-        <w:tc>
-          <w:tcPr>
-            <w:tcW w:type="dxa" w:w="2500"/>
-            <w:tcBorders>
-              <w:top w:val="single" w:color="F0C9A8" w:sz="4"/>
-              <w:left w:val="single" w:color="F0C9A8" w:sz="4"/>
-              <w:bottom w:val="single" w:color="F0C9A8" w:sz="4"/>
-              <w:right w:val="single" w:color="F0C9A8" w:sz="4"/>
-            </w:tcBorders>
-            <w:tcMar>
-              <w:top w:type="dxa" w:w="80"/>
-              <w:left w:type="dxa" w:w="110"/>
-              <w:bottom w:type="dxa" w:w="80"/>
-              <w:right w:type="dxa" w:w="110"/>
-            </w:tcMar>
-          </w:tcPr>
-          <w:p>
-            <w:r>
-              <w:rPr>
-                <w:b/>
-                <w:bCs/>
-                <w:color w:val="222222"/>
-                <w:sz w:val="19"/>
-                <w:szCs w:val="19"/>
-              </w:rPr>
-              <w:t xml:space="preserve">Heading</w:t>
+              <w:t xml:space="preserve">Lockup</w:t>
+            </w:r>
+          </w:p>
+        </w:tc>
+        <w:tc>
+          <w:tcPr>
+            <w:tcW w:type="dxa" w:w="6526"/>
+            <w:tcBorders>
+              <w:top w:val="single" w:color="F0C9A8" w:sz="4"/>
+              <w:left w:val="single" w:color="F0C9A8" w:sz="4"/>
+              <w:bottom w:val="single" w:color="F0C9A8" w:sz="4"/>
+              <w:right w:val="single" w:color="F0C9A8" w:sz="4"/>
+            </w:tcBorders>
+            <w:tcMar>
+              <w:top w:type="dxa" w:w="80"/>
+              <w:left w:type="dxa" w:w="110"/>
+              <w:bottom w:type="dxa" w:w="80"/>
+              <w:right w:type="dxa" w:w="110"/>
+            </w:tcMar>
+          </w:tcPr>
+          <w:p>
+            <w:r>
+              <w:rPr>
+                <w:b w:val="false"/>
+                <w:bCs w:val="false"/>
+                <w:color w:val="222222"/>
+                <w:sz w:val="19"/>
+                <w:szCs w:val="19"/>
+              </w:rPr>
+              <w:t xml:space="preserve">The / Orange / Book</w:t>
+            </w:r>
+          </w:p>
+        </w:tc>
+      </w:tr>
+      <w:tr>
+        <w:tc>
+          <w:tcPr>
+            <w:tcW w:type="dxa" w:w="2500"/>
+            <w:tcBorders>
+              <w:top w:val="single" w:color="F0C9A8" w:sz="4"/>
+              <w:left w:val="single" w:color="F0C9A8" w:sz="4"/>
+              <w:bottom w:val="single" w:color="F0C9A8" w:sz="4"/>
+              <w:right w:val="single" w:color="F0C9A8" w:sz="4"/>
+            </w:tcBorders>
+            <w:tcMar>
+              <w:top w:type="dxa" w:w="80"/>
+              <w:left w:type="dxa" w:w="110"/>
+              <w:bottom w:type="dxa" w:w="80"/>
+              <w:right w:type="dxa" w:w="110"/>
+            </w:tcMar>
+          </w:tcPr>
+          <w:p>
+            <w:r>
+              <w:rPr>
+                <w:b/>
+                <w:bCs/>
+                <w:color w:val="222222"/>
+                <w:sz w:val="19"/>
+                <w:szCs w:val="19"/>
+              </w:rPr>
+              <w:t xml:space="preserve">Title</w:t>
+            </w:r>
+          </w:p>
+        </w:tc>
+        <w:tc>
+          <w:tcPr>
+            <w:tcW w:type="dxa" w:w="6526"/>
+            <w:tcBorders>
+              <w:top w:val="single" w:color="F0C9A8" w:sz="4"/>
+              <w:left w:val="single" w:color="F0C9A8" w:sz="4"/>
+              <w:bottom w:val="single" w:color="F0C9A8" w:sz="4"/>
+              <w:right w:val="single" w:color="F0C9A8" w:sz="4"/>
+            </w:tcBorders>
+            <w:tcMar>
+              <w:top w:type="dxa" w:w="80"/>
+              <w:left w:type="dxa" w:w="110"/>
+              <w:bottom w:type="dxa" w:w="80"/>
+              <w:right w:type="dxa" w:w="110"/>
+            </w:tcMar>
+          </w:tcPr>
+          <w:p>
+            <w:r>
+              <w:rPr>
+                <w:b w:val="false"/>
+                <w:bCs w:val="false"/>
+                <w:color w:val="222222"/>
+                <w:sz w:val="19"/>
+                <w:szCs w:val="19"/>
+              </w:rPr>
+              <w:t xml:space="preserve">The Sweet Pick</w:t>
+            </w:r>
+          </w:p>
+        </w:tc>
+      </w:tr>
+      <w:tr>
+        <w:tc>
+          <w:tcPr>
+            <w:tcW w:type="dxa" w:w="2500"/>
+            <w:tcBorders>
+              <w:top w:val="single" w:color="F0C9A8" w:sz="4"/>
+              <w:left w:val="single" w:color="F0C9A8" w:sz="4"/>
+              <w:bottom w:val="single" w:color="F0C9A8" w:sz="4"/>
+              <w:right w:val="single" w:color="F0C9A8" w:sz="4"/>
+            </w:tcBorders>
+            <w:tcMar>
+              <w:top w:type="dxa" w:w="80"/>
+              <w:left w:type="dxa" w:w="110"/>
+              <w:bottom w:type="dxa" w:w="80"/>
+              <w:right w:type="dxa" w:w="110"/>
+            </w:tcMar>
+          </w:tcPr>
+          <w:p>
+            <w:r>
+              <w:rPr>
+                <w:b/>
+                <w:bCs/>
+                <w:color w:val="222222"/>
+                <w:sz w:val="19"/>
+                <w:szCs w:val="19"/>
+              </w:rPr>
+              <w:t xml:space="preserve">Tagline (under the box, above the button)</w:t>
             </w:r>
           </w:p>
         </w:tc>
@@ -871,96 +856,336 @@
                 <w:sz w:val="19"/>
                 <w:szCs w:val="19"/>
               </w:rPr>
-              <w:t xml:space="preserve">Body</w:t>
-            </w:r>
-          </w:p>
-        </w:tc>
-        <w:tc>
-          <w:tcPr>
-            <w:tcW w:type="dxa" w:w="6526"/>
-            <w:tcBorders>
-              <w:top w:val="single" w:color="F0C9A8" w:sz="4"/>
-              <w:left w:val="single" w:color="F0C9A8" w:sz="4"/>
-              <w:bottom w:val="single" w:color="F0C9A8" w:sz="4"/>
-              <w:right w:val="single" w:color="F0C9A8" w:sz="4"/>
-            </w:tcBorders>
-            <w:tcMar>
-              <w:top w:type="dxa" w:w="80"/>
-              <w:left w:type="dxa" w:w="110"/>
-              <w:bottom w:type="dxa" w:w="80"/>
-              <w:right w:type="dxa" w:w="110"/>
-            </w:tcMar>
-          </w:tcPr>
-          <w:p>
-            <w:r>
-              <w:rPr>
-                <w:b w:val="false"/>
-                <w:bCs w:val="false"/>
-                <w:color w:val="222222"/>
-                <w:sz w:val="19"/>
-                <w:szCs w:val="19"/>
-              </w:rPr>
-              <w:t xml:space="preserve">Some money lessons are better when experienced. This festive season, The Orange Book takes an interactive approach to explore the choices we make with our money.</w:t>
-            </w:r>
-          </w:p>
-        </w:tc>
-      </w:tr>
-      <w:tr>
-        <w:tc>
-          <w:tcPr>
-            <w:tcW w:type="dxa" w:w="2500"/>
-            <w:tcBorders>
-              <w:top w:val="single" w:color="F0C9A8" w:sz="4"/>
-              <w:left w:val="single" w:color="F0C9A8" w:sz="4"/>
-              <w:bottom w:val="single" w:color="F0C9A8" w:sz="4"/>
-              <w:right w:val="single" w:color="F0C9A8" w:sz="4"/>
-            </w:tcBorders>
-            <w:tcMar>
-              <w:top w:type="dxa" w:w="80"/>
-              <w:left w:type="dxa" w:w="110"/>
-              <w:bottom w:type="dxa" w:w="80"/>
-              <w:right w:type="dxa" w:w="110"/>
-            </w:tcMar>
-          </w:tcPr>
-          <w:p>
-            <w:r>
-              <w:rPr>
-                <w:b/>
-                <w:bCs/>
-                <w:color w:val="222222"/>
-                <w:sz w:val="19"/>
-                <w:szCs w:val="19"/>
-              </w:rPr>
-              <w:t xml:space="preserve">Button</w:t>
-            </w:r>
-          </w:p>
-        </w:tc>
-        <w:tc>
-          <w:tcPr>
-            <w:tcW w:type="dxa" w:w="6526"/>
-            <w:tcBorders>
-              <w:top w:val="single" w:color="F0C9A8" w:sz="4"/>
-              <w:left w:val="single" w:color="F0C9A8" w:sz="4"/>
-              <w:bottom w:val="single" w:color="F0C9A8" w:sz="4"/>
-              <w:right w:val="single" w:color="F0C9A8" w:sz="4"/>
-            </w:tcBorders>
-            <w:tcMar>
-              <w:top w:type="dxa" w:w="80"/>
-              <w:left w:type="dxa" w:w="110"/>
-              <w:bottom w:type="dxa" w:w="80"/>
-              <w:right w:type="dxa" w:w="110"/>
-            </w:tcMar>
-          </w:tcPr>
-          <w:p>
-            <w:r>
-              <w:rPr>
-                <w:b w:val="false"/>
-                <w:bCs w:val="false"/>
-                <w:color w:val="222222"/>
-                <w:sz w:val="19"/>
-                <w:szCs w:val="19"/>
-              </w:rPr>
-              <w:t xml:space="preserve">Continue</w:t>
+              <w:t xml:space="preserve">Menu, first visit</w:t>
+            </w:r>
+          </w:p>
+        </w:tc>
+        <w:tc>
+          <w:tcPr>
+            <w:tcW w:type="dxa" w:w="6526"/>
+            <w:tcBorders>
+              <w:top w:val="single" w:color="F0C9A8" w:sz="4"/>
+              <w:left w:val="single" w:color="F0C9A8" w:sz="4"/>
+              <w:bottom w:val="single" w:color="F0C9A8" w:sz="4"/>
+              <w:right w:val="single" w:color="F0C9A8" w:sz="4"/>
+            </w:tcBorders>
+            <w:tcMar>
+              <w:top w:type="dxa" w:w="80"/>
+              <w:left w:type="dxa" w:w="110"/>
+              <w:bottom w:type="dxa" w:w="80"/>
+              <w:right w:type="dxa" w:w="110"/>
+            </w:tcMar>
+          </w:tcPr>
+          <w:p>
+            <w:r>
+              <w:rPr>
+                <w:b w:val="false"/>
+                <w:bCs w:val="false"/>
+                <w:color w:val="222222"/>
+                <w:sz w:val="19"/>
+                <w:szCs w:val="19"/>
+              </w:rPr>
+              <w:t xml:space="preserve">Play</w:t>
+            </w:r>
+          </w:p>
+        </w:tc>
+      </w:tr>
+      <w:tr>
+        <w:tc>
+          <w:tcPr>
+            <w:tcW w:type="dxa" w:w="2500"/>
+            <w:tcBorders>
+              <w:top w:val="single" w:color="F0C9A8" w:sz="4"/>
+              <w:left w:val="single" w:color="F0C9A8" w:sz="4"/>
+              <w:bottom w:val="single" w:color="F0C9A8" w:sz="4"/>
+              <w:right w:val="single" w:color="F0C9A8" w:sz="4"/>
+            </w:tcBorders>
+            <w:tcMar>
+              <w:top w:type="dxa" w:w="80"/>
+              <w:left w:type="dxa" w:w="110"/>
+              <w:bottom w:type="dxa" w:w="80"/>
+              <w:right w:type="dxa" w:w="110"/>
+            </w:tcMar>
+          </w:tcPr>
+          <w:p>
+            <w:r>
+              <w:rPr>
+                <w:b/>
+                <w:bCs/>
+                <w:color w:val="222222"/>
+                <w:sz w:val="19"/>
+                <w:szCs w:val="19"/>
+              </w:rPr>
+              <w:t xml:space="preserve">Menu, game in progress</w:t>
+            </w:r>
+          </w:p>
+        </w:tc>
+        <w:tc>
+          <w:tcPr>
+            <w:tcW w:type="dxa" w:w="6526"/>
+            <w:tcBorders>
+              <w:top w:val="single" w:color="F0C9A8" w:sz="4"/>
+              <w:left w:val="single" w:color="F0C9A8" w:sz="4"/>
+              <w:bottom w:val="single" w:color="F0C9A8" w:sz="4"/>
+              <w:right w:val="single" w:color="F0C9A8" w:sz="4"/>
+            </w:tcBorders>
+            <w:tcMar>
+              <w:top w:type="dxa" w:w="80"/>
+              <w:left w:type="dxa" w:w="110"/>
+              <w:bottom w:type="dxa" w:w="80"/>
+              <w:right w:type="dxa" w:w="110"/>
+            </w:tcMar>
+          </w:tcPr>
+          <w:p>
+            <w:r>
+              <w:rPr>
+                <w:b w:val="false"/>
+                <w:bCs w:val="false"/>
+                <w:color w:val="222222"/>
+                <w:sz w:val="19"/>
+                <w:szCs w:val="19"/>
+              </w:rPr>
+              <w:t xml:space="preserve">Continue — Pick {N} of 5 · New game</w:t>
+            </w:r>
+          </w:p>
+        </w:tc>
+      </w:tr>
+      <w:tr>
+        <w:tc>
+          <w:tcPr>
+            <w:tcW w:type="dxa" w:w="2500"/>
+            <w:tcBorders>
+              <w:top w:val="single" w:color="F0C9A8" w:sz="4"/>
+              <w:left w:val="single" w:color="F0C9A8" w:sz="4"/>
+              <w:bottom w:val="single" w:color="F0C9A8" w:sz="4"/>
+              <w:right w:val="single" w:color="F0C9A8" w:sz="4"/>
+            </w:tcBorders>
+            <w:tcMar>
+              <w:top w:type="dxa" w:w="80"/>
+              <w:left w:type="dxa" w:w="110"/>
+              <w:bottom w:type="dxa" w:w="80"/>
+              <w:right w:type="dxa" w:w="110"/>
+            </w:tcMar>
+          </w:tcPr>
+          <w:p>
+            <w:r>
+              <w:rPr>
+                <w:b/>
+                <w:bCs/>
+                <w:color w:val="222222"/>
+                <w:sz w:val="19"/>
+                <w:szCs w:val="19"/>
+              </w:rPr>
+              <w:t xml:space="preserve">Plate after a finished game</w:t>
+            </w:r>
+          </w:p>
+        </w:tc>
+        <w:tc>
+          <w:tcPr>
+            <w:tcW w:type="dxa" w:w="6526"/>
+            <w:tcBorders>
+              <w:top w:val="single" w:color="F0C9A8" w:sz="4"/>
+              <w:left w:val="single" w:color="F0C9A8" w:sz="4"/>
+              <w:bottom w:val="single" w:color="F0C9A8" w:sz="4"/>
+              <w:right w:val="single" w:color="F0C9A8" w:sz="4"/>
+            </w:tcBorders>
+            <w:tcMar>
+              <w:top w:type="dxa" w:w="80"/>
+              <w:left w:type="dxa" w:w="110"/>
+              <w:bottom w:type="dxa" w:w="80"/>
+              <w:right w:type="dxa" w:w="110"/>
+            </w:tcMar>
+          </w:tcPr>
+          <w:p>
+            <w:r>
+              <w:rPr>
+                <w:b w:val="false"/>
+                <w:bCs w:val="false"/>
+                <w:color w:val="222222"/>
+                <w:sz w:val="19"/>
+                <w:szCs w:val="19"/>
+              </w:rPr>
+              <w:t xml:space="preserve">Best run {N} of 5 · {Tag}</w:t>
+            </w:r>
+          </w:p>
+        </w:tc>
+      </w:tr>
+      <w:tr>
+        <w:tc>
+          <w:tcPr>
+            <w:tcW w:type="dxa" w:w="2500"/>
+            <w:tcBorders>
+              <w:top w:val="single" w:color="F0C9A8" w:sz="4"/>
+              <w:left w:val="single" w:color="F0C9A8" w:sz="4"/>
+              <w:bottom w:val="single" w:color="F0C9A8" w:sz="4"/>
+              <w:right w:val="single" w:color="F0C9A8" w:sz="4"/>
+            </w:tcBorders>
+            <w:tcMar>
+              <w:top w:type="dxa" w:w="80"/>
+              <w:left w:type="dxa" w:w="110"/>
+              <w:bottom w:type="dxa" w:w="80"/>
+              <w:right w:type="dxa" w:w="110"/>
+            </w:tcMar>
+          </w:tcPr>
+          <w:p>
+            <w:r>
+              <w:rPr>
+                <w:b/>
+                <w:bCs/>
+                <w:color w:val="222222"/>
+                <w:sz w:val="19"/>
+                <w:szCs w:val="19"/>
+              </w:rPr>
+              <w:t xml:space="preserve">Keyboard hint (desktop)</w:t>
+            </w:r>
+          </w:p>
+        </w:tc>
+        <w:tc>
+          <w:tcPr>
+            <w:tcW w:type="dxa" w:w="6526"/>
+            <w:tcBorders>
+              <w:top w:val="single" w:color="F0C9A8" w:sz="4"/>
+              <w:left w:val="single" w:color="F0C9A8" w:sz="4"/>
+              <w:bottom w:val="single" w:color="F0C9A8" w:sz="4"/>
+              <w:right w:val="single" w:color="F0C9A8" w:sz="4"/>
+            </w:tcBorders>
+            <w:tcMar>
+              <w:top w:type="dxa" w:w="80"/>
+              <w:left w:type="dxa" w:w="110"/>
+              <w:bottom w:type="dxa" w:w="80"/>
+              <w:right w:type="dxa" w:w="110"/>
+            </w:tcMar>
+          </w:tcPr>
+          <w:p>
+            <w:r>
+              <w:rPr>
+                <w:b w:val="false"/>
+                <w:bCs w:val="false"/>
+                <w:color w:val="222222"/>
+                <w:sz w:val="19"/>
+                <w:szCs w:val="19"/>
+              </w:rPr>
+              <w:t xml:space="preserve">▲ ▼ Select ↵ Enter</w:t>
+            </w:r>
+          </w:p>
+        </w:tc>
+      </w:tr>
+      <w:tr>
+        <w:tc>
+          <w:tcPr>
+            <w:tcW w:type="dxa" w:w="2500"/>
+            <w:tcBorders>
+              <w:top w:val="single" w:color="F0C9A8" w:sz="4"/>
+              <w:left w:val="single" w:color="F0C9A8" w:sz="4"/>
+              <w:bottom w:val="single" w:color="F0C9A8" w:sz="4"/>
+              <w:right w:val="single" w:color="F0C9A8" w:sz="4"/>
+            </w:tcBorders>
+            <w:tcMar>
+              <w:top w:type="dxa" w:w="80"/>
+              <w:left w:type="dxa" w:w="110"/>
+              <w:bottom w:type="dxa" w:w="80"/>
+              <w:right w:type="dxa" w:w="110"/>
+            </w:tcMar>
+          </w:tcPr>
+          <w:p>
+            <w:r>
+              <w:rPr>
+                <w:b/>
+                <w:bCs/>
+                <w:color w:val="222222"/>
+                <w:sz w:val="19"/>
+                <w:szCs w:val="19"/>
+              </w:rPr>
+              <w:t xml:space="preserve">Tap hint (phone)</w:t>
+            </w:r>
+          </w:p>
+        </w:tc>
+        <w:tc>
+          <w:tcPr>
+            <w:tcW w:type="dxa" w:w="6526"/>
+            <w:tcBorders>
+              <w:top w:val="single" w:color="F0C9A8" w:sz="4"/>
+              <w:left w:val="single" w:color="F0C9A8" w:sz="4"/>
+              <w:bottom w:val="single" w:color="F0C9A8" w:sz="4"/>
+              <w:right w:val="single" w:color="F0C9A8" w:sz="4"/>
+            </w:tcBorders>
+            <w:tcMar>
+              <w:top w:type="dxa" w:w="80"/>
+              <w:left w:type="dxa" w:w="110"/>
+              <w:bottom w:type="dxa" w:w="80"/>
+              <w:right w:type="dxa" w:w="110"/>
+            </w:tcMar>
+          </w:tcPr>
+          <w:p>
+            <w:r>
+              <w:rPr>
+                <w:b w:val="false"/>
+                <w:bCs w:val="false"/>
+                <w:color w:val="222222"/>
+                <w:sz w:val="19"/>
+                <w:szCs w:val="19"/>
+              </w:rPr>
+              <w:t xml:space="preserve">Tap a line to choose</w:t>
+            </w:r>
+          </w:p>
+        </w:tc>
+      </w:tr>
+      <w:tr>
+        <w:tc>
+          <w:tcPr>
+            <w:tcW w:type="dxa" w:w="2500"/>
+            <w:tcBorders>
+              <w:top w:val="single" w:color="F0C9A8" w:sz="4"/>
+              <w:left w:val="single" w:color="F0C9A8" w:sz="4"/>
+              <w:bottom w:val="single" w:color="F0C9A8" w:sz="4"/>
+              <w:right w:val="single" w:color="F0C9A8" w:sz="4"/>
+            </w:tcBorders>
+            <w:tcMar>
+              <w:top w:type="dxa" w:w="80"/>
+              <w:left w:type="dxa" w:w="110"/>
+              <w:bottom w:type="dxa" w:w="80"/>
+              <w:right w:type="dxa" w:w="110"/>
+            </w:tcMar>
+          </w:tcPr>
+          <w:p>
+            <w:r>
+              <w:rPr>
+                <w:b/>
+                <w:bCs/>
+                <w:color w:val="222222"/>
+                <w:sz w:val="19"/>
+                <w:szCs w:val="19"/>
+              </w:rPr>
+              <w:t xml:space="preserve">Hero illustration (alt text)</w:t>
+            </w:r>
+          </w:p>
+        </w:tc>
+        <w:tc>
+          <w:tcPr>
+            <w:tcW w:type="dxa" w:w="6526"/>
+            <w:tcBorders>
+              <w:top w:val="single" w:color="F0C9A8" w:sz="4"/>
+              <w:left w:val="single" w:color="F0C9A8" w:sz="4"/>
+              <w:bottom w:val="single" w:color="F0C9A8" w:sz="4"/>
+              <w:right w:val="single" w:color="F0C9A8" w:sz="4"/>
+            </w:tcBorders>
+            <w:tcMar>
+              <w:top w:type="dxa" w:w="80"/>
+              <w:left w:type="dxa" w:w="110"/>
+              <w:bottom w:type="dxa" w:w="80"/>
+              <w:right w:type="dxa" w:w="110"/>
+            </w:tcMar>
+          </w:tcPr>
+          <w:p>
+            <w:r>
+              <w:rPr>
+                <w:b w:val="false"/>
+                <w:bCs w:val="false"/>
+                <w:color w:val="222222"/>
+                <w:sz w:val="19"/>
+                <w:szCs w:val="19"/>
+              </w:rPr>
+              <w:t xml:space="preserve">An open box of twelve festive mithai, its lid set beside it</w:t>
             </w:r>
           </w:p>
         </w:tc>
@@ -975,7 +1200,7 @@
         <w:rPr>
           <w:color w:val="F06423"/>
         </w:rPr>
-        <w:t xml:space="preserve">3. Title screen (main menu)</w:t>
+        <w:t xml:space="preserve">3. Pick pages · shared elements</w:t>
       </w:r>
     </w:p>
     <w:tbl>
@@ -1055,640 +1280,6 @@
                 <w:szCs w:val="19"/>
               </w:rPr>
               <w:t xml:space="preserve">Copy</w:t>
-            </w:r>
-          </w:p>
-        </w:tc>
-      </w:tr>
-      <w:tr>
-        <w:tc>
-          <w:tcPr>
-            <w:tcW w:type="dxa" w:w="2500"/>
-            <w:tcBorders>
-              <w:top w:val="single" w:color="F0C9A8" w:sz="4"/>
-              <w:left w:val="single" w:color="F0C9A8" w:sz="4"/>
-              <w:bottom w:val="single" w:color="F0C9A8" w:sz="4"/>
-              <w:right w:val="single" w:color="F0C9A8" w:sz="4"/>
-            </w:tcBorders>
-            <w:tcMar>
-              <w:top w:type="dxa" w:w="80"/>
-              <w:left w:type="dxa" w:w="110"/>
-              <w:bottom w:type="dxa" w:w="80"/>
-              <w:right w:type="dxa" w:w="110"/>
-            </w:tcMar>
-          </w:tcPr>
-          <w:p>
-            <w:r>
-              <w:rPr>
-                <w:b/>
-                <w:bCs/>
-                <w:color w:val="222222"/>
-                <w:sz w:val="19"/>
-                <w:szCs w:val="19"/>
-              </w:rPr>
-              <w:t xml:space="preserve">Lockup</w:t>
-            </w:r>
-          </w:p>
-        </w:tc>
-        <w:tc>
-          <w:tcPr>
-            <w:tcW w:type="dxa" w:w="6526"/>
-            <w:tcBorders>
-              <w:top w:val="single" w:color="F0C9A8" w:sz="4"/>
-              <w:left w:val="single" w:color="F0C9A8" w:sz="4"/>
-              <w:bottom w:val="single" w:color="F0C9A8" w:sz="4"/>
-              <w:right w:val="single" w:color="F0C9A8" w:sz="4"/>
-            </w:tcBorders>
-            <w:tcMar>
-              <w:top w:type="dxa" w:w="80"/>
-              <w:left w:type="dxa" w:w="110"/>
-              <w:bottom w:type="dxa" w:w="80"/>
-              <w:right w:type="dxa" w:w="110"/>
-            </w:tcMar>
-          </w:tcPr>
-          <w:p>
-            <w:r>
-              <w:rPr>
-                <w:b w:val="false"/>
-                <w:bCs w:val="false"/>
-                <w:color w:val="222222"/>
-                <w:sz w:val="19"/>
-                <w:szCs w:val="19"/>
-              </w:rPr>
-              <w:t xml:space="preserve">The / Orange / Book</w:t>
-            </w:r>
-          </w:p>
-        </w:tc>
-      </w:tr>
-      <w:tr>
-        <w:tc>
-          <w:tcPr>
-            <w:tcW w:type="dxa" w:w="2500"/>
-            <w:tcBorders>
-              <w:top w:val="single" w:color="F0C9A8" w:sz="4"/>
-              <w:left w:val="single" w:color="F0C9A8" w:sz="4"/>
-              <w:bottom w:val="single" w:color="F0C9A8" w:sz="4"/>
-              <w:right w:val="single" w:color="F0C9A8" w:sz="4"/>
-            </w:tcBorders>
-            <w:tcMar>
-              <w:top w:type="dxa" w:w="80"/>
-              <w:left w:type="dxa" w:w="110"/>
-              <w:bottom w:type="dxa" w:w="80"/>
-              <w:right w:type="dxa" w:w="110"/>
-            </w:tcMar>
-          </w:tcPr>
-          <w:p>
-            <w:r>
-              <w:rPr>
-                <w:b/>
-                <w:bCs/>
-                <w:color w:val="222222"/>
-                <w:sz w:val="19"/>
-                <w:szCs w:val="19"/>
-              </w:rPr>
-              <w:t xml:space="preserve">Title</w:t>
-            </w:r>
-          </w:p>
-        </w:tc>
-        <w:tc>
-          <w:tcPr>
-            <w:tcW w:type="dxa" w:w="6526"/>
-            <w:tcBorders>
-              <w:top w:val="single" w:color="F0C9A8" w:sz="4"/>
-              <w:left w:val="single" w:color="F0C9A8" w:sz="4"/>
-              <w:bottom w:val="single" w:color="F0C9A8" w:sz="4"/>
-              <w:right w:val="single" w:color="F0C9A8" w:sz="4"/>
-            </w:tcBorders>
-            <w:tcMar>
-              <w:top w:type="dxa" w:w="80"/>
-              <w:left w:type="dxa" w:w="110"/>
-              <w:bottom w:type="dxa" w:w="80"/>
-              <w:right w:type="dxa" w:w="110"/>
-            </w:tcMar>
-          </w:tcPr>
-          <w:p>
-            <w:r>
-              <w:rPr>
-                <w:b w:val="false"/>
-                <w:bCs w:val="false"/>
-                <w:color w:val="222222"/>
-                <w:sz w:val="19"/>
-                <w:szCs w:val="19"/>
-              </w:rPr>
-              <w:t xml:space="preserve">The Sweet Pick</w:t>
-            </w:r>
-          </w:p>
-        </w:tc>
-      </w:tr>
-      <w:tr>
-        <w:tc>
-          <w:tcPr>
-            <w:tcW w:type="dxa" w:w="2500"/>
-            <w:tcBorders>
-              <w:top w:val="single" w:color="F0C9A8" w:sz="4"/>
-              <w:left w:val="single" w:color="F0C9A8" w:sz="4"/>
-              <w:bottom w:val="single" w:color="F0C9A8" w:sz="4"/>
-              <w:right w:val="single" w:color="F0C9A8" w:sz="4"/>
-            </w:tcBorders>
-            <w:tcMar>
-              <w:top w:type="dxa" w:w="80"/>
-              <w:left w:type="dxa" w:w="110"/>
-              <w:bottom w:type="dxa" w:w="80"/>
-              <w:right w:type="dxa" w:w="110"/>
-            </w:tcMar>
-          </w:tcPr>
-          <w:p>
-            <w:r>
-              <w:rPr>
-                <w:b/>
-                <w:bCs/>
-                <w:color w:val="222222"/>
-                <w:sz w:val="19"/>
-                <w:szCs w:val="19"/>
-              </w:rPr>
-              <w:t xml:space="preserve">Menu, first visit</w:t>
-            </w:r>
-          </w:p>
-        </w:tc>
-        <w:tc>
-          <w:tcPr>
-            <w:tcW w:type="dxa" w:w="6526"/>
-            <w:tcBorders>
-              <w:top w:val="single" w:color="F0C9A8" w:sz="4"/>
-              <w:left w:val="single" w:color="F0C9A8" w:sz="4"/>
-              <w:bottom w:val="single" w:color="F0C9A8" w:sz="4"/>
-              <w:right w:val="single" w:color="F0C9A8" w:sz="4"/>
-            </w:tcBorders>
-            <w:tcMar>
-              <w:top w:type="dxa" w:w="80"/>
-              <w:left w:type="dxa" w:w="110"/>
-              <w:bottom w:type="dxa" w:w="80"/>
-              <w:right w:type="dxa" w:w="110"/>
-            </w:tcMar>
-          </w:tcPr>
-          <w:p>
-            <w:r>
-              <w:rPr>
-                <w:b w:val="false"/>
-                <w:bCs w:val="false"/>
-                <w:color w:val="222222"/>
-                <w:sz w:val="19"/>
-                <w:szCs w:val="19"/>
-              </w:rPr>
-              <w:t xml:space="preserve">Play</w:t>
-            </w:r>
-          </w:p>
-        </w:tc>
-      </w:tr>
-      <w:tr>
-        <w:tc>
-          <w:tcPr>
-            <w:tcW w:type="dxa" w:w="2500"/>
-            <w:tcBorders>
-              <w:top w:val="single" w:color="F0C9A8" w:sz="4"/>
-              <w:left w:val="single" w:color="F0C9A8" w:sz="4"/>
-              <w:bottom w:val="single" w:color="F0C9A8" w:sz="4"/>
-              <w:right w:val="single" w:color="F0C9A8" w:sz="4"/>
-            </w:tcBorders>
-            <w:tcMar>
-              <w:top w:type="dxa" w:w="80"/>
-              <w:left w:type="dxa" w:w="110"/>
-              <w:bottom w:type="dxa" w:w="80"/>
-              <w:right w:type="dxa" w:w="110"/>
-            </w:tcMar>
-          </w:tcPr>
-          <w:p>
-            <w:r>
-              <w:rPr>
-                <w:b/>
-                <w:bCs/>
-                <w:color w:val="222222"/>
-                <w:sz w:val="19"/>
-                <w:szCs w:val="19"/>
-              </w:rPr>
-              <w:t xml:space="preserve">Menu, game in progress</w:t>
-            </w:r>
-          </w:p>
-        </w:tc>
-        <w:tc>
-          <w:tcPr>
-            <w:tcW w:type="dxa" w:w="6526"/>
-            <w:tcBorders>
-              <w:top w:val="single" w:color="F0C9A8" w:sz="4"/>
-              <w:left w:val="single" w:color="F0C9A8" w:sz="4"/>
-              <w:bottom w:val="single" w:color="F0C9A8" w:sz="4"/>
-              <w:right w:val="single" w:color="F0C9A8" w:sz="4"/>
-            </w:tcBorders>
-            <w:tcMar>
-              <w:top w:type="dxa" w:w="80"/>
-              <w:left w:type="dxa" w:w="110"/>
-              <w:bottom w:type="dxa" w:w="80"/>
-              <w:right w:type="dxa" w:w="110"/>
-            </w:tcMar>
-          </w:tcPr>
-          <w:p>
-            <w:r>
-              <w:rPr>
-                <w:b w:val="false"/>
-                <w:bCs w:val="false"/>
-                <w:color w:val="222222"/>
-                <w:sz w:val="19"/>
-                <w:szCs w:val="19"/>
-              </w:rPr>
-              <w:t xml:space="preserve">Continue — Pick {N} of 5 · New game</w:t>
-            </w:r>
-          </w:p>
-        </w:tc>
-      </w:tr>
-      <w:tr>
-        <w:tc>
-          <w:tcPr>
-            <w:tcW w:type="dxa" w:w="2500"/>
-            <w:tcBorders>
-              <w:top w:val="single" w:color="F0C9A8" w:sz="4"/>
-              <w:left w:val="single" w:color="F0C9A8" w:sz="4"/>
-              <w:bottom w:val="single" w:color="F0C9A8" w:sz="4"/>
-              <w:right w:val="single" w:color="F0C9A8" w:sz="4"/>
-            </w:tcBorders>
-            <w:tcMar>
-              <w:top w:type="dxa" w:w="80"/>
-              <w:left w:type="dxa" w:w="110"/>
-              <w:bottom w:type="dxa" w:w="80"/>
-              <w:right w:type="dxa" w:w="110"/>
-            </w:tcMar>
-          </w:tcPr>
-          <w:p>
-            <w:r>
-              <w:rPr>
-                <w:b/>
-                <w:bCs/>
-                <w:color w:val="222222"/>
-                <w:sz w:val="19"/>
-                <w:szCs w:val="19"/>
-              </w:rPr>
-              <w:t xml:space="preserve">Plate after a finished game</w:t>
-            </w:r>
-          </w:p>
-        </w:tc>
-        <w:tc>
-          <w:tcPr>
-            <w:tcW w:type="dxa" w:w="6526"/>
-            <w:tcBorders>
-              <w:top w:val="single" w:color="F0C9A8" w:sz="4"/>
-              <w:left w:val="single" w:color="F0C9A8" w:sz="4"/>
-              <w:bottom w:val="single" w:color="F0C9A8" w:sz="4"/>
-              <w:right w:val="single" w:color="F0C9A8" w:sz="4"/>
-            </w:tcBorders>
-            <w:tcMar>
-              <w:top w:type="dxa" w:w="80"/>
-              <w:left w:type="dxa" w:w="110"/>
-              <w:bottom w:type="dxa" w:w="80"/>
-              <w:right w:type="dxa" w:w="110"/>
-            </w:tcMar>
-          </w:tcPr>
-          <w:p>
-            <w:r>
-              <w:rPr>
-                <w:b w:val="false"/>
-                <w:bCs w:val="false"/>
-                <w:color w:val="222222"/>
-                <w:sz w:val="19"/>
-                <w:szCs w:val="19"/>
-              </w:rPr>
-              <w:t xml:space="preserve">Best run {N} of 5 · {Tag}</w:t>
-            </w:r>
-          </w:p>
-        </w:tc>
-      </w:tr>
-      <w:tr>
-        <w:tc>
-          <w:tcPr>
-            <w:tcW w:type="dxa" w:w="2500"/>
-            <w:tcBorders>
-              <w:top w:val="single" w:color="F0C9A8" w:sz="4"/>
-              <w:left w:val="single" w:color="F0C9A8" w:sz="4"/>
-              <w:bottom w:val="single" w:color="F0C9A8" w:sz="4"/>
-              <w:right w:val="single" w:color="F0C9A8" w:sz="4"/>
-            </w:tcBorders>
-            <w:tcMar>
-              <w:top w:type="dxa" w:w="80"/>
-              <w:left w:type="dxa" w:w="110"/>
-              <w:bottom w:type="dxa" w:w="80"/>
-              <w:right w:type="dxa" w:w="110"/>
-            </w:tcMar>
-          </w:tcPr>
-          <w:p>
-            <w:r>
-              <w:rPr>
-                <w:b/>
-                <w:bCs/>
-                <w:color w:val="222222"/>
-                <w:sz w:val="19"/>
-                <w:szCs w:val="19"/>
-              </w:rPr>
-              <w:t xml:space="preserve">Keyboard hint (desktop)</w:t>
-            </w:r>
-          </w:p>
-        </w:tc>
-        <w:tc>
-          <w:tcPr>
-            <w:tcW w:type="dxa" w:w="6526"/>
-            <w:tcBorders>
-              <w:top w:val="single" w:color="F0C9A8" w:sz="4"/>
-              <w:left w:val="single" w:color="F0C9A8" w:sz="4"/>
-              <w:bottom w:val="single" w:color="F0C9A8" w:sz="4"/>
-              <w:right w:val="single" w:color="F0C9A8" w:sz="4"/>
-            </w:tcBorders>
-            <w:tcMar>
-              <w:top w:type="dxa" w:w="80"/>
-              <w:left w:type="dxa" w:w="110"/>
-              <w:bottom w:type="dxa" w:w="80"/>
-              <w:right w:type="dxa" w:w="110"/>
-            </w:tcMar>
-          </w:tcPr>
-          <w:p>
-            <w:r>
-              <w:rPr>
-                <w:b w:val="false"/>
-                <w:bCs w:val="false"/>
-                <w:color w:val="222222"/>
-                <w:sz w:val="19"/>
-                <w:szCs w:val="19"/>
-              </w:rPr>
-              <w:t xml:space="preserve">▲ ▼ Select ↵ Enter</w:t>
-            </w:r>
-          </w:p>
-        </w:tc>
-      </w:tr>
-      <w:tr>
-        <w:tc>
-          <w:tcPr>
-            <w:tcW w:type="dxa" w:w="2500"/>
-            <w:tcBorders>
-              <w:top w:val="single" w:color="F0C9A8" w:sz="4"/>
-              <w:left w:val="single" w:color="F0C9A8" w:sz="4"/>
-              <w:bottom w:val="single" w:color="F0C9A8" w:sz="4"/>
-              <w:right w:val="single" w:color="F0C9A8" w:sz="4"/>
-            </w:tcBorders>
-            <w:tcMar>
-              <w:top w:type="dxa" w:w="80"/>
-              <w:left w:type="dxa" w:w="110"/>
-              <w:bottom w:type="dxa" w:w="80"/>
-              <w:right w:type="dxa" w:w="110"/>
-            </w:tcMar>
-          </w:tcPr>
-          <w:p>
-            <w:r>
-              <w:rPr>
-                <w:b/>
-                <w:bCs/>
-                <w:color w:val="222222"/>
-                <w:sz w:val="19"/>
-                <w:szCs w:val="19"/>
-              </w:rPr>
-              <w:t xml:space="preserve">Tap hint (phone)</w:t>
-            </w:r>
-          </w:p>
-        </w:tc>
-        <w:tc>
-          <w:tcPr>
-            <w:tcW w:type="dxa" w:w="6526"/>
-            <w:tcBorders>
-              <w:top w:val="single" w:color="F0C9A8" w:sz="4"/>
-              <w:left w:val="single" w:color="F0C9A8" w:sz="4"/>
-              <w:bottom w:val="single" w:color="F0C9A8" w:sz="4"/>
-              <w:right w:val="single" w:color="F0C9A8" w:sz="4"/>
-            </w:tcBorders>
-            <w:tcMar>
-              <w:top w:type="dxa" w:w="80"/>
-              <w:left w:type="dxa" w:w="110"/>
-              <w:bottom w:type="dxa" w:w="80"/>
-              <w:right w:type="dxa" w:w="110"/>
-            </w:tcMar>
-          </w:tcPr>
-          <w:p>
-            <w:r>
-              <w:rPr>
-                <w:b w:val="false"/>
-                <w:bCs w:val="false"/>
-                <w:color w:val="222222"/>
-                <w:sz w:val="19"/>
-                <w:szCs w:val="19"/>
-              </w:rPr>
-              <w:t xml:space="preserve">Tap a line to choose</w:t>
-            </w:r>
-          </w:p>
-        </w:tc>
-      </w:tr>
-      <w:tr>
-        <w:tc>
-          <w:tcPr>
-            <w:tcW w:type="dxa" w:w="2500"/>
-            <w:tcBorders>
-              <w:top w:val="single" w:color="F0C9A8" w:sz="4"/>
-              <w:left w:val="single" w:color="F0C9A8" w:sz="4"/>
-              <w:bottom w:val="single" w:color="F0C9A8" w:sz="4"/>
-              <w:right w:val="single" w:color="F0C9A8" w:sz="4"/>
-            </w:tcBorders>
-            <w:tcMar>
-              <w:top w:type="dxa" w:w="80"/>
-              <w:left w:type="dxa" w:w="110"/>
-              <w:bottom w:type="dxa" w:w="80"/>
-              <w:right w:type="dxa" w:w="110"/>
-            </w:tcMar>
-          </w:tcPr>
-          <w:p>
-            <w:r>
-              <w:rPr>
-                <w:b/>
-                <w:bCs/>
-                <w:color w:val="222222"/>
-                <w:sz w:val="19"/>
-                <w:szCs w:val="19"/>
-              </w:rPr>
-              <w:t xml:space="preserve">Hero illustration (alt text)</w:t>
-            </w:r>
-          </w:p>
-        </w:tc>
-        <w:tc>
-          <w:tcPr>
-            <w:tcW w:type="dxa" w:w="6526"/>
-            <w:tcBorders>
-              <w:top w:val="single" w:color="F0C9A8" w:sz="4"/>
-              <w:left w:val="single" w:color="F0C9A8" w:sz="4"/>
-              <w:bottom w:val="single" w:color="F0C9A8" w:sz="4"/>
-              <w:right w:val="single" w:color="F0C9A8" w:sz="4"/>
-            </w:tcBorders>
-            <w:tcMar>
-              <w:top w:type="dxa" w:w="80"/>
-              <w:left w:type="dxa" w:w="110"/>
-              <w:bottom w:type="dxa" w:w="80"/>
-              <w:right w:type="dxa" w:w="110"/>
-            </w:tcMar>
-          </w:tcPr>
-          <w:p>
-            <w:r>
-              <w:rPr>
-                <w:b w:val="false"/>
-                <w:bCs w:val="false"/>
-                <w:color w:val="222222"/>
-                <w:sz w:val="19"/>
-                <w:szCs w:val="19"/>
-              </w:rPr>
-              <w:t xml:space="preserve">An open box of twelve festive mithai, its lid set beside it</w:t>
-            </w:r>
-          </w:p>
-        </w:tc>
-      </w:tr>
-    </w:tbl>
-    <w:p>
-      <w:pPr>
-        <w:pStyle w:val="Heading1"/>
-        <w:spacing w:after="160" w:before="360"/>
-      </w:pPr>
-      <w:r>
-        <w:rPr>
-          <w:color w:val="F06423"/>
-        </w:rPr>
-        <w:t xml:space="preserve">4. Pick pages · shared elements</w:t>
-      </w:r>
-    </w:p>
-    <w:tbl>
-      <w:tblPr>
-        <w:tblW w:type="dxa" w:w="9026"/>
-        <w:tblBorders>
-          <w:top w:val="single" w:color="auto" w:sz="4"/>
-          <w:left w:val="single" w:color="auto" w:sz="4"/>
-          <w:bottom w:val="single" w:color="auto" w:sz="4"/>
-          <w:right w:val="single" w:color="auto" w:sz="4"/>
-          <w:insideH w:val="single" w:color="auto" w:sz="4"/>
-          <w:insideV w:val="single" w:color="auto" w:sz="4"/>
-        </w:tblBorders>
-      </w:tblPr>
-      <w:tblGrid>
-        <w:gridCol w:w="2500"/>
-        <w:gridCol w:w="6526"/>
-      </w:tblGrid>
-      <w:tr>
-        <w:trPr>
-          <w:tblHeader/>
-        </w:trPr>
-        <w:tc>
-          <w:tcPr>
-            <w:tcW w:type="dxa" w:w="2500"/>
-            <w:tcBorders>
-              <w:top w:val="single" w:color="F0C9A8" w:sz="4"/>
-              <w:left w:val="single" w:color="F0C9A8" w:sz="4"/>
-              <w:bottom w:val="single" w:color="F0C9A8" w:sz="4"/>
-              <w:right w:val="single" w:color="F0C9A8" w:sz="4"/>
-            </w:tcBorders>
-            <w:shd w:fill="FFF3E6" w:color="auto" w:val="clear"/>
-            <w:tcMar>
-              <w:top w:type="dxa" w:w="80"/>
-              <w:left w:type="dxa" w:w="110"/>
-              <w:bottom w:type="dxa" w:w="80"/>
-              <w:right w:type="dxa" w:w="110"/>
-            </w:tcMar>
-          </w:tcPr>
-          <w:p>
-            <w:r>
-              <w:rPr>
-                <w:b/>
-                <w:bCs/>
-                <w:color w:val="183E6D"/>
-                <w:sz w:val="19"/>
-                <w:szCs w:val="19"/>
-              </w:rPr>
-              <w:t xml:space="preserve">Element</w:t>
-            </w:r>
-          </w:p>
-        </w:tc>
-        <w:tc>
-          <w:tcPr>
-            <w:tcW w:type="dxa" w:w="6526"/>
-            <w:tcBorders>
-              <w:top w:val="single" w:color="F0C9A8" w:sz="4"/>
-              <w:left w:val="single" w:color="F0C9A8" w:sz="4"/>
-              <w:bottom w:val="single" w:color="F0C9A8" w:sz="4"/>
-              <w:right w:val="single" w:color="F0C9A8" w:sz="4"/>
-            </w:tcBorders>
-            <w:shd w:fill="FFF3E6" w:color="auto" w:val="clear"/>
-            <w:tcMar>
-              <w:top w:type="dxa" w:w="80"/>
-              <w:left w:type="dxa" w:w="110"/>
-              <w:bottom w:type="dxa" w:w="80"/>
-              <w:right w:type="dxa" w:w="110"/>
-            </w:tcMar>
-          </w:tcPr>
-          <w:p>
-            <w:r>
-              <w:rPr>
-                <w:b/>
-                <w:bCs/>
-                <w:color w:val="183E6D"/>
-                <w:sz w:val="19"/>
-                <w:szCs w:val="19"/>
-              </w:rPr>
-              <w:t xml:space="preserve">Copy</w:t>
-            </w:r>
-          </w:p>
-        </w:tc>
-      </w:tr>
-      <w:tr>
-        <w:tc>
-          <w:tcPr>
-            <w:tcW w:type="dxa" w:w="2500"/>
-            <w:tcBorders>
-              <w:top w:val="single" w:color="F0C9A8" w:sz="4"/>
-              <w:left w:val="single" w:color="F0C9A8" w:sz="4"/>
-              <w:bottom w:val="single" w:color="F0C9A8" w:sz="4"/>
-              <w:right w:val="single" w:color="F0C9A8" w:sz="4"/>
-            </w:tcBorders>
-            <w:tcMar>
-              <w:top w:type="dxa" w:w="80"/>
-              <w:left w:type="dxa" w:w="110"/>
-              <w:bottom w:type="dxa" w:w="80"/>
-              <w:right w:type="dxa" w:w="110"/>
-            </w:tcMar>
-          </w:tcPr>
-          <w:p>
-            <w:r>
-              <w:rPr>
-                <w:b/>
-                <w:bCs/>
-                <w:color w:val="222222"/>
-                <w:sz w:val="19"/>
-                <w:szCs w:val="19"/>
-              </w:rPr>
-              <w:t xml:space="preserve">Page number</w:t>
-            </w:r>
-          </w:p>
-        </w:tc>
-        <w:tc>
-          <w:tcPr>
-            <w:tcW w:type="dxa" w:w="6526"/>
-            <w:tcBorders>
-              <w:top w:val="single" w:color="F0C9A8" w:sz="4"/>
-              <w:left w:val="single" w:color="F0C9A8" w:sz="4"/>
-              <w:bottom w:val="single" w:color="F0C9A8" w:sz="4"/>
-              <w:right w:val="single" w:color="F0C9A8" w:sz="4"/>
-            </w:tcBorders>
-            <w:tcMar>
-              <w:top w:type="dxa" w:w="80"/>
-              <w:left w:type="dxa" w:w="110"/>
-              <w:bottom w:type="dxa" w:w="80"/>
-              <w:right w:type="dxa" w:w="110"/>
-            </w:tcMar>
-          </w:tcPr>
-          <w:p>
-            <w:r>
-              <w:rPr>
-                <w:b w:val="false"/>
-                <w:bCs w:val="false"/>
-                <w:color w:val="222222"/>
-                <w:sz w:val="19"/>
-                <w:szCs w:val="19"/>
-              </w:rPr>
-              <w:t xml:space="preserve">The Sweet Pick · Pick {N} of 5</w:t>
             </w:r>
           </w:p>
         </w:tc>
@@ -7770,7 +7361,7 @@
         <w:rPr>
           <w:color w:val="F06423"/>
         </w:rPr>
-        <w:t xml:space="preserve">10. Last page</w:t>
+        <w:t xml:space="preserve">9. Last page</w:t>
       </w:r>
     </w:p>
     <w:tbl>
@@ -8149,7 +7740,7 @@
                 <w:sz w:val="19"/>
                 <w:szCs w:val="19"/>
               </w:rPr>
-              <w:t xml:space="preserve">THE ORANGE BOOK · VOL. 65</w:t>
+              <w:t xml:space="preserve">THE ORANGE BOOK</w:t>
             </w:r>
           </w:p>
         </w:tc>
@@ -9446,66 +9037,6 @@
                 <w:sz w:val="19"/>
                 <w:szCs w:val="19"/>
               </w:rPr>
-              <w:t xml:space="preserve">Top right</w:t>
-            </w:r>
-          </w:p>
-        </w:tc>
-        <w:tc>
-          <w:tcPr>
-            <w:tcW w:type="dxa" w:w="6526"/>
-            <w:tcBorders>
-              <w:top w:val="single" w:color="F0C9A8" w:sz="4"/>
-              <w:left w:val="single" w:color="F0C9A8" w:sz="4"/>
-              <w:bottom w:val="single" w:color="F0C9A8" w:sz="4"/>
-              <w:right w:val="single" w:color="F0C9A8" w:sz="4"/>
-            </w:tcBorders>
-            <w:tcMar>
-              <w:top w:type="dxa" w:w="80"/>
-              <w:left w:type="dxa" w:w="110"/>
-              <w:bottom w:type="dxa" w:w="80"/>
-              <w:right w:type="dxa" w:w="110"/>
-            </w:tcMar>
-          </w:tcPr>
-          <w:p>
-            <w:r>
-              <w:rPr>
-                <w:b w:val="false"/>
-                <w:bCs w:val="false"/>
-                <w:color w:val="222222"/>
-                <w:sz w:val="19"/>
-                <w:szCs w:val="19"/>
-              </w:rPr>
-              <w:t xml:space="preserve">OCTOBER 2026 | VOL. 65</w:t>
-            </w:r>
-          </w:p>
-        </w:tc>
-      </w:tr>
-      <w:tr>
-        <w:tc>
-          <w:tcPr>
-            <w:tcW w:type="dxa" w:w="2500"/>
-            <w:tcBorders>
-              <w:top w:val="single" w:color="F0C9A8" w:sz="4"/>
-              <w:left w:val="single" w:color="F0C9A8" w:sz="4"/>
-              <w:bottom w:val="single" w:color="F0C9A8" w:sz="4"/>
-              <w:right w:val="single" w:color="F0C9A8" w:sz="4"/>
-            </w:tcBorders>
-            <w:tcMar>
-              <w:top w:type="dxa" w:w="80"/>
-              <w:left w:type="dxa" w:w="110"/>
-              <w:bottom w:type="dxa" w:w="80"/>
-              <w:right w:type="dxa" w:w="110"/>
-            </w:tcMar>
-          </w:tcPr>
-          <w:p>
-            <w:r>
-              <w:rPr>
-                <w:b/>
-                <w:bCs/>
-                <w:color w:val="222222"/>
-                <w:sz w:val="19"/>
-                <w:szCs w:val="19"/>
-              </w:rPr>
               <w:t xml:space="preserve">Seal</w:t>
             </w:r>
           </w:p>
@@ -9535,7 +9066,7 @@
                 <w:sz w:val="19"/>
                 <w:szCs w:val="19"/>
               </w:rPr>
-              <w:t xml:space="preserve">THE SWEET PICK · {Tag} · THE ORANGE BOOK · VOL. 65</w:t>
+              <w:t xml:space="preserve">THE SWEET PICK · {Tag} · THE ORANGE BOOK</w:t>
             </w:r>
           </w:p>
         </w:tc>
@@ -10004,7 +9535,7 @@
         <w:rPr>
           <w:color w:val="F06423"/>
         </w:rPr>
-        <w:t xml:space="preserve">11. Feedback page</w:t>
+        <w:t xml:space="preserve">10. Feedback page</w:t>
       </w:r>
     </w:p>
     <w:p>
@@ -10523,66 +10054,6 @@
           </w:p>
         </w:tc>
       </w:tr>
-      <w:tr>
-        <w:tc>
-          <w:tcPr>
-            <w:tcW w:type="dxa" w:w="2500"/>
-            <w:tcBorders>
-              <w:top w:val="single" w:color="F0C9A8" w:sz="4"/>
-              <w:left w:val="single" w:color="F0C9A8" w:sz="4"/>
-              <w:bottom w:val="single" w:color="F0C9A8" w:sz="4"/>
-              <w:right w:val="single" w:color="F0C9A8" w:sz="4"/>
-            </w:tcBorders>
-            <w:tcMar>
-              <w:top w:type="dxa" w:w="80"/>
-              <w:left w:type="dxa" w:w="110"/>
-              <w:bottom w:type="dxa" w:w="80"/>
-              <w:right w:type="dxa" w:w="110"/>
-            </w:tcMar>
-          </w:tcPr>
-          <w:p>
-            <w:r>
-              <w:rPr>
-                <w:b/>
-                <w:bCs/>
-                <w:color w:val="222222"/>
-                <w:sz w:val="19"/>
-                <w:szCs w:val="19"/>
-              </w:rPr>
-              <w:t xml:space="preserve">Footer</w:t>
-            </w:r>
-          </w:p>
-        </w:tc>
-        <w:tc>
-          <w:tcPr>
-            <w:tcW w:type="dxa" w:w="6526"/>
-            <w:tcBorders>
-              <w:top w:val="single" w:color="F0C9A8" w:sz="4"/>
-              <w:left w:val="single" w:color="F0C9A8" w:sz="4"/>
-              <w:bottom w:val="single" w:color="F0C9A8" w:sz="4"/>
-              <w:right w:val="single" w:color="F0C9A8" w:sz="4"/>
-            </w:tcBorders>
-            <w:tcMar>
-              <w:top w:type="dxa" w:w="80"/>
-              <w:left w:type="dxa" w:w="110"/>
-              <w:bottom w:type="dxa" w:w="80"/>
-              <w:right w:type="dxa" w:w="110"/>
-            </w:tcMar>
-          </w:tcPr>
-          <w:p>
-            <w:r>
-              <w:rPr>
-                <w:b w:val="false"/>
-                <w:bCs w:val="false"/>
-                <w:color w:val="222222"/>
-                <w:sz w:val="19"/>
-                <w:szCs w:val="19"/>
-              </w:rPr>
-              <w:t xml:space="preserve">OCTOBER 2026 | VOL. 65</w:t>
-            </w:r>
-          </w:p>
-        </w:tc>
-      </w:tr>
     </w:tbl>
     <w:p>
       <w:pPr>
@@ -10593,7 +10064,7 @@
         <w:rPr>
           <w:color w:val="F06423"/>
         </w:rPr>
-        <w:t xml:space="preserve">12. Screen-reader-only labels</w:t>
+        <w:t xml:space="preserve">11. Screen-reader-only labels</w:t>
       </w:r>
     </w:p>
     <w:p>

--- a/content/The-Sweet-Pick-Copy.docx
+++ b/content/The-Sweet-Pick-Copy.docx
@@ -7651,66 +7651,6 @@
                 <w:sz w:val="19"/>
                 <w:szCs w:val="19"/>
               </w:rPr>
-              <w:t xml:space="preserve">Seal, top arc</w:t>
-            </w:r>
-          </w:p>
-        </w:tc>
-        <w:tc>
-          <w:tcPr>
-            <w:tcW w:type="dxa" w:w="6526"/>
-            <w:tcBorders>
-              <w:top w:val="single" w:color="F0C9A8" w:sz="4"/>
-              <w:left w:val="single" w:color="F0C9A8" w:sz="4"/>
-              <w:bottom w:val="single" w:color="F0C9A8" w:sz="4"/>
-              <w:right w:val="single" w:color="F0C9A8" w:sz="4"/>
-            </w:tcBorders>
-            <w:tcMar>
-              <w:top w:type="dxa" w:w="80"/>
-              <w:left w:type="dxa" w:w="110"/>
-              <w:bottom w:type="dxa" w:w="80"/>
-              <w:right w:type="dxa" w:w="110"/>
-            </w:tcMar>
-          </w:tcPr>
-          <w:p>
-            <w:r>
-              <w:rPr>
-                <w:b w:val="false"/>
-                <w:bCs w:val="false"/>
-                <w:color w:val="222222"/>
-                <w:sz w:val="19"/>
-                <w:szCs w:val="19"/>
-              </w:rPr>
-              <w:t xml:space="preserve">THE SWEET PICK</w:t>
-            </w:r>
-          </w:p>
-        </w:tc>
-      </w:tr>
-      <w:tr>
-        <w:tc>
-          <w:tcPr>
-            <w:tcW w:type="dxa" w:w="2500"/>
-            <w:tcBorders>
-              <w:top w:val="single" w:color="F0C9A8" w:sz="4"/>
-              <w:left w:val="single" w:color="F0C9A8" w:sz="4"/>
-              <w:bottom w:val="single" w:color="F0C9A8" w:sz="4"/>
-              <w:right w:val="single" w:color="F0C9A8" w:sz="4"/>
-            </w:tcBorders>
-            <w:tcMar>
-              <w:top w:type="dxa" w:w="80"/>
-              <w:left w:type="dxa" w:w="110"/>
-              <w:bottom w:type="dxa" w:w="80"/>
-              <w:right w:type="dxa" w:w="110"/>
-            </w:tcMar>
-          </w:tcPr>
-          <w:p>
-            <w:r>
-              <w:rPr>
-                <w:b/>
-                <w:bCs/>
-                <w:color w:val="222222"/>
-                <w:sz w:val="19"/>
-                <w:szCs w:val="19"/>
-              </w:rPr>
               <w:t xml:space="preserve">Seal, bottom arc</w:t>
             </w:r>
           </w:p>
@@ -8071,6 +8011,66 @@
                 <w:sz w:val="19"/>
                 <w:szCs w:val="19"/>
               </w:rPr>
+              <w:t xml:space="preserve">Line above the buttons</w:t>
+            </w:r>
+          </w:p>
+        </w:tc>
+        <w:tc>
+          <w:tcPr>
+            <w:tcW w:type="dxa" w:w="6526"/>
+            <w:tcBorders>
+              <w:top w:val="single" w:color="F0C9A8" w:sz="4"/>
+              <w:left w:val="single" w:color="F0C9A8" w:sz="4"/>
+              <w:bottom w:val="single" w:color="F0C9A8" w:sz="4"/>
+              <w:right w:val="single" w:color="F0C9A8" w:sz="4"/>
+            </w:tcBorders>
+            <w:tcMar>
+              <w:top w:type="dxa" w:w="80"/>
+              <w:left w:type="dxa" w:w="110"/>
+              <w:bottom w:type="dxa" w:w="80"/>
+              <w:right w:type="dxa" w:w="110"/>
+            </w:tcMar>
+          </w:tcPr>
+          <w:p>
+            <w:r>
+              <w:rPr>
+                <w:b w:val="false"/>
+                <w:bCs w:val="false"/>
+                <w:color w:val="222222"/>
+                <w:sz w:val="19"/>
+                <w:szCs w:val="19"/>
+              </w:rPr>
+              <w:t xml:space="preserve">This festive season, greet your friends a little differently.</w:t>
+            </w:r>
+          </w:p>
+        </w:tc>
+      </w:tr>
+      <w:tr>
+        <w:tc>
+          <w:tcPr>
+            <w:tcW w:type="dxa" w:w="2500"/>
+            <w:tcBorders>
+              <w:top w:val="single" w:color="F0C9A8" w:sz="4"/>
+              <w:left w:val="single" w:color="F0C9A8" w:sz="4"/>
+              <w:bottom w:val="single" w:color="F0C9A8" w:sz="4"/>
+              <w:right w:val="single" w:color="F0C9A8" w:sz="4"/>
+            </w:tcBorders>
+            <w:tcMar>
+              <w:top w:type="dxa" w:w="80"/>
+              <w:left w:type="dxa" w:w="110"/>
+              <w:bottom w:type="dxa" w:w="80"/>
+              <w:right w:type="dxa" w:w="110"/>
+            </w:tcMar>
+          </w:tcPr>
+          <w:p>
+            <w:r>
+              <w:rPr>
+                <w:b/>
+                <w:bCs/>
+                <w:color w:val="222222"/>
+                <w:sz w:val="19"/>
+                <w:szCs w:val="19"/>
+              </w:rPr>
               <w:t xml:space="preserve">Share button</w:t>
             </w:r>
           </w:p>
@@ -8100,7 +8100,67 @@
                 <w:sz w:val="19"/>
                 <w:szCs w:val="19"/>
               </w:rPr>
-              <w:t xml:space="preserve">Share my result</w:t>
+              <w:t xml:space="preserve">Send festive wishes</w:t>
+            </w:r>
+          </w:p>
+        </w:tc>
+      </w:tr>
+      <w:tr>
+        <w:tc>
+          <w:tcPr>
+            <w:tcW w:type="dxa" w:w="2500"/>
+            <w:tcBorders>
+              <w:top w:val="single" w:color="F0C9A8" w:sz="4"/>
+              <w:left w:val="single" w:color="F0C9A8" w:sz="4"/>
+              <w:bottom w:val="single" w:color="F0C9A8" w:sz="4"/>
+              <w:right w:val="single" w:color="F0C9A8" w:sz="4"/>
+            </w:tcBorders>
+            <w:tcMar>
+              <w:top w:type="dxa" w:w="80"/>
+              <w:left w:type="dxa" w:w="110"/>
+              <w:bottom w:type="dxa" w:w="80"/>
+              <w:right w:type="dxa" w:w="110"/>
+            </w:tcMar>
+          </w:tcPr>
+          <w:p>
+            <w:r>
+              <w:rPr>
+                <w:b/>
+                <w:bCs/>
+                <w:color w:val="222222"/>
+                <w:sz w:val="19"/>
+                <w:szCs w:val="19"/>
+              </w:rPr>
+              <w:t xml:space="preserve">WhatsApp button</w:t>
+            </w:r>
+          </w:p>
+        </w:tc>
+        <w:tc>
+          <w:tcPr>
+            <w:tcW w:type="dxa" w:w="6526"/>
+            <w:tcBorders>
+              <w:top w:val="single" w:color="F0C9A8" w:sz="4"/>
+              <w:left w:val="single" w:color="F0C9A8" w:sz="4"/>
+              <w:bottom w:val="single" w:color="F0C9A8" w:sz="4"/>
+              <w:right w:val="single" w:color="F0C9A8" w:sz="4"/>
+            </w:tcBorders>
+            <w:tcMar>
+              <w:top w:type="dxa" w:w="80"/>
+              <w:left w:type="dxa" w:w="110"/>
+              <w:bottom w:type="dxa" w:w="80"/>
+              <w:right w:type="dxa" w:w="110"/>
+            </w:tcMar>
+          </w:tcPr>
+          <w:p>
+            <w:r>
+              <w:rPr>
+                <w:b w:val="false"/>
+                <w:bCs w:val="false"/>
+                <w:color w:val="222222"/>
+                <w:sz w:val="19"/>
+                <w:szCs w:val="19"/>
+              </w:rPr>
+              <w:t xml:space="preserve">WhatsApp</w:t>
             </w:r>
           </w:p>
         </w:tc>
@@ -8191,36 +8251,36 @@
                 <w:sz w:val="19"/>
                 <w:szCs w:val="19"/>
               </w:rPr>
-              <w:t xml:space="preserve">Result card (alt text)</w:t>
-            </w:r>
-          </w:p>
-        </w:tc>
-        <w:tc>
-          <w:tcPr>
-            <w:tcW w:type="dxa" w:w="6526"/>
-            <w:tcBorders>
-              <w:top w:val="single" w:color="F0C9A8" w:sz="4"/>
-              <w:left w:val="single" w:color="F0C9A8" w:sz="4"/>
-              <w:bottom w:val="single" w:color="F0C9A8" w:sz="4"/>
-              <w:right w:val="single" w:color="F0C9A8" w:sz="4"/>
-            </w:tcBorders>
-            <w:tcMar>
-              <w:top w:type="dxa" w:w="80"/>
-              <w:left w:type="dxa" w:w="110"/>
-              <w:bottom w:type="dxa" w:w="80"/>
-              <w:right w:type="dxa" w:w="110"/>
-            </w:tcMar>
-          </w:tcPr>
-          <w:p>
-            <w:r>
-              <w:rPr>
-                <w:b w:val="false"/>
-                <w:bCs w:val="false"/>
-                <w:color w:val="222222"/>
-                <w:sz w:val="19"/>
-                <w:szCs w:val="19"/>
-              </w:rPr>
-              <w:t xml:space="preserve">Your result card: {Tag}, {N} of 5 mindful picks</w:t>
+              <w:t xml:space="preserve">Greeting card (alt text)</w:t>
+            </w:r>
+          </w:p>
+        </w:tc>
+        <w:tc>
+          <w:tcPr>
+            <w:tcW w:type="dxa" w:w="6526"/>
+            <w:tcBorders>
+              <w:top w:val="single" w:color="F0C9A8" w:sz="4"/>
+              <w:left w:val="single" w:color="F0C9A8" w:sz="4"/>
+              <w:bottom w:val="single" w:color="F0C9A8" w:sz="4"/>
+              <w:right w:val="single" w:color="F0C9A8" w:sz="4"/>
+            </w:tcBorders>
+            <w:tcMar>
+              <w:top w:type="dxa" w:w="80"/>
+              <w:left w:type="dxa" w:w="110"/>
+              <w:bottom w:type="dxa" w:w="80"/>
+              <w:right w:type="dxa" w:w="110"/>
+            </w:tcMar>
+          </w:tcPr>
+          <w:p>
+            <w:r>
+              <w:rPr>
+                <w:b w:val="false"/>
+                <w:bCs w:val="false"/>
+                <w:color w:val="222222"/>
+                <w:sz w:val="19"/>
+                <w:szCs w:val="19"/>
+              </w:rPr>
+              <w:t xml:space="preserve">Your festive greeting card from The Sweet Pick</w:t>
             </w:r>
           </w:p>
         </w:tc>
@@ -9037,156 +9097,36 @@
                 <w:sz w:val="19"/>
                 <w:szCs w:val="19"/>
               </w:rPr>
-              <w:t xml:space="preserve">Seal</w:t>
-            </w:r>
-          </w:p>
-        </w:tc>
-        <w:tc>
-          <w:tcPr>
-            <w:tcW w:type="dxa" w:w="6526"/>
-            <w:tcBorders>
-              <w:top w:val="single" w:color="F0C9A8" w:sz="4"/>
-              <w:left w:val="single" w:color="F0C9A8" w:sz="4"/>
-              <w:bottom w:val="single" w:color="F0C9A8" w:sz="4"/>
-              <w:right w:val="single" w:color="F0C9A8" w:sz="4"/>
-            </w:tcBorders>
-            <w:tcMar>
-              <w:top w:type="dxa" w:w="80"/>
-              <w:left w:type="dxa" w:w="110"/>
-              <w:bottom w:type="dxa" w:w="80"/>
-              <w:right w:type="dxa" w:w="110"/>
-            </w:tcMar>
-          </w:tcPr>
-          <w:p>
-            <w:r>
-              <w:rPr>
-                <w:b w:val="false"/>
-                <w:bCs w:val="false"/>
-                <w:color w:val="222222"/>
-                <w:sz w:val="19"/>
-                <w:szCs w:val="19"/>
-              </w:rPr>
-              <w:t xml:space="preserve">THE SWEET PICK · {Tag} · THE ORANGE BOOK</w:t>
-            </w:r>
-          </w:p>
-        </w:tc>
-      </w:tr>
-      <w:tr>
-        <w:tc>
-          <w:tcPr>
-            <w:tcW w:type="dxa" w:w="2500"/>
-            <w:tcBorders>
-              <w:top w:val="single" w:color="F0C9A8" w:sz="4"/>
-              <w:left w:val="single" w:color="F0C9A8" w:sz="4"/>
-              <w:bottom w:val="single" w:color="F0C9A8" w:sz="4"/>
-              <w:right w:val="single" w:color="F0C9A8" w:sz="4"/>
-            </w:tcBorders>
-            <w:tcMar>
-              <w:top w:type="dxa" w:w="80"/>
-              <w:left w:type="dxa" w:w="110"/>
-              <w:bottom w:type="dxa" w:w="80"/>
-              <w:right w:type="dxa" w:w="110"/>
-            </w:tcMar>
-          </w:tcPr>
-          <w:p>
-            <w:r>
-              <w:rPr>
-                <w:b/>
-                <w:bCs/>
-                <w:color w:val="222222"/>
-                <w:sz w:val="19"/>
-                <w:szCs w:val="19"/>
-              </w:rPr>
-              <w:t xml:space="preserve">Under the seal</w:t>
-            </w:r>
-          </w:p>
-        </w:tc>
-        <w:tc>
-          <w:tcPr>
-            <w:tcW w:type="dxa" w:w="6526"/>
-            <w:tcBorders>
-              <w:top w:val="single" w:color="F0C9A8" w:sz="4"/>
-              <w:left w:val="single" w:color="F0C9A8" w:sz="4"/>
-              <w:bottom w:val="single" w:color="F0C9A8" w:sz="4"/>
-              <w:right w:val="single" w:color="F0C9A8" w:sz="4"/>
-            </w:tcBorders>
-            <w:tcMar>
-              <w:top w:type="dxa" w:w="80"/>
-              <w:left w:type="dxa" w:w="110"/>
-              <w:bottom w:type="dxa" w:w="80"/>
-              <w:right w:type="dxa" w:w="110"/>
-            </w:tcMar>
-          </w:tcPr>
-          <w:p>
-            <w:r>
-              <w:rPr>
-                <w:b w:val="false"/>
-                <w:bCs w:val="false"/>
-                <w:color w:val="222222"/>
-                <w:sz w:val="19"/>
-                <w:szCs w:val="19"/>
-              </w:rPr>
-              <w:t xml:space="preserve">the tag’s line</w:t>
-            </w:r>
-          </w:p>
-        </w:tc>
-      </w:tr>
-      <w:tr>
-        <w:tc>
-          <w:tcPr>
-            <w:tcW w:type="dxa" w:w="2500"/>
-            <w:tcBorders>
-              <w:top w:val="single" w:color="F0C9A8" w:sz="4"/>
-              <w:left w:val="single" w:color="F0C9A8" w:sz="4"/>
-              <w:bottom w:val="single" w:color="F0C9A8" w:sz="4"/>
-              <w:right w:val="single" w:color="F0C9A8" w:sz="4"/>
-            </w:tcBorders>
-            <w:tcMar>
-              <w:top w:type="dxa" w:w="80"/>
-              <w:left w:type="dxa" w:w="110"/>
-              <w:bottom w:type="dxa" w:w="80"/>
-              <w:right w:type="dxa" w:w="110"/>
-            </w:tcMar>
-          </w:tcPr>
-          <w:p>
-            <w:r>
-              <w:rPr>
-                <w:b/>
-                <w:bCs/>
-                <w:color w:val="222222"/>
-                <w:sz w:val="19"/>
-                <w:szCs w:val="19"/>
-              </w:rPr>
-              <w:t xml:space="preserve">Under the box</w:t>
-            </w:r>
-          </w:p>
-        </w:tc>
-        <w:tc>
-          <w:tcPr>
-            <w:tcW w:type="dxa" w:w="6526"/>
-            <w:tcBorders>
-              <w:top w:val="single" w:color="F0C9A8" w:sz="4"/>
-              <w:left w:val="single" w:color="F0C9A8" w:sz="4"/>
-              <w:bottom w:val="single" w:color="F0C9A8" w:sz="4"/>
-              <w:right w:val="single" w:color="F0C9A8" w:sz="4"/>
-            </w:tcBorders>
-            <w:tcMar>
-              <w:top w:type="dxa" w:w="80"/>
-              <w:left w:type="dxa" w:w="110"/>
-              <w:bottom w:type="dxa" w:w="80"/>
-              <w:right w:type="dxa" w:w="110"/>
-            </w:tcMar>
-          </w:tcPr>
-          <w:p>
-            <w:r>
-              <w:rPr>
-                <w:b w:val="false"/>
-                <w:bCs w:val="false"/>
-                <w:color w:val="222222"/>
-                <w:sz w:val="19"/>
-                <w:szCs w:val="19"/>
-              </w:rPr>
-              <w:t xml:space="preserve">{N} of 5 mindful picks</w:t>
+              <w:t xml:space="preserve">Wish (the card’s only line)</w:t>
+            </w:r>
+          </w:p>
+        </w:tc>
+        <w:tc>
+          <w:tcPr>
+            <w:tcW w:type="dxa" w:w="6526"/>
+            <w:tcBorders>
+              <w:top w:val="single" w:color="F0C9A8" w:sz="4"/>
+              <w:left w:val="single" w:color="F0C9A8" w:sz="4"/>
+              <w:bottom w:val="single" w:color="F0C9A8" w:sz="4"/>
+              <w:right w:val="single" w:color="F0C9A8" w:sz="4"/>
+            </w:tcBorders>
+            <w:tcMar>
+              <w:top w:type="dxa" w:w="80"/>
+              <w:left w:type="dxa" w:w="110"/>
+              <w:bottom w:type="dxa" w:w="80"/>
+              <w:right w:type="dxa" w:w="110"/>
+            </w:tcMar>
+          </w:tcPr>
+          <w:p>
+            <w:r>
+              <w:rPr>
+                <w:b w:val="false"/>
+                <w:bCs w:val="false"/>
+                <w:color w:val="222222"/>
+                <w:sz w:val="19"/>
+                <w:szCs w:val="19"/>
+              </w:rPr>
+              <w:t xml:space="preserve">Wishing you a festive season full of sweet choices</w:t>
             </w:r>
           </w:p>
         </w:tc>
@@ -9431,36 +9371,36 @@
                 <w:sz w:val="19"/>
                 <w:szCs w:val="19"/>
               </w:rPr>
-              <w:t xml:space="preserve">Share my result (native share or WhatsApp)</w:t>
-            </w:r>
-          </w:p>
-        </w:tc>
-        <w:tc>
-          <w:tcPr>
-            <w:tcW w:type="dxa" w:w="6526"/>
-            <w:tcBorders>
-              <w:top w:val="single" w:color="F0C9A8" w:sz="4"/>
-              <w:left w:val="single" w:color="F0C9A8" w:sz="4"/>
-              <w:bottom w:val="single" w:color="F0C9A8" w:sz="4"/>
-              <w:right w:val="single" w:color="F0C9A8" w:sz="4"/>
-            </w:tcBorders>
-            <w:tcMar>
-              <w:top w:type="dxa" w:w="80"/>
-              <w:left w:type="dxa" w:w="110"/>
-              <w:bottom w:type="dxa" w:w="80"/>
-              <w:right w:type="dxa" w:w="110"/>
-            </w:tcMar>
-          </w:tcPr>
-          <w:p>
-            <w:r>
-              <w:rPr>
-                <w:b w:val="false"/>
-                <w:bCs w:val="false"/>
-                <w:color w:val="222222"/>
-                <w:sz w:val="19"/>
-                <w:szCs w:val="19"/>
-              </w:rPr>
-              <w:t xml:space="preserve">I made {N} of 5 mindful picks on The Sweet Pick, this month’s interactive Orange Book from ICICI Bank. Can you spot the festive tricks? {link}</w:t>
+              <w:t xml:space="preserve">Send festive wishes (native share or WhatsApp)</w:t>
+            </w:r>
+          </w:p>
+        </w:tc>
+        <w:tc>
+          <w:tcPr>
+            <w:tcW w:type="dxa" w:w="6526"/>
+            <w:tcBorders>
+              <w:top w:val="single" w:color="F0C9A8" w:sz="4"/>
+              <w:left w:val="single" w:color="F0C9A8" w:sz="4"/>
+              <w:bottom w:val="single" w:color="F0C9A8" w:sz="4"/>
+              <w:right w:val="single" w:color="F0C9A8" w:sz="4"/>
+            </w:tcBorders>
+            <w:tcMar>
+              <w:top w:type="dxa" w:w="80"/>
+              <w:left w:type="dxa" w:w="110"/>
+              <w:bottom w:type="dxa" w:w="80"/>
+              <w:right w:type="dxa" w:w="110"/>
+            </w:tcMar>
+          </w:tcPr>
+          <w:p>
+            <w:r>
+              <w:rPr>
+                <w:b w:val="false"/>
+                <w:bCs w:val="false"/>
+                <w:color w:val="222222"/>
+                <w:sz w:val="19"/>
+                <w:szCs w:val="19"/>
+              </w:rPr>
+              <w:t xml:space="preserve">Wishing you a festive season full of sweet choices. Your turn — try your hand at The Sweet Pick, this season’s interactive Orange Book from ICICI Bank.</w:t>
             </w:r>
           </w:p>
         </w:tc>

--- a/content/The-Sweet-Pick-Copy.docx
+++ b/content/The-Sweet-Pick-Copy.docx
@@ -8040,7 +8040,7 @@
                 <w:sz w:val="19"/>
                 <w:szCs w:val="19"/>
               </w:rPr>
-              <w:t xml:space="preserve">This festive season, greet your friends a little differently.</w:t>
+              <w:t xml:space="preserve">Don’t just wish them this festive season. Challenge them to a Sweet Pick.</w:t>
             </w:r>
           </w:p>
         </w:tc>

--- a/content/The-Sweet-Pick-Copy.docx
+++ b/content/The-Sweet-Pick-Copy.docx
@@ -8040,7 +8040,7 @@
                 <w:sz w:val="19"/>
                 <w:szCs w:val="19"/>
               </w:rPr>
-              <w:t xml:space="preserve">Don’t just wish them this festive season. Challenge them to a Sweet Pick.</w:t>
+              <w:t xml:space="preserve">This festive season, don’t just greet your friends — challenge them to a Sweet Pick.</w:t>
             </w:r>
           </w:p>
         </w:tc>

--- a/content/The-Sweet-Pick-Copy.docx
+++ b/content/The-Sweet-Pick-Copy.docx
@@ -8101,66 +8101,6 @@
                 <w:szCs w:val="19"/>
               </w:rPr>
               <w:t xml:space="preserve">Send festive wishes</w:t>
-            </w:r>
-          </w:p>
-        </w:tc>
-      </w:tr>
-      <w:tr>
-        <w:tc>
-          <w:tcPr>
-            <w:tcW w:type="dxa" w:w="2500"/>
-            <w:tcBorders>
-              <w:top w:val="single" w:color="F0C9A8" w:sz="4"/>
-              <w:left w:val="single" w:color="F0C9A8" w:sz="4"/>
-              <w:bottom w:val="single" w:color="F0C9A8" w:sz="4"/>
-              <w:right w:val="single" w:color="F0C9A8" w:sz="4"/>
-            </w:tcBorders>
-            <w:tcMar>
-              <w:top w:type="dxa" w:w="80"/>
-              <w:left w:type="dxa" w:w="110"/>
-              <w:bottom w:type="dxa" w:w="80"/>
-              <w:right w:type="dxa" w:w="110"/>
-            </w:tcMar>
-          </w:tcPr>
-          <w:p>
-            <w:r>
-              <w:rPr>
-                <w:b/>
-                <w:bCs/>
-                <w:color w:val="222222"/>
-                <w:sz w:val="19"/>
-                <w:szCs w:val="19"/>
-              </w:rPr>
-              <w:t xml:space="preserve">WhatsApp button</w:t>
-            </w:r>
-          </w:p>
-        </w:tc>
-        <w:tc>
-          <w:tcPr>
-            <w:tcW w:type="dxa" w:w="6526"/>
-            <w:tcBorders>
-              <w:top w:val="single" w:color="F0C9A8" w:sz="4"/>
-              <w:left w:val="single" w:color="F0C9A8" w:sz="4"/>
-              <w:bottom w:val="single" w:color="F0C9A8" w:sz="4"/>
-              <w:right w:val="single" w:color="F0C9A8" w:sz="4"/>
-            </w:tcBorders>
-            <w:tcMar>
-              <w:top w:type="dxa" w:w="80"/>
-              <w:left w:type="dxa" w:w="110"/>
-              <w:bottom w:type="dxa" w:w="80"/>
-              <w:right w:type="dxa" w:w="110"/>
-            </w:tcMar>
-          </w:tcPr>
-          <w:p>
-            <w:r>
-              <w:rPr>
-                <w:b w:val="false"/>
-                <w:bCs w:val="false"/>
-                <w:color w:val="222222"/>
-                <w:sz w:val="19"/>
-                <w:szCs w:val="19"/>
-              </w:rPr>
-              <w:t xml:space="preserve">WhatsApp</w:t>
             </w:r>
           </w:p>
         </w:tc>

--- a/content/The-Sweet-Pick-Copy.docx
+++ b/content/The-Sweet-Pick-Copy.docx
@@ -8011,7 +8011,127 @@
                 <w:sz w:val="19"/>
                 <w:szCs w:val="19"/>
               </w:rPr>
-              <w:t xml:space="preserve">Line above the buttons</w:t>
+              <w:t xml:space="preserve">Send-off</w:t>
+            </w:r>
+          </w:p>
+        </w:tc>
+        <w:tc>
+          <w:tcPr>
+            <w:tcW w:type="dxa" w:w="6526"/>
+            <w:tcBorders>
+              <w:top w:val="single" w:color="F0C9A8" w:sz="4"/>
+              <w:left w:val="single" w:color="F0C9A8" w:sz="4"/>
+              <w:bottom w:val="single" w:color="F0C9A8" w:sz="4"/>
+              <w:right w:val="single" w:color="F0C9A8" w:sz="4"/>
+            </w:tcBorders>
+            <w:tcMar>
+              <w:top w:type="dxa" w:w="80"/>
+              <w:left w:type="dxa" w:w="110"/>
+              <w:bottom w:type="dxa" w:w="80"/>
+              <w:right w:type="dxa" w:w="110"/>
+            </w:tcMar>
+          </w:tcPr>
+          <w:p>
+            <w:r>
+              <w:rPr>
+                <w:b w:val="false"/>
+                <w:bCs w:val="false"/>
+                <w:color w:val="222222"/>
+                <w:sz w:val="19"/>
+                <w:szCs w:val="19"/>
+              </w:rPr>
+              <w:t xml:space="preserve">The festive season is a time for happiness, celebration and shopping. But biases can quietly find their way into our decisions and sometimes make us spend more than we planned.</w:t>
+            </w:r>
+          </w:p>
+        </w:tc>
+      </w:tr>
+      <w:tr>
+        <w:tc>
+          <w:tcPr>
+            <w:tcW w:type="dxa" w:w="2500"/>
+            <w:tcBorders>
+              <w:top w:val="single" w:color="F0C9A8" w:sz="4"/>
+              <w:left w:val="single" w:color="F0C9A8" w:sz="4"/>
+              <w:bottom w:val="single" w:color="F0C9A8" w:sz="4"/>
+              <w:right w:val="single" w:color="F0C9A8" w:sz="4"/>
+            </w:tcBorders>
+            <w:tcMar>
+              <w:top w:type="dxa" w:w="80"/>
+              <w:left w:type="dxa" w:w="110"/>
+              <w:bottom w:type="dxa" w:w="80"/>
+              <w:right w:type="dxa" w:w="110"/>
+            </w:tcMar>
+          </w:tcPr>
+          <w:p>
+            <w:r>
+              <w:rPr>
+                <w:b/>
+                <w:bCs/>
+                <w:color w:val="222222"/>
+                <w:sz w:val="19"/>
+                <w:szCs w:val="19"/>
+              </w:rPr>
+              <w:t xml:space="preserve">Send-off, second paragraph</w:t>
+            </w:r>
+          </w:p>
+        </w:tc>
+        <w:tc>
+          <w:tcPr>
+            <w:tcW w:type="dxa" w:w="6526"/>
+            <w:tcBorders>
+              <w:top w:val="single" w:color="F0C9A8" w:sz="4"/>
+              <w:left w:val="single" w:color="F0C9A8" w:sz="4"/>
+              <w:bottom w:val="single" w:color="F0C9A8" w:sz="4"/>
+              <w:right w:val="single" w:color="F0C9A8" w:sz="4"/>
+            </w:tcBorders>
+            <w:tcMar>
+              <w:top w:type="dxa" w:w="80"/>
+              <w:left w:type="dxa" w:w="110"/>
+              <w:bottom w:type="dxa" w:w="80"/>
+              <w:right w:type="dxa" w:w="110"/>
+            </w:tcMar>
+          </w:tcPr>
+          <w:p>
+            <w:r>
+              <w:rPr>
+                <w:b w:val="false"/>
+                <w:bCs w:val="false"/>
+                <w:color w:val="222222"/>
+                <w:sz w:val="19"/>
+                <w:szCs w:val="19"/>
+              </w:rPr>
+              <w:t xml:space="preserve">The idea is not to stop enjoying the season. It is simply to notice what may be shaping a choice, pause when it matters and strike the right balance, always.</w:t>
+            </w:r>
+          </w:p>
+        </w:tc>
+      </w:tr>
+      <w:tr>
+        <w:tc>
+          <w:tcPr>
+            <w:tcW w:type="dxa" w:w="2500"/>
+            <w:tcBorders>
+              <w:top w:val="single" w:color="F0C9A8" w:sz="4"/>
+              <w:left w:val="single" w:color="F0C9A8" w:sz="4"/>
+              <w:bottom w:val="single" w:color="F0C9A8" w:sz="4"/>
+              <w:right w:val="single" w:color="F0C9A8" w:sz="4"/>
+            </w:tcBorders>
+            <w:tcMar>
+              <w:top w:type="dxa" w:w="80"/>
+              <w:left w:type="dxa" w:w="110"/>
+              <w:bottom w:type="dxa" w:w="80"/>
+              <w:right w:type="dxa" w:w="110"/>
+            </w:tcMar>
+          </w:tcPr>
+          <w:p>
+            <w:r>
+              <w:rPr>
+                <w:b/>
+                <w:bCs/>
+                <w:color w:val="222222"/>
+                <w:sz w:val="19"/>
+                <w:szCs w:val="19"/>
+              </w:rPr>
+              <w:t xml:space="preserve">Line above the share button</w:t>
             </w:r>
           </w:p>
         </w:tc>
@@ -8131,6 +8251,66 @@
                 <w:sz w:val="19"/>
                 <w:szCs w:val="19"/>
               </w:rPr>
+              <w:t xml:space="preserve">Greeting card (alt text)</w:t>
+            </w:r>
+          </w:p>
+        </w:tc>
+        <w:tc>
+          <w:tcPr>
+            <w:tcW w:type="dxa" w:w="6526"/>
+            <w:tcBorders>
+              <w:top w:val="single" w:color="F0C9A8" w:sz="4"/>
+              <w:left w:val="single" w:color="F0C9A8" w:sz="4"/>
+              <w:bottom w:val="single" w:color="F0C9A8" w:sz="4"/>
+              <w:right w:val="single" w:color="F0C9A8" w:sz="4"/>
+            </w:tcBorders>
+            <w:tcMar>
+              <w:top w:type="dxa" w:w="80"/>
+              <w:left w:type="dxa" w:w="110"/>
+              <w:bottom w:type="dxa" w:w="80"/>
+              <w:right w:type="dxa" w:w="110"/>
+            </w:tcMar>
+          </w:tcPr>
+          <w:p>
+            <w:r>
+              <w:rPr>
+                <w:b w:val="false"/>
+                <w:bCs w:val="false"/>
+                <w:color w:val="222222"/>
+                <w:sz w:val="19"/>
+                <w:szCs w:val="19"/>
+              </w:rPr>
+              <w:t xml:space="preserve">Your festive greeting card from The Sweet Pick</w:t>
+            </w:r>
+          </w:p>
+        </w:tc>
+      </w:tr>
+      <w:tr>
+        <w:tc>
+          <w:tcPr>
+            <w:tcW w:type="dxa" w:w="2500"/>
+            <w:tcBorders>
+              <w:top w:val="single" w:color="F0C9A8" w:sz="4"/>
+              <w:left w:val="single" w:color="F0C9A8" w:sz="4"/>
+              <w:bottom w:val="single" w:color="F0C9A8" w:sz="4"/>
+              <w:right w:val="single" w:color="F0C9A8" w:sz="4"/>
+            </w:tcBorders>
+            <w:tcMar>
+              <w:top w:type="dxa" w:w="80"/>
+              <w:left w:type="dxa" w:w="110"/>
+              <w:bottom w:type="dxa" w:w="80"/>
+              <w:right w:type="dxa" w:w="110"/>
+            </w:tcMar>
+          </w:tcPr>
+          <w:p>
+            <w:r>
+              <w:rPr>
+                <w:b/>
+                <w:bCs/>
+                <w:color w:val="222222"/>
+                <w:sz w:val="19"/>
+                <w:szCs w:val="19"/>
+              </w:rPr>
               <w:t xml:space="preserve">Save link (under the card)</w:t>
             </w:r>
           </w:p>
@@ -8161,186 +8341,6 @@
                 <w:szCs w:val="19"/>
               </w:rPr>
               <w:t xml:space="preserve">Save image</w:t>
-            </w:r>
-          </w:p>
-        </w:tc>
-      </w:tr>
-      <w:tr>
-        <w:tc>
-          <w:tcPr>
-            <w:tcW w:type="dxa" w:w="2500"/>
-            <w:tcBorders>
-              <w:top w:val="single" w:color="F0C9A8" w:sz="4"/>
-              <w:left w:val="single" w:color="F0C9A8" w:sz="4"/>
-              <w:bottom w:val="single" w:color="F0C9A8" w:sz="4"/>
-              <w:right w:val="single" w:color="F0C9A8" w:sz="4"/>
-            </w:tcBorders>
-            <w:tcMar>
-              <w:top w:type="dxa" w:w="80"/>
-              <w:left w:type="dxa" w:w="110"/>
-              <w:bottom w:type="dxa" w:w="80"/>
-              <w:right w:type="dxa" w:w="110"/>
-            </w:tcMar>
-          </w:tcPr>
-          <w:p>
-            <w:r>
-              <w:rPr>
-                <w:b/>
-                <w:bCs/>
-                <w:color w:val="222222"/>
-                <w:sz w:val="19"/>
-                <w:szCs w:val="19"/>
-              </w:rPr>
-              <w:t xml:space="preserve">Greeting card (alt text)</w:t>
-            </w:r>
-          </w:p>
-        </w:tc>
-        <w:tc>
-          <w:tcPr>
-            <w:tcW w:type="dxa" w:w="6526"/>
-            <w:tcBorders>
-              <w:top w:val="single" w:color="F0C9A8" w:sz="4"/>
-              <w:left w:val="single" w:color="F0C9A8" w:sz="4"/>
-              <w:bottom w:val="single" w:color="F0C9A8" w:sz="4"/>
-              <w:right w:val="single" w:color="F0C9A8" w:sz="4"/>
-            </w:tcBorders>
-            <w:tcMar>
-              <w:top w:type="dxa" w:w="80"/>
-              <w:left w:type="dxa" w:w="110"/>
-              <w:bottom w:type="dxa" w:w="80"/>
-              <w:right w:type="dxa" w:w="110"/>
-            </w:tcMar>
-          </w:tcPr>
-          <w:p>
-            <w:r>
-              <w:rPr>
-                <w:b w:val="false"/>
-                <w:bCs w:val="false"/>
-                <w:color w:val="222222"/>
-                <w:sz w:val="19"/>
-                <w:szCs w:val="19"/>
-              </w:rPr>
-              <w:t xml:space="preserve">Your festive greeting card from The Sweet Pick</w:t>
-            </w:r>
-          </w:p>
-        </w:tc>
-      </w:tr>
-      <w:tr>
-        <w:tc>
-          <w:tcPr>
-            <w:tcW w:type="dxa" w:w="2500"/>
-            <w:tcBorders>
-              <w:top w:val="single" w:color="F0C9A8" w:sz="4"/>
-              <w:left w:val="single" w:color="F0C9A8" w:sz="4"/>
-              <w:bottom w:val="single" w:color="F0C9A8" w:sz="4"/>
-              <w:right w:val="single" w:color="F0C9A8" w:sz="4"/>
-            </w:tcBorders>
-            <w:tcMar>
-              <w:top w:type="dxa" w:w="80"/>
-              <w:left w:type="dxa" w:w="110"/>
-              <w:bottom w:type="dxa" w:w="80"/>
-              <w:right w:type="dxa" w:w="110"/>
-            </w:tcMar>
-          </w:tcPr>
-          <w:p>
-            <w:r>
-              <w:rPr>
-                <w:b/>
-                <w:bCs/>
-                <w:color w:val="222222"/>
-                <w:sz w:val="19"/>
-                <w:szCs w:val="19"/>
-              </w:rPr>
-              <w:t xml:space="preserve">Send-off</w:t>
-            </w:r>
-          </w:p>
-        </w:tc>
-        <w:tc>
-          <w:tcPr>
-            <w:tcW w:type="dxa" w:w="6526"/>
-            <w:tcBorders>
-              <w:top w:val="single" w:color="F0C9A8" w:sz="4"/>
-              <w:left w:val="single" w:color="F0C9A8" w:sz="4"/>
-              <w:bottom w:val="single" w:color="F0C9A8" w:sz="4"/>
-              <w:right w:val="single" w:color="F0C9A8" w:sz="4"/>
-            </w:tcBorders>
-            <w:tcMar>
-              <w:top w:type="dxa" w:w="80"/>
-              <w:left w:type="dxa" w:w="110"/>
-              <w:bottom w:type="dxa" w:w="80"/>
-              <w:right w:type="dxa" w:w="110"/>
-            </w:tcMar>
-          </w:tcPr>
-          <w:p>
-            <w:r>
-              <w:rPr>
-                <w:b w:val="false"/>
-                <w:bCs w:val="false"/>
-                <w:color w:val="222222"/>
-                <w:sz w:val="19"/>
-                <w:szCs w:val="19"/>
-              </w:rPr>
-              <w:t xml:space="preserve">The festive season is a time for happiness, celebration and shopping. But biases can quietly find their way into our decisions and sometimes make us spend more than we planned.</w:t>
-            </w:r>
-          </w:p>
-        </w:tc>
-      </w:tr>
-      <w:tr>
-        <w:tc>
-          <w:tcPr>
-            <w:tcW w:type="dxa" w:w="2500"/>
-            <w:tcBorders>
-              <w:top w:val="single" w:color="F0C9A8" w:sz="4"/>
-              <w:left w:val="single" w:color="F0C9A8" w:sz="4"/>
-              <w:bottom w:val="single" w:color="F0C9A8" w:sz="4"/>
-              <w:right w:val="single" w:color="F0C9A8" w:sz="4"/>
-            </w:tcBorders>
-            <w:tcMar>
-              <w:top w:type="dxa" w:w="80"/>
-              <w:left w:type="dxa" w:w="110"/>
-              <w:bottom w:type="dxa" w:w="80"/>
-              <w:right w:type="dxa" w:w="110"/>
-            </w:tcMar>
-          </w:tcPr>
-          <w:p>
-            <w:r>
-              <w:rPr>
-                <w:b/>
-                <w:bCs/>
-                <w:color w:val="222222"/>
-                <w:sz w:val="19"/>
-                <w:szCs w:val="19"/>
-              </w:rPr>
-              <w:t xml:space="preserve">Send-off, second paragraph</w:t>
-            </w:r>
-          </w:p>
-        </w:tc>
-        <w:tc>
-          <w:tcPr>
-            <w:tcW w:type="dxa" w:w="6526"/>
-            <w:tcBorders>
-              <w:top w:val="single" w:color="F0C9A8" w:sz="4"/>
-              <w:left w:val="single" w:color="F0C9A8" w:sz="4"/>
-              <w:bottom w:val="single" w:color="F0C9A8" w:sz="4"/>
-              <w:right w:val="single" w:color="F0C9A8" w:sz="4"/>
-            </w:tcBorders>
-            <w:tcMar>
-              <w:top w:type="dxa" w:w="80"/>
-              <w:left w:type="dxa" w:w="110"/>
-              <w:bottom w:type="dxa" w:w="80"/>
-              <w:right w:type="dxa" w:w="110"/>
-            </w:tcMar>
-          </w:tcPr>
-          <w:p>
-            <w:r>
-              <w:rPr>
-                <w:b w:val="false"/>
-                <w:bCs w:val="false"/>
-                <w:color w:val="222222"/>
-                <w:sz w:val="19"/>
-                <w:szCs w:val="19"/>
-              </w:rPr>
-              <w:t xml:space="preserve">The idea is not to stop enjoying the season. It is simply to notice what may be shaping a choice, pause when it matters and strike the right balance, always.</w:t>
             </w:r>
           </w:p>
         </w:tc>

--- a/content/The-Sweet-Pick-Copy.docx
+++ b/content/The-Sweet-Pick-Copy.docx
@@ -312,246 +312,6 @@
                 <w:szCs w:val="19"/>
               </w:rPr>
               <w:t xml:space="preserve">Sound on / Sound off</w:t>
-            </w:r>
-          </w:p>
-        </w:tc>
-      </w:tr>
-      <w:tr>
-        <w:tc>
-          <w:tcPr>
-            <w:tcW w:type="dxa" w:w="2500"/>
-            <w:tcBorders>
-              <w:top w:val="single" w:color="F0C9A8" w:sz="4"/>
-              <w:left w:val="single" w:color="F0C9A8" w:sz="4"/>
-              <w:bottom w:val="single" w:color="F0C9A8" w:sz="4"/>
-              <w:right w:val="single" w:color="F0C9A8" w:sz="4"/>
-            </w:tcBorders>
-            <w:tcMar>
-              <w:top w:type="dxa" w:w="80"/>
-              <w:left w:type="dxa" w:w="110"/>
-              <w:bottom w:type="dxa" w:w="80"/>
-              <w:right w:type="dxa" w:w="110"/>
-            </w:tcMar>
-          </w:tcPr>
-          <w:p>
-            <w:r>
-              <w:rPr>
-                <w:b/>
-                <w:bCs/>
-                <w:color w:val="222222"/>
-                <w:sz w:val="19"/>
-                <w:szCs w:val="19"/>
-              </w:rPr>
-              <w:t xml:space="preserve">Hamburger button (accessible name)</w:t>
-            </w:r>
-          </w:p>
-        </w:tc>
-        <w:tc>
-          <w:tcPr>
-            <w:tcW w:type="dxa" w:w="6526"/>
-            <w:tcBorders>
-              <w:top w:val="single" w:color="F0C9A8" w:sz="4"/>
-              <w:left w:val="single" w:color="F0C9A8" w:sz="4"/>
-              <w:bottom w:val="single" w:color="F0C9A8" w:sz="4"/>
-              <w:right w:val="single" w:color="F0C9A8" w:sz="4"/>
-            </w:tcBorders>
-            <w:tcMar>
-              <w:top w:type="dxa" w:w="80"/>
-              <w:left w:type="dxa" w:w="110"/>
-              <w:bottom w:type="dxa" w:w="80"/>
-              <w:right w:type="dxa" w:w="110"/>
-            </w:tcMar>
-          </w:tcPr>
-          <w:p>
-            <w:r>
-              <w:rPr>
-                <w:b w:val="false"/>
-                <w:bCs w:val="false"/>
-                <w:color w:val="222222"/>
-                <w:sz w:val="19"/>
-                <w:szCs w:val="19"/>
-              </w:rPr>
-              <w:t xml:space="preserve">Contents</w:t>
-            </w:r>
-          </w:p>
-        </w:tc>
-      </w:tr>
-      <w:tr>
-        <w:tc>
-          <w:tcPr>
-            <w:tcW w:type="dxa" w:w="2500"/>
-            <w:tcBorders>
-              <w:top w:val="single" w:color="F0C9A8" w:sz="4"/>
-              <w:left w:val="single" w:color="F0C9A8" w:sz="4"/>
-              <w:bottom w:val="single" w:color="F0C9A8" w:sz="4"/>
-              <w:right w:val="single" w:color="F0C9A8" w:sz="4"/>
-            </w:tcBorders>
-            <w:tcMar>
-              <w:top w:type="dxa" w:w="80"/>
-              <w:left w:type="dxa" w:w="110"/>
-              <w:bottom w:type="dxa" w:w="80"/>
-              <w:right w:type="dxa" w:w="110"/>
-            </w:tcMar>
-          </w:tcPr>
-          <w:p>
-            <w:r>
-              <w:rPr>
-                <w:b/>
-                <w:bCs/>
-                <w:color w:val="222222"/>
-                <w:sz w:val="19"/>
-                <w:szCs w:val="19"/>
-              </w:rPr>
-              <w:t xml:space="preserve">Contents panel heading</w:t>
-            </w:r>
-          </w:p>
-        </w:tc>
-        <w:tc>
-          <w:tcPr>
-            <w:tcW w:type="dxa" w:w="6526"/>
-            <w:tcBorders>
-              <w:top w:val="single" w:color="F0C9A8" w:sz="4"/>
-              <w:left w:val="single" w:color="F0C9A8" w:sz="4"/>
-              <w:bottom w:val="single" w:color="F0C9A8" w:sz="4"/>
-              <w:right w:val="single" w:color="F0C9A8" w:sz="4"/>
-            </w:tcBorders>
-            <w:tcMar>
-              <w:top w:type="dxa" w:w="80"/>
-              <w:left w:type="dxa" w:w="110"/>
-              <w:bottom w:type="dxa" w:w="80"/>
-              <w:right w:type="dxa" w:w="110"/>
-            </w:tcMar>
-          </w:tcPr>
-          <w:p>
-            <w:r>
-              <w:rPr>
-                <w:b w:val="false"/>
-                <w:bCs w:val="false"/>
-                <w:color w:val="222222"/>
-                <w:sz w:val="19"/>
-                <w:szCs w:val="19"/>
-              </w:rPr>
-              <w:t xml:space="preserve">Content</w:t>
-            </w:r>
-          </w:p>
-        </w:tc>
-      </w:tr>
-      <w:tr>
-        <w:tc>
-          <w:tcPr>
-            <w:tcW w:type="dxa" w:w="2500"/>
-            <w:tcBorders>
-              <w:top w:val="single" w:color="F0C9A8" w:sz="4"/>
-              <w:left w:val="single" w:color="F0C9A8" w:sz="4"/>
-              <w:bottom w:val="single" w:color="F0C9A8" w:sz="4"/>
-              <w:right w:val="single" w:color="F0C9A8" w:sz="4"/>
-            </w:tcBorders>
-            <w:tcMar>
-              <w:top w:type="dxa" w:w="80"/>
-              <w:left w:type="dxa" w:w="110"/>
-              <w:bottom w:type="dxa" w:w="80"/>
-              <w:right w:type="dxa" w:w="110"/>
-            </w:tcMar>
-          </w:tcPr>
-          <w:p>
-            <w:r>
-              <w:rPr>
-                <w:b/>
-                <w:bCs/>
-                <w:color w:val="222222"/>
-                <w:sz w:val="19"/>
-                <w:szCs w:val="19"/>
-              </w:rPr>
-              <w:t xml:space="preserve">Contents panel items</w:t>
-            </w:r>
-          </w:p>
-        </w:tc>
-        <w:tc>
-          <w:tcPr>
-            <w:tcW w:type="dxa" w:w="6526"/>
-            <w:tcBorders>
-              <w:top w:val="single" w:color="F0C9A8" w:sz="4"/>
-              <w:left w:val="single" w:color="F0C9A8" w:sz="4"/>
-              <w:bottom w:val="single" w:color="F0C9A8" w:sz="4"/>
-              <w:right w:val="single" w:color="F0C9A8" w:sz="4"/>
-            </w:tcBorders>
-            <w:tcMar>
-              <w:top w:type="dxa" w:w="80"/>
-              <w:left w:type="dxa" w:w="110"/>
-              <w:bottom w:type="dxa" w:w="80"/>
-              <w:right w:type="dxa" w:w="110"/>
-            </w:tcMar>
-          </w:tcPr>
-          <w:p>
-            <w:r>
-              <w:rPr>
-                <w:b w:val="false"/>
-                <w:bCs w:val="false"/>
-                <w:color w:val="222222"/>
-                <w:sz w:val="19"/>
-                <w:szCs w:val="19"/>
-              </w:rPr>
-              <w:t xml:space="preserve">Home · Which box would you pick? · Small, medium or large? · Traditional, fusion or dry fruit? · Three boxes, one to buy. · Two boxes, two labels. · Feedback · Read all editions</w:t>
-            </w:r>
-          </w:p>
-        </w:tc>
-      </w:tr>
-      <w:tr>
-        <w:tc>
-          <w:tcPr>
-            <w:tcW w:type="dxa" w:w="2500"/>
-            <w:tcBorders>
-              <w:top w:val="single" w:color="F0C9A8" w:sz="4"/>
-              <w:left w:val="single" w:color="F0C9A8" w:sz="4"/>
-              <w:bottom w:val="single" w:color="F0C9A8" w:sz="4"/>
-              <w:right w:val="single" w:color="F0C9A8" w:sz="4"/>
-            </w:tcBorders>
-            <w:tcMar>
-              <w:top w:type="dxa" w:w="80"/>
-              <w:left w:type="dxa" w:w="110"/>
-              <w:bottom w:type="dxa" w:w="80"/>
-              <w:right w:type="dxa" w:w="110"/>
-            </w:tcMar>
-          </w:tcPr>
-          <w:p>
-            <w:r>
-              <w:rPr>
-                <w:b/>
-                <w:bCs/>
-                <w:color w:val="222222"/>
-                <w:sz w:val="19"/>
-                <w:szCs w:val="19"/>
-              </w:rPr>
-              <w:t xml:space="preserve">Close button (accessible name)</w:t>
-            </w:r>
-          </w:p>
-        </w:tc>
-        <w:tc>
-          <w:tcPr>
-            <w:tcW w:type="dxa" w:w="6526"/>
-            <w:tcBorders>
-              <w:top w:val="single" w:color="F0C9A8" w:sz="4"/>
-              <w:left w:val="single" w:color="F0C9A8" w:sz="4"/>
-              <w:bottom w:val="single" w:color="F0C9A8" w:sz="4"/>
-              <w:right w:val="single" w:color="F0C9A8" w:sz="4"/>
-            </w:tcBorders>
-            <w:tcMar>
-              <w:top w:type="dxa" w:w="80"/>
-              <w:left w:type="dxa" w:w="110"/>
-              <w:bottom w:type="dxa" w:w="80"/>
-              <w:right w:type="dxa" w:w="110"/>
-            </w:tcMar>
-          </w:tcPr>
-          <w:p>
-            <w:r>
-              <w:rPr>
-                <w:b w:val="false"/>
-                <w:bCs w:val="false"/>
-                <w:color w:val="222222"/>
-                <w:sz w:val="19"/>
-                <w:szCs w:val="19"/>
-              </w:rPr>
-              <w:t xml:space="preserve">Close contents</w:t>
             </w:r>
           </w:p>
         </w:tc>
@@ -9962,23 +9722,6 @@
           <w:szCs w:val="20"/>
         </w:rPr>
         <w:t xml:space="preserve">Main menu (the title-screen list)</w:t>
-      </w:r>
-    </w:p>
-    <w:p>
-      <w:pPr>
-        <w:pStyle w:val="ListParagraph"/>
-        <w:numPr>
-          <w:ilvl w:val="0"/>
-          <w:numId w:val="3"/>
-        </w:numPr>
-        <w:spacing w:after="60"/>
-      </w:pPr>
-      <w:r>
-        <w:rPr>
-          <w:sz w:val="20"/>
-          <w:szCs w:val="20"/>
-        </w:rPr>
-        <w:t xml:space="preserve">Contents / Close contents (the hamburger and its close button)</w:t>
       </w:r>
     </w:p>
     <w:p>

--- a/content/The-Sweet-Pick-Copy.docx
+++ b/content/The-Sweet-Pick-Copy.docx
@@ -8280,7 +8280,7 @@
                 <w:sz w:val="19"/>
                 <w:szCs w:val="19"/>
               </w:rPr>
-              <w:t xml:space="preserve">Play again · Turn the page</w:t>
+              <w:t xml:space="preserve">Play again · Feedback</w:t>
             </w:r>
           </w:p>
         </w:tc>

--- a/content/The-Sweet-Pick-Copy.docx
+++ b/content/The-Sweet-Pick-Copy.docx
@@ -8041,66 +8041,6 @@
                 <w:szCs w:val="19"/>
               </w:rPr>
               <w:t xml:space="preserve">Your festive greeting card from The Sweet Pick</w:t>
-            </w:r>
-          </w:p>
-        </w:tc>
-      </w:tr>
-      <w:tr>
-        <w:tc>
-          <w:tcPr>
-            <w:tcW w:type="dxa" w:w="2500"/>
-            <w:tcBorders>
-              <w:top w:val="single" w:color="F0C9A8" w:sz="4"/>
-              <w:left w:val="single" w:color="F0C9A8" w:sz="4"/>
-              <w:bottom w:val="single" w:color="F0C9A8" w:sz="4"/>
-              <w:right w:val="single" w:color="F0C9A8" w:sz="4"/>
-            </w:tcBorders>
-            <w:tcMar>
-              <w:top w:type="dxa" w:w="80"/>
-              <w:left w:type="dxa" w:w="110"/>
-              <w:bottom w:type="dxa" w:w="80"/>
-              <w:right w:type="dxa" w:w="110"/>
-            </w:tcMar>
-          </w:tcPr>
-          <w:p>
-            <w:r>
-              <w:rPr>
-                <w:b/>
-                <w:bCs/>
-                <w:color w:val="222222"/>
-                <w:sz w:val="19"/>
-                <w:szCs w:val="19"/>
-              </w:rPr>
-              <w:t xml:space="preserve">Save link (under the card)</w:t>
-            </w:r>
-          </w:p>
-        </w:tc>
-        <w:tc>
-          <w:tcPr>
-            <w:tcW w:type="dxa" w:w="6526"/>
-            <w:tcBorders>
-              <w:top w:val="single" w:color="F0C9A8" w:sz="4"/>
-              <w:left w:val="single" w:color="F0C9A8" w:sz="4"/>
-              <w:bottom w:val="single" w:color="F0C9A8" w:sz="4"/>
-              <w:right w:val="single" w:color="F0C9A8" w:sz="4"/>
-            </w:tcBorders>
-            <w:tcMar>
-              <w:top w:type="dxa" w:w="80"/>
-              <w:left w:type="dxa" w:w="110"/>
-              <w:bottom w:type="dxa" w:w="80"/>
-              <w:right w:type="dxa" w:w="110"/>
-            </w:tcMar>
-          </w:tcPr>
-          <w:p>
-            <w:r>
-              <w:rPr>
-                <w:b w:val="false"/>
-                <w:bCs w:val="false"/>
-                <w:color w:val="222222"/>
-                <w:sz w:val="19"/>
-                <w:szCs w:val="19"/>
-              </w:rPr>
-              <w:t xml:space="preserve">Save image</w:t>
             </w:r>
           </w:p>
         </w:tc>

--- a/content/The-Sweet-Pick-Copy.docx
+++ b/content/The-Sweet-Pick-Copy.docx
@@ -9034,13 +9034,56 @@
           <w:p>
             <w:r>
               <w:rPr>
-                <w:b w:val="false"/>
-                <w:bCs w:val="false"/>
-                <w:color w:val="222222"/>
-                <w:sz w:val="19"/>
-                <w:szCs w:val="19"/>
-              </w:rPr>
-              <w:t xml:space="preserve">Wishing you a festive season full of sweet choices. Your turn — try your hand at The Sweet Pick, this season’s interactive Orange Book from ICICI Bank.</w:t>
+                <w:color w:val="222222"/>
+                <w:sz w:val="19"/>
+                <w:szCs w:val="19"/>
+              </w:rPr>
+              <w:t xml:space="preserve">🪔 Wishing you a festive season full of sweet choices.</w:t>
+            </w:r>
+            <w:r>
+              <w:rPr>
+                <w:color w:val="222222"/>
+                <w:sz w:val="19"/>
+                <w:szCs w:val="19"/>
+              </w:rPr>
+              <w:br/>
+              <w:t xml:space="preserve"/>
+            </w:r>
+            <w:r>
+              <w:rPr>
+                <w:color w:val="222222"/>
+                <w:sz w:val="19"/>
+                <w:szCs w:val="19"/>
+              </w:rPr>
+              <w:br/>
+              <w:t xml:space="preserve">Instead of the usual greeting, here’s one you can play — pick a mithai box and see what it says about you 🍬</w:t>
+            </w:r>
+            <w:r>
+              <w:rPr>
+                <w:color w:val="222222"/>
+                <w:sz w:val="19"/>
+                <w:szCs w:val="19"/>
+              </w:rPr>
+              <w:br/>
+              <w:t xml:space="preserve"/>
+            </w:r>
+            <w:r>
+              <w:rPr>
+                <w:color w:val="222222"/>
+                <w:sz w:val="19"/>
+                <w:szCs w:val="19"/>
+              </w:rPr>
+              <w:br/>
+              <w:t xml:space="preserve">The Sweet Pick, ICICI Bank’s interactive Orange Book 👇</w:t>
+            </w:r>
+            <w:r>
+              <w:rPr>
+                <w:color w:val="222222"/>
+                <w:sz w:val="19"/>
+                <w:szCs w:val="19"/>
+              </w:rPr>
+              <w:br/>
+              <w:t xml:space="preserve">{link}</w:t>
             </w:r>
           </w:p>
         </w:tc>
@@ -9094,13 +9137,56 @@
           <w:p>
             <w:r>
               <w:rPr>
-                <w:b w:val="false"/>
-                <w:bCs w:val="false"/>
-                <w:color w:val="222222"/>
-                <w:sz w:val="19"/>
-                <w:szCs w:val="19"/>
-              </w:rPr>
-              <w:t xml:space="preserve">Hey, check out The Sweet Pick, this month’s interactive edition of The Orange Book from ICICI Bank. {link}</w:t>
+                <w:color w:val="222222"/>
+                <w:sz w:val="19"/>
+                <w:szCs w:val="19"/>
+              </w:rPr>
+              <w:t xml:space="preserve">✨ This festive season, ICICI Bank’s Orange Book is a game.</w:t>
+            </w:r>
+            <w:r>
+              <w:rPr>
+                <w:color w:val="222222"/>
+                <w:sz w:val="19"/>
+                <w:szCs w:val="19"/>
+              </w:rPr>
+              <w:br/>
+              <w:t xml:space="preserve"/>
+            </w:r>
+            <w:r>
+              <w:rPr>
+                <w:color w:val="222222"/>
+                <w:sz w:val="19"/>
+                <w:szCs w:val="19"/>
+              </w:rPr>
+              <w:br/>
+              <w:t xml:space="preserve">Pick a mithai box and see what’s really doing the choosing 🍬</w:t>
+            </w:r>
+            <w:r>
+              <w:rPr>
+                <w:color w:val="222222"/>
+                <w:sz w:val="19"/>
+                <w:szCs w:val="19"/>
+              </w:rPr>
+              <w:br/>
+              <w:t xml:space="preserve"/>
+            </w:r>
+            <w:r>
+              <w:rPr>
+                <w:color w:val="222222"/>
+                <w:sz w:val="19"/>
+                <w:szCs w:val="19"/>
+              </w:rPr>
+              <w:br/>
+              <w:t xml:space="preserve">The Sweet Pick 👇</w:t>
+            </w:r>
+            <w:r>
+              <w:rPr>
+                <w:color w:val="222222"/>
+                <w:sz w:val="19"/>
+                <w:szCs w:val="19"/>
+              </w:rPr>
+              <w:br/>
+              <w:t xml:space="preserve">{link}</w:t>
             </w:r>
           </w:p>
         </w:tc>

--- a/content/The-Sweet-Pick-Copy.docx
+++ b/content/The-Sweet-Pick-Copy.docx
@@ -2204,7 +2204,7 @@
                 <w:sz w:val="19"/>
                 <w:szCs w:val="19"/>
               </w:rPr>
-              <w:t xml:space="preserve">Chips</w:t>
+              <w:t xml:space="preserve">Watch for it in</w:t>
             </w:r>
           </w:p>
         </w:tc>
@@ -3293,7 +3293,7 @@
                 <w:sz w:val="19"/>
                 <w:szCs w:val="19"/>
               </w:rPr>
-              <w:t xml:space="preserve">Chips</w:t>
+              <w:t xml:space="preserve">Watch for it in</w:t>
             </w:r>
           </w:p>
         </w:tc>
@@ -4382,7 +4382,7 @@
                 <w:sz w:val="19"/>
                 <w:szCs w:val="19"/>
               </w:rPr>
-              <w:t xml:space="preserve">Chips</w:t>
+              <w:t xml:space="preserve">Watch for it in</w:t>
             </w:r>
           </w:p>
         </w:tc>
@@ -5471,7 +5471,7 @@
                 <w:sz w:val="19"/>
                 <w:szCs w:val="19"/>
               </w:rPr>
-              <w:t xml:space="preserve">Chips</w:t>
+              <w:t xml:space="preserve">Watch for it in</w:t>
             </w:r>
           </w:p>
         </w:tc>
@@ -6560,7 +6560,7 @@
                 <w:sz w:val="19"/>
                 <w:szCs w:val="19"/>
               </w:rPr>
-              <w:t xml:space="preserve">Chips</w:t>
+              <w:t xml:space="preserve">Watch for it in</w:t>
             </w:r>
           </w:p>
         </w:tc>

--- a/content/The-Sweet-Pick-Copy.docx
+++ b/content/The-Sweet-Pick-Copy.docx
@@ -7891,7 +7891,7 @@
                 <w:sz w:val="19"/>
                 <w:szCs w:val="19"/>
               </w:rPr>
-              <w:t xml:space="preserve">Line above the share button</w:t>
+              <w:t xml:space="preserve">Line above the card</w:t>
             </w:r>
           </w:p>
         </w:tc>
@@ -7951,6 +7951,66 @@
                 <w:sz w:val="19"/>
                 <w:szCs w:val="19"/>
               </w:rPr>
+              <w:t xml:space="preserve">Greeting card (alt text)</w:t>
+            </w:r>
+          </w:p>
+        </w:tc>
+        <w:tc>
+          <w:tcPr>
+            <w:tcW w:type="dxa" w:w="6526"/>
+            <w:tcBorders>
+              <w:top w:val="single" w:color="F0C9A8" w:sz="4"/>
+              <w:left w:val="single" w:color="F0C9A8" w:sz="4"/>
+              <w:bottom w:val="single" w:color="F0C9A8" w:sz="4"/>
+              <w:right w:val="single" w:color="F0C9A8" w:sz="4"/>
+            </w:tcBorders>
+            <w:tcMar>
+              <w:top w:type="dxa" w:w="80"/>
+              <w:left w:type="dxa" w:w="110"/>
+              <w:bottom w:type="dxa" w:w="80"/>
+              <w:right w:type="dxa" w:w="110"/>
+            </w:tcMar>
+          </w:tcPr>
+          <w:p>
+            <w:r>
+              <w:rPr>
+                <w:b w:val="false"/>
+                <w:bCs w:val="false"/>
+                <w:color w:val="222222"/>
+                <w:sz w:val="19"/>
+                <w:szCs w:val="19"/>
+              </w:rPr>
+              <w:t xml:space="preserve">Your festive greeting card from The Sweet Pick</w:t>
+            </w:r>
+          </w:p>
+        </w:tc>
+      </w:tr>
+      <w:tr>
+        <w:tc>
+          <w:tcPr>
+            <w:tcW w:type="dxa" w:w="2500"/>
+            <w:tcBorders>
+              <w:top w:val="single" w:color="F0C9A8" w:sz="4"/>
+              <w:left w:val="single" w:color="F0C9A8" w:sz="4"/>
+              <w:bottom w:val="single" w:color="F0C9A8" w:sz="4"/>
+              <w:right w:val="single" w:color="F0C9A8" w:sz="4"/>
+            </w:tcBorders>
+            <w:tcMar>
+              <w:top w:type="dxa" w:w="80"/>
+              <w:left w:type="dxa" w:w="110"/>
+              <w:bottom w:type="dxa" w:w="80"/>
+              <w:right w:type="dxa" w:w="110"/>
+            </w:tcMar>
+          </w:tcPr>
+          <w:p>
+            <w:r>
+              <w:rPr>
+                <w:b/>
+                <w:bCs/>
+                <w:color w:val="222222"/>
+                <w:sz w:val="19"/>
+                <w:szCs w:val="19"/>
+              </w:rPr>
               <w:t xml:space="preserve">Share button</w:t>
             </w:r>
           </w:p>
@@ -8011,36 +8071,36 @@
                 <w:sz w:val="19"/>
                 <w:szCs w:val="19"/>
               </w:rPr>
-              <w:t xml:space="preserve">Greeting card (alt text)</w:t>
-            </w:r>
-          </w:p>
-        </w:tc>
-        <w:tc>
-          <w:tcPr>
-            <w:tcW w:type="dxa" w:w="6526"/>
-            <w:tcBorders>
-              <w:top w:val="single" w:color="F0C9A8" w:sz="4"/>
-              <w:left w:val="single" w:color="F0C9A8" w:sz="4"/>
-              <w:bottom w:val="single" w:color="F0C9A8" w:sz="4"/>
-              <w:right w:val="single" w:color="F0C9A8" w:sz="4"/>
-            </w:tcBorders>
-            <w:tcMar>
-              <w:top w:type="dxa" w:w="80"/>
-              <w:left w:type="dxa" w:w="110"/>
-              <w:bottom w:type="dxa" w:w="80"/>
-              <w:right w:type="dxa" w:w="110"/>
-            </w:tcMar>
-          </w:tcPr>
-          <w:p>
-            <w:r>
-              <w:rPr>
-                <w:b w:val="false"/>
-                <w:bCs w:val="false"/>
-                <w:color w:val="222222"/>
-                <w:sz w:val="19"/>
-                <w:szCs w:val="19"/>
-              </w:rPr>
-              <w:t xml:space="preserve">Your festive greeting card from The Sweet Pick</w:t>
+              <w:t xml:space="preserve">Replay row</w:t>
+            </w:r>
+          </w:p>
+        </w:tc>
+        <w:tc>
+          <w:tcPr>
+            <w:tcW w:type="dxa" w:w="6526"/>
+            <w:tcBorders>
+              <w:top w:val="single" w:color="F0C9A8" w:sz="4"/>
+              <w:left w:val="single" w:color="F0C9A8" w:sz="4"/>
+              <w:bottom w:val="single" w:color="F0C9A8" w:sz="4"/>
+              <w:right w:val="single" w:color="F0C9A8" w:sz="4"/>
+            </w:tcBorders>
+            <w:tcMar>
+              <w:top w:type="dxa" w:w="80"/>
+              <w:left w:type="dxa" w:w="110"/>
+              <w:bottom w:type="dxa" w:w="80"/>
+              <w:right w:type="dxa" w:w="110"/>
+            </w:tcMar>
+          </w:tcPr>
+          <w:p>
+            <w:r>
+              <w:rPr>
+                <w:b w:val="false"/>
+                <w:bCs w:val="false"/>
+                <w:color w:val="222222"/>
+                <w:sz w:val="19"/>
+                <w:szCs w:val="19"/>
+              </w:rPr>
+              <w:t xml:space="preserve">Play again · Feedback</w:t>
             </w:r>
           </w:p>
         </w:tc>
@@ -8161,66 +8221,6 @@
                 <w:szCs w:val="19"/>
               </w:rPr>
               <w:t xml:space="preserve">Read all editions → https://www.icici.bank.in/campaigns/TOBalleditions/index</w:t>
-            </w:r>
-          </w:p>
-        </w:tc>
-      </w:tr>
-      <w:tr>
-        <w:tc>
-          <w:tcPr>
-            <w:tcW w:type="dxa" w:w="2500"/>
-            <w:tcBorders>
-              <w:top w:val="single" w:color="F0C9A8" w:sz="4"/>
-              <w:left w:val="single" w:color="F0C9A8" w:sz="4"/>
-              <w:bottom w:val="single" w:color="F0C9A8" w:sz="4"/>
-              <w:right w:val="single" w:color="F0C9A8" w:sz="4"/>
-            </w:tcBorders>
-            <w:tcMar>
-              <w:top w:type="dxa" w:w="80"/>
-              <w:left w:type="dxa" w:w="110"/>
-              <w:bottom w:type="dxa" w:w="80"/>
-              <w:right w:type="dxa" w:w="110"/>
-            </w:tcMar>
-          </w:tcPr>
-          <w:p>
-            <w:r>
-              <w:rPr>
-                <w:b/>
-                <w:bCs/>
-                <w:color w:val="222222"/>
-                <w:sz w:val="19"/>
-                <w:szCs w:val="19"/>
-              </w:rPr>
-              <w:t xml:space="preserve">Replay row</w:t>
-            </w:r>
-          </w:p>
-        </w:tc>
-        <w:tc>
-          <w:tcPr>
-            <w:tcW w:type="dxa" w:w="6526"/>
-            <w:tcBorders>
-              <w:top w:val="single" w:color="F0C9A8" w:sz="4"/>
-              <w:left w:val="single" w:color="F0C9A8" w:sz="4"/>
-              <w:bottom w:val="single" w:color="F0C9A8" w:sz="4"/>
-              <w:right w:val="single" w:color="F0C9A8" w:sz="4"/>
-            </w:tcBorders>
-            <w:tcMar>
-              <w:top w:type="dxa" w:w="80"/>
-              <w:left w:type="dxa" w:w="110"/>
-              <w:bottom w:type="dxa" w:w="80"/>
-              <w:right w:type="dxa" w:w="110"/>
-            </w:tcMar>
-          </w:tcPr>
-          <w:p>
-            <w:r>
-              <w:rPr>
-                <w:b w:val="false"/>
-                <w:bCs w:val="false"/>
-                <w:color w:val="222222"/>
-                <w:sz w:val="19"/>
-                <w:szCs w:val="19"/>
-              </w:rPr>
-              <w:t xml:space="preserve">Play again · Feedback</w:t>
             </w:r>
           </w:p>
         </w:tc>

--- a/content/The-Sweet-Pick-Copy.docx
+++ b/content/The-Sweet-Pick-Copy.docx
@@ -705,7 +705,7 @@
                 <w:sz w:val="19"/>
                 <w:szCs w:val="19"/>
               </w:rPr>
-              <w:t xml:space="preserve">Continue — Pick {N} of 5 · New game</w:t>
+              <w:t xml:space="preserve">Continue (Pick {N} of 5) · New game</w:t>
             </w:r>
           </w:p>
         </w:tc>
@@ -826,66 +826,6 @@
                 <w:szCs w:val="19"/>
               </w:rPr>
               <w:t xml:space="preserve">▲ ▼ Select ↵ Enter</w:t>
-            </w:r>
-          </w:p>
-        </w:tc>
-      </w:tr>
-      <w:tr>
-        <w:tc>
-          <w:tcPr>
-            <w:tcW w:type="dxa" w:w="2500"/>
-            <w:tcBorders>
-              <w:top w:val="single" w:color="F0C9A8" w:sz="4"/>
-              <w:left w:val="single" w:color="F0C9A8" w:sz="4"/>
-              <w:bottom w:val="single" w:color="F0C9A8" w:sz="4"/>
-              <w:right w:val="single" w:color="F0C9A8" w:sz="4"/>
-            </w:tcBorders>
-            <w:tcMar>
-              <w:top w:type="dxa" w:w="80"/>
-              <w:left w:type="dxa" w:w="110"/>
-              <w:bottom w:type="dxa" w:w="80"/>
-              <w:right w:type="dxa" w:w="110"/>
-            </w:tcMar>
-          </w:tcPr>
-          <w:p>
-            <w:r>
-              <w:rPr>
-                <w:b/>
-                <w:bCs/>
-                <w:color w:val="222222"/>
-                <w:sz w:val="19"/>
-                <w:szCs w:val="19"/>
-              </w:rPr>
-              <w:t xml:space="preserve">Tap hint (phone)</w:t>
-            </w:r>
-          </w:p>
-        </w:tc>
-        <w:tc>
-          <w:tcPr>
-            <w:tcW w:type="dxa" w:w="6526"/>
-            <w:tcBorders>
-              <w:top w:val="single" w:color="F0C9A8" w:sz="4"/>
-              <w:left w:val="single" w:color="F0C9A8" w:sz="4"/>
-              <w:bottom w:val="single" w:color="F0C9A8" w:sz="4"/>
-              <w:right w:val="single" w:color="F0C9A8" w:sz="4"/>
-            </w:tcBorders>
-            <w:tcMar>
-              <w:top w:type="dxa" w:w="80"/>
-              <w:left w:type="dxa" w:w="110"/>
-              <w:bottom w:type="dxa" w:w="80"/>
-              <w:right w:type="dxa" w:w="110"/>
-            </w:tcMar>
-          </w:tcPr>
-          <w:p>
-            <w:r>
-              <w:rPr>
-                <w:b w:val="false"/>
-                <w:bCs w:val="false"/>
-                <w:color w:val="222222"/>
-                <w:sz w:val="19"/>
-                <w:szCs w:val="19"/>
-              </w:rPr>
-              <w:t xml:space="preserve">Tap a line to choose</w:t>
             </w:r>
           </w:p>
         </w:tc>
@@ -1748,7 +1688,7 @@
           <w:sz w:val="20"/>
           <w:szCs w:val="20"/>
         </w:rPr>
-        <w:t xml:space="preserve">Size up the cards and make your Sweet Pick.</w:t>
+        <w:t xml:space="preserve">Make your Sweet Pick.</w:t>
       </w:r>
     </w:p>
     <w:p>
@@ -4351,7 +4291,7 @@
                 <w:sz w:val="19"/>
                 <w:szCs w:val="19"/>
               </w:rPr>
-              <w:t xml:space="preserve">A child asks for a ₹45,000 gaming console because all his friends are getting one. What everyone else has begins to feel like proof — never mind that he does not much like gaming.</w:t>
+              <w:t xml:space="preserve">A child asks for a ₹45,000 gaming console because all his friends are getting one. What everyone else has begins to feel like proof, never mind that he does not much like gaming.</w:t>
             </w:r>
           </w:p>
         </w:tc>
@@ -4810,7 +4750,7 @@
                 <w:sz w:val="19"/>
                 <w:szCs w:val="19"/>
               </w:rPr>
-              <w:t xml:space="preserve">The ₹600 Signature Fusion Box was marked “Office Favourite Today”. You ignored the popularity cue and chose the ₹425 box.</w:t>
+              <w:t xml:space="preserve">The ₹600 Signature Fusion Box was marked “Most Picked Today”. You ignored the popularity cue and chose the ₹425 box.</w:t>
             </w:r>
           </w:p>
         </w:tc>
@@ -4870,7 +4810,7 @@
                 <w:sz w:val="19"/>
                 <w:szCs w:val="19"/>
               </w:rPr>
-              <w:t xml:space="preserve">₹600 · tag “Office Favourite Today”</w:t>
+              <w:t xml:space="preserve">₹600 · tag “Most Picked Today”</w:t>
             </w:r>
           </w:p>
         </w:tc>
@@ -4928,7 +4868,7 @@
                 <w:sz w:val="19"/>
                 <w:szCs w:val="19"/>
               </w:rPr>
-              <w:t xml:space="preserve">“Office Favourite Today” may have pulled you towards the ₹600 box, even though ₹425 and ₹475 options were available within budget.</w:t>
+              <w:t xml:space="preserve">“Most Picked Today” may have pulled you towards the ₹600 box, even though ₹425 and ₹475 options were available within budget.</w:t>
             </w:r>
           </w:p>
         </w:tc>
@@ -5046,7 +4986,7 @@
                 <w:sz w:val="19"/>
                 <w:szCs w:val="19"/>
               </w:rPr>
-              <w:t xml:space="preserve">You chose the ₹475 Dry Fruit Box instead of automatically following the ₹600 “Office Favourite”.</w:t>
+              <w:t xml:space="preserve">You chose the ₹475 Dry Fruit Box instead of automatically following the ₹600 “Most Picked” box.</w:t>
             </w:r>
           </w:p>
         </w:tc>
@@ -5380,7 +5320,7 @@
                 <w:sz w:val="19"/>
                 <w:szCs w:val="19"/>
               </w:rPr>
-              <w:t xml:space="preserve">FOMO — the fear of missing out — can make a limited option feel more urgent or valuable and push us to decide faster than we need to.</w:t>
+              <w:t xml:space="preserve">FOMO, the fear of missing out, can make a limited option feel more urgent or valuable and push us to decide faster than we need to.</w:t>
             </w:r>
           </w:p>
         </w:tc>
@@ -5440,7 +5380,7 @@
                 <w:sz w:val="19"/>
                 <w:szCs w:val="19"/>
               </w:rPr>
-              <w:t xml:space="preserve">Twenty per cent off a 65-inch smart TV, and the offer ends in two days. It is the clock that starts to feel urgent rather than the television — the one at home was working fine.</w:t>
+              <w:t xml:space="preserve">Twenty per cent off a 65-inch smart TV, and the offer ends in two days. It is the clock that starts to feel urgent rather than the television. The one at home was working fine.</w:t>
             </w:r>
           </w:p>
         </w:tc>
@@ -7231,7 +7171,7 @@
                 <w:sz w:val="19"/>
                 <w:szCs w:val="19"/>
               </w:rPr>
-              <w:t xml:space="preserve">Page number</w:t>
+              <w:t xml:space="preserve">Headline</w:t>
             </w:r>
           </w:p>
         </w:tc>
@@ -7260,7 +7200,7 @@
                 <w:sz w:val="19"/>
                 <w:szCs w:val="19"/>
               </w:rPr>
-              <w:t xml:space="preserve">The Sweet Pick · Last page</w:t>
+              <w:t xml:space="preserve">You made {N} mindful picks out of 5. (“pick” when N is 1; counts up as the mithai land)</w:t>
             </w:r>
           </w:p>
         </w:tc>
@@ -7291,7 +7231,7 @@
                 <w:sz w:val="19"/>
                 <w:szCs w:val="19"/>
               </w:rPr>
-              <w:t xml:space="preserve">Headline</w:t>
+              <w:t xml:space="preserve">Subhead</w:t>
             </w:r>
           </w:p>
         </w:tc>
@@ -7320,7 +7260,7 @@
                 <w:sz w:val="19"/>
                 <w:szCs w:val="19"/>
               </w:rPr>
-              <w:t xml:space="preserve">A sweeter way to choose</w:t>
+              <w:t xml:space="preserve">the tag’s line, see Result tags</w:t>
             </w:r>
           </w:p>
         </w:tc>
@@ -7531,7 +7471,7 @@
                 <w:sz w:val="19"/>
                 <w:szCs w:val="19"/>
               </w:rPr>
-              <w:t xml:space="preserve">Line under the seal</w:t>
+              <w:t xml:space="preserve">Tally rows</w:t>
             </w:r>
           </w:p>
         </w:tc>
@@ -7560,7 +7500,7 @@
                 <w:sz w:val="19"/>
                 <w:szCs w:val="19"/>
               </w:rPr>
-              <w:t xml:space="preserve">the tag’s line, see Result tags</w:t>
+              <w:t xml:space="preserve">{Bias} · Avoided / Fell for it</w:t>
             </w:r>
           </w:p>
         </w:tc>
@@ -7591,7 +7531,7 @@
                 <w:sz w:val="19"/>
                 <w:szCs w:val="19"/>
               </w:rPr>
-              <w:t xml:space="preserve">Box caption</w:t>
+              <w:t xml:space="preserve">Send-off</w:t>
             </w:r>
           </w:p>
         </w:tc>
@@ -7620,7 +7560,7 @@
                 <w:sz w:val="19"/>
                 <w:szCs w:val="19"/>
               </w:rPr>
-              <w:t xml:space="preserve">{N} of 5 filled · Full box! (for 5 of 5)</w:t>
+              <w:t xml:space="preserve">The festive season is a time for happiness, celebration and shopping. But biases can quietly find their way into our decisions and sometimes make us spend more than we planned.</w:t>
             </w:r>
           </w:p>
         </w:tc>
@@ -7651,7 +7591,7 @@
                 <w:sz w:val="19"/>
                 <w:szCs w:val="19"/>
               </w:rPr>
-              <w:t xml:space="preserve">Score line</w:t>
+              <w:t xml:space="preserve">Send-off, second paragraph</w:t>
             </w:r>
           </w:p>
         </w:tc>
@@ -7680,7 +7620,7 @@
                 <w:sz w:val="19"/>
                 <w:szCs w:val="19"/>
               </w:rPr>
-              <w:t xml:space="preserve">You made {N} mindful picks out of 5. (“pick” when N is 1)</w:t>
+              <w:t xml:space="preserve">The idea is not to stop enjoying the season. It is simply to notice what may be shaping a choice, pause when it matters and strike the right balance, always.</w:t>
             </w:r>
           </w:p>
         </w:tc>
@@ -7711,7 +7651,7 @@
                 <w:sz w:val="19"/>
                 <w:szCs w:val="19"/>
               </w:rPr>
-              <w:t xml:space="preserve">Tally rows</w:t>
+              <w:t xml:space="preserve">Line above the card</w:t>
             </w:r>
           </w:p>
         </w:tc>
@@ -7740,7 +7680,7 @@
                 <w:sz w:val="19"/>
                 <w:szCs w:val="19"/>
               </w:rPr>
-              <w:t xml:space="preserve">{Bias} · Avoided / Fell for it</w:t>
+              <w:t xml:space="preserve">This festive season, don’t just greet your friends, challenge them to a Sweet Pick.</w:t>
             </w:r>
           </w:p>
         </w:tc>
@@ -7771,7 +7711,7 @@
                 <w:sz w:val="19"/>
                 <w:szCs w:val="19"/>
               </w:rPr>
-              <w:t xml:space="preserve">Send-off</w:t>
+              <w:t xml:space="preserve">Greeting card (alt text)</w:t>
             </w:r>
           </w:p>
         </w:tc>
@@ -7800,7 +7740,7 @@
                 <w:sz w:val="19"/>
                 <w:szCs w:val="19"/>
               </w:rPr>
-              <w:t xml:space="preserve">The festive season is a time for happiness, celebration and shopping. But biases can quietly find their way into our decisions and sometimes make us spend more than we planned.</w:t>
+              <w:t xml:space="preserve">Your festive greeting card from The Sweet Pick</w:t>
             </w:r>
           </w:p>
         </w:tc>
@@ -7831,7 +7771,7 @@
                 <w:sz w:val="19"/>
                 <w:szCs w:val="19"/>
               </w:rPr>
-              <w:t xml:space="preserve">Send-off, second paragraph</w:t>
+              <w:t xml:space="preserve">Share button</w:t>
             </w:r>
           </w:p>
         </w:tc>
@@ -7860,187 +7800,7 @@
                 <w:sz w:val="19"/>
                 <w:szCs w:val="19"/>
               </w:rPr>
-              <w:t xml:space="preserve">The idea is not to stop enjoying the season. It is simply to notice what may be shaping a choice, pause when it matters and strike the right balance, always.</w:t>
-            </w:r>
-          </w:p>
-        </w:tc>
-      </w:tr>
-      <w:tr>
-        <w:tc>
-          <w:tcPr>
-            <w:tcW w:type="dxa" w:w="2500"/>
-            <w:tcBorders>
-              <w:top w:val="single" w:color="F0C9A8" w:sz="4"/>
-              <w:left w:val="single" w:color="F0C9A8" w:sz="4"/>
-              <w:bottom w:val="single" w:color="F0C9A8" w:sz="4"/>
-              <w:right w:val="single" w:color="F0C9A8" w:sz="4"/>
-            </w:tcBorders>
-            <w:tcMar>
-              <w:top w:type="dxa" w:w="80"/>
-              <w:left w:type="dxa" w:w="110"/>
-              <w:bottom w:type="dxa" w:w="80"/>
-              <w:right w:type="dxa" w:w="110"/>
-            </w:tcMar>
-          </w:tcPr>
-          <w:p>
-            <w:r>
-              <w:rPr>
-                <w:b/>
-                <w:bCs/>
-                <w:color w:val="222222"/>
-                <w:sz w:val="19"/>
-                <w:szCs w:val="19"/>
-              </w:rPr>
-              <w:t xml:space="preserve">Line above the card</w:t>
-            </w:r>
-          </w:p>
-        </w:tc>
-        <w:tc>
-          <w:tcPr>
-            <w:tcW w:type="dxa" w:w="6526"/>
-            <w:tcBorders>
-              <w:top w:val="single" w:color="F0C9A8" w:sz="4"/>
-              <w:left w:val="single" w:color="F0C9A8" w:sz="4"/>
-              <w:bottom w:val="single" w:color="F0C9A8" w:sz="4"/>
-              <w:right w:val="single" w:color="F0C9A8" w:sz="4"/>
-            </w:tcBorders>
-            <w:tcMar>
-              <w:top w:type="dxa" w:w="80"/>
-              <w:left w:type="dxa" w:w="110"/>
-              <w:bottom w:type="dxa" w:w="80"/>
-              <w:right w:type="dxa" w:w="110"/>
-            </w:tcMar>
-          </w:tcPr>
-          <w:p>
-            <w:r>
-              <w:rPr>
-                <w:b w:val="false"/>
-                <w:bCs w:val="false"/>
-                <w:color w:val="222222"/>
-                <w:sz w:val="19"/>
-                <w:szCs w:val="19"/>
-              </w:rPr>
-              <w:t xml:space="preserve">This festive season, don’t just greet your friends — challenge them to a Sweet Pick.</w:t>
-            </w:r>
-          </w:p>
-        </w:tc>
-      </w:tr>
-      <w:tr>
-        <w:tc>
-          <w:tcPr>
-            <w:tcW w:type="dxa" w:w="2500"/>
-            <w:tcBorders>
-              <w:top w:val="single" w:color="F0C9A8" w:sz="4"/>
-              <w:left w:val="single" w:color="F0C9A8" w:sz="4"/>
-              <w:bottom w:val="single" w:color="F0C9A8" w:sz="4"/>
-              <w:right w:val="single" w:color="F0C9A8" w:sz="4"/>
-            </w:tcBorders>
-            <w:tcMar>
-              <w:top w:type="dxa" w:w="80"/>
-              <w:left w:type="dxa" w:w="110"/>
-              <w:bottom w:type="dxa" w:w="80"/>
-              <w:right w:type="dxa" w:w="110"/>
-            </w:tcMar>
-          </w:tcPr>
-          <w:p>
-            <w:r>
-              <w:rPr>
-                <w:b/>
-                <w:bCs/>
-                <w:color w:val="222222"/>
-                <w:sz w:val="19"/>
-                <w:szCs w:val="19"/>
-              </w:rPr>
-              <w:t xml:space="preserve">Greeting card (alt text)</w:t>
-            </w:r>
-          </w:p>
-        </w:tc>
-        <w:tc>
-          <w:tcPr>
-            <w:tcW w:type="dxa" w:w="6526"/>
-            <w:tcBorders>
-              <w:top w:val="single" w:color="F0C9A8" w:sz="4"/>
-              <w:left w:val="single" w:color="F0C9A8" w:sz="4"/>
-              <w:bottom w:val="single" w:color="F0C9A8" w:sz="4"/>
-              <w:right w:val="single" w:color="F0C9A8" w:sz="4"/>
-            </w:tcBorders>
-            <w:tcMar>
-              <w:top w:type="dxa" w:w="80"/>
-              <w:left w:type="dxa" w:w="110"/>
-              <w:bottom w:type="dxa" w:w="80"/>
-              <w:right w:type="dxa" w:w="110"/>
-            </w:tcMar>
-          </w:tcPr>
-          <w:p>
-            <w:r>
-              <w:rPr>
-                <w:b w:val="false"/>
-                <w:bCs w:val="false"/>
-                <w:color w:val="222222"/>
-                <w:sz w:val="19"/>
-                <w:szCs w:val="19"/>
-              </w:rPr>
-              <w:t xml:space="preserve">Your festive greeting card from The Sweet Pick</w:t>
-            </w:r>
-          </w:p>
-        </w:tc>
-      </w:tr>
-      <w:tr>
-        <w:tc>
-          <w:tcPr>
-            <w:tcW w:type="dxa" w:w="2500"/>
-            <w:tcBorders>
-              <w:top w:val="single" w:color="F0C9A8" w:sz="4"/>
-              <w:left w:val="single" w:color="F0C9A8" w:sz="4"/>
-              <w:bottom w:val="single" w:color="F0C9A8" w:sz="4"/>
-              <w:right w:val="single" w:color="F0C9A8" w:sz="4"/>
-            </w:tcBorders>
-            <w:tcMar>
-              <w:top w:type="dxa" w:w="80"/>
-              <w:left w:type="dxa" w:w="110"/>
-              <w:bottom w:type="dxa" w:w="80"/>
-              <w:right w:type="dxa" w:w="110"/>
-            </w:tcMar>
-          </w:tcPr>
-          <w:p>
-            <w:r>
-              <w:rPr>
-                <w:b/>
-                <w:bCs/>
-                <w:color w:val="222222"/>
-                <w:sz w:val="19"/>
-                <w:szCs w:val="19"/>
-              </w:rPr>
-              <w:t xml:space="preserve">Share button</w:t>
-            </w:r>
-          </w:p>
-        </w:tc>
-        <w:tc>
-          <w:tcPr>
-            <w:tcW w:type="dxa" w:w="6526"/>
-            <w:tcBorders>
-              <w:top w:val="single" w:color="F0C9A8" w:sz="4"/>
-              <w:left w:val="single" w:color="F0C9A8" w:sz="4"/>
-              <w:bottom w:val="single" w:color="F0C9A8" w:sz="4"/>
-              <w:right w:val="single" w:color="F0C9A8" w:sz="4"/>
-            </w:tcBorders>
-            <w:tcMar>
-              <w:top w:type="dxa" w:w="80"/>
-              <w:left w:type="dxa" w:w="110"/>
-              <w:bottom w:type="dxa" w:w="80"/>
-              <w:right w:type="dxa" w:w="110"/>
-            </w:tcMar>
-          </w:tcPr>
-          <w:p>
-            <w:r>
-              <w:rPr>
-                <w:b w:val="false"/>
-                <w:bCs w:val="false"/>
-                <w:color w:val="222222"/>
-                <w:sz w:val="19"/>
-                <w:szCs w:val="19"/>
-              </w:rPr>
-              <w:t xml:space="preserve">Send festive wishes</w:t>
+              <w:t xml:space="preserve">Share the challenge</w:t>
             </w:r>
           </w:p>
         </w:tc>
@@ -8345,7 +8105,7 @@
                 <w:sz w:val="19"/>
                 <w:szCs w:val="19"/>
               </w:rPr>
-              <w:t xml:space="preserve">Line under the seal</w:t>
+              <w:t xml:space="preserve">Subhead</w:t>
             </w:r>
           </w:p>
         </w:tc>
@@ -9011,7 +8771,7 @@
                 <w:sz w:val="19"/>
                 <w:szCs w:val="19"/>
               </w:rPr>
-              <w:t xml:space="preserve">Send festive wishes (native share or WhatsApp)</w:t>
+              <w:t xml:space="preserve">Share the challenge (native share or WhatsApp)</w:t>
             </w:r>
           </w:p>
         </w:tc>
@@ -9038,7 +8798,7 @@
                 <w:sz w:val="19"/>
                 <w:szCs w:val="19"/>
               </w:rPr>
-              <w:t xml:space="preserve">🪔 Wishing you a festive season full of sweet choices.</w:t>
+              <w:t xml:space="preserve">Instead of the usual greeting, here’s one you can play - pick a mithai box and see what it says about you!</w:t>
             </w:r>
             <w:r>
               <w:rPr>
@@ -9056,34 +8816,7 @@
                 <w:szCs w:val="19"/>
               </w:rPr>
               <w:br/>
-              <w:t xml:space="preserve">Instead of the usual greeting, here’s one you can play — pick a mithai box and see what it says about you 🍬</w:t>
-            </w:r>
-            <w:r>
-              <w:rPr>
-                <w:color w:val="222222"/>
-                <w:sz w:val="19"/>
-                <w:szCs w:val="19"/>
-              </w:rPr>
-              <w:br/>
-              <w:t xml:space="preserve"/>
-            </w:r>
-            <w:r>
-              <w:rPr>
-                <w:color w:val="222222"/>
-                <w:sz w:val="19"/>
-                <w:szCs w:val="19"/>
-              </w:rPr>
-              <w:br/>
-              <w:t xml:space="preserve">The Sweet Pick, ICICI Bank’s interactive Orange Book 👇</w:t>
-            </w:r>
-            <w:r>
-              <w:rPr>
-                <w:color w:val="222222"/>
-                <w:sz w:val="19"/>
-                <w:szCs w:val="19"/>
-              </w:rPr>
-              <w:br/>
-              <w:t xml:space="preserve">{link}</w:t>
+              <w:t xml:space="preserve">Take the Sweet Pick Challenge: {link}</w:t>
             </w:r>
           </w:p>
         </w:tc>
@@ -9201,7 +8934,7 @@
         <w:rPr>
           <w:color w:val="F06423"/>
         </w:rPr>
-        <w:t xml:space="preserve">10. Feedback page</w:t>
+        <w:t xml:space="preserve">10. Rating (what the Feedback button opens)</w:t>
       </w:r>
     </w:p>
     <w:p>
@@ -9216,7 +8949,7 @@
           <w:sz w:val="20"/>
           <w:szCs w:val="20"/>
         </w:rPr>
-        <w:t xml:space="preserve">Carried over from previous editions.</w:t>
+        <w:t xml:space="preserve">The feedback page is gone; the Feedback button on the last page opens a small rating card instead. The edition’s disclaimer, which lived on that page, now closes the last page.</w:t>
       </w:r>
     </w:p>
     <w:tbl>
@@ -9326,7 +9059,7 @@
                 <w:sz w:val="19"/>
                 <w:szCs w:val="19"/>
               </w:rPr>
-              <w:t xml:space="preserve">Mascot (alt text)</w:t>
+              <w:t xml:space="preserve">Heading</w:t>
             </w:r>
           </w:p>
         </w:tc>
@@ -9355,7 +9088,7 @@
                 <w:sz w:val="19"/>
                 <w:szCs w:val="19"/>
               </w:rPr>
-              <w:t xml:space="preserve">Feedback</w:t>
+              <w:t xml:space="preserve">How was your Sweet Pick?</w:t>
             </w:r>
           </w:p>
         </w:tc>
@@ -9386,7 +9119,7 @@
                 <w:sz w:val="19"/>
                 <w:szCs w:val="19"/>
               </w:rPr>
-              <w:t xml:space="preserve">Feedback CTA (image link)</w:t>
+              <w:t xml:space="preserve">Line under it</w:t>
             </w:r>
           </w:p>
         </w:tc>
@@ -9415,7 +9148,7 @@
                 <w:sz w:val="19"/>
                 <w:szCs w:val="19"/>
               </w:rPr>
-              <w:t xml:space="preserve">https://orangebook.customersuggestions.co.in/?utm_source=TOBOctober2026CTA&amp;utm_medium=TOBOctober26_HTML_FeedbackCTA&amp;utm_campaign=TOBOctober26CTA_Feedback</w:t>
+              <w:t xml:space="preserve">Tap a star to rate it.</w:t>
             </w:r>
           </w:p>
         </w:tc>
@@ -9446,7 +9179,7 @@
                 <w:sz w:val="19"/>
                 <w:szCs w:val="19"/>
               </w:rPr>
-              <w:t xml:space="preserve">Line</w:t>
+              <w:t xml:space="preserve">Stars (accessible names)</w:t>
             </w:r>
           </w:p>
         </w:tc>
@@ -9475,7 +9208,7 @@
                 <w:sz w:val="19"/>
                 <w:szCs w:val="19"/>
               </w:rPr>
-              <w:t xml:space="preserve">Connect with us for banking solutions.</w:t>
+              <w:t xml:space="preserve">1 star · 2 stars · 3 stars · 4 stars · 5 stars</w:t>
             </w:r>
           </w:p>
         </w:tc>
@@ -9506,7 +9239,7 @@
                 <w:sz w:val="19"/>
                 <w:szCs w:val="19"/>
               </w:rPr>
-              <w:t xml:space="preserve">Call</w:t>
+              <w:t xml:space="preserve">After a star is tapped</w:t>
             </w:r>
           </w:p>
         </w:tc>
@@ -9535,7 +9268,7 @@
                 <w:sz w:val="19"/>
                 <w:szCs w:val="19"/>
               </w:rPr>
-              <w:t xml:space="preserve">1800 1080</w:t>
+              <w:t xml:space="preserve">Thank you!</w:t>
             </w:r>
           </w:p>
         </w:tc>
@@ -9566,7 +9299,7 @@
                 <w:sz w:val="19"/>
                 <w:szCs w:val="19"/>
               </w:rPr>
-              <w:t xml:space="preserve">WhatsApp</w:t>
+              <w:t xml:space="preserve">Link</w:t>
             </w:r>
           </w:p>
         </w:tc>
@@ -9595,7 +9328,7 @@
                 <w:sz w:val="19"/>
                 <w:szCs w:val="19"/>
               </w:rPr>
-              <w:t xml:space="preserve">WhatsApp ‘Start’ to 86400 86400.</w:t>
+              <w:t xml:space="preserve">Tell us more → https://orangebook.customersuggestions.co.in/?utm_source=TOBOctober2026CTA&amp;utm_medium=TOBOctober26_HTML_FeedbackCTA&amp;utm_campaign=TOBOctober26CTA_Feedback</w:t>
             </w:r>
           </w:p>
         </w:tc>
@@ -9626,7 +9359,127 @@
                 <w:sz w:val="19"/>
                 <w:szCs w:val="19"/>
               </w:rPr>
-              <w:t xml:space="preserve">Disclaimer</w:t>
+              <w:t xml:space="preserve">Button</w:t>
+            </w:r>
+          </w:p>
+        </w:tc>
+        <w:tc>
+          <w:tcPr>
+            <w:tcW w:type="dxa" w:w="6526"/>
+            <w:tcBorders>
+              <w:top w:val="single" w:color="F0C9A8" w:sz="4"/>
+              <w:left w:val="single" w:color="F0C9A8" w:sz="4"/>
+              <w:bottom w:val="single" w:color="F0C9A8" w:sz="4"/>
+              <w:right w:val="single" w:color="F0C9A8" w:sz="4"/>
+            </w:tcBorders>
+            <w:tcMar>
+              <w:top w:type="dxa" w:w="80"/>
+              <w:left w:type="dxa" w:w="110"/>
+              <w:bottom w:type="dxa" w:w="80"/>
+              <w:right w:type="dxa" w:w="110"/>
+            </w:tcMar>
+          </w:tcPr>
+          <w:p>
+            <w:r>
+              <w:rPr>
+                <w:b w:val="false"/>
+                <w:bCs w:val="false"/>
+                <w:color w:val="222222"/>
+                <w:sz w:val="19"/>
+                <w:szCs w:val="19"/>
+              </w:rPr>
+              <w:t xml:space="preserve">Done</w:t>
+            </w:r>
+          </w:p>
+        </w:tc>
+      </w:tr>
+      <w:tr>
+        <w:tc>
+          <w:tcPr>
+            <w:tcW w:type="dxa" w:w="2500"/>
+            <w:tcBorders>
+              <w:top w:val="single" w:color="F0C9A8" w:sz="4"/>
+              <w:left w:val="single" w:color="F0C9A8" w:sz="4"/>
+              <w:bottom w:val="single" w:color="F0C9A8" w:sz="4"/>
+              <w:right w:val="single" w:color="F0C9A8" w:sz="4"/>
+            </w:tcBorders>
+            <w:tcMar>
+              <w:top w:type="dxa" w:w="80"/>
+              <w:left w:type="dxa" w:w="110"/>
+              <w:bottom w:type="dxa" w:w="80"/>
+              <w:right w:type="dxa" w:w="110"/>
+            </w:tcMar>
+          </w:tcPr>
+          <w:p>
+            <w:r>
+              <w:rPr>
+                <w:b/>
+                <w:bCs/>
+                <w:color w:val="222222"/>
+                <w:sz w:val="19"/>
+                <w:szCs w:val="19"/>
+              </w:rPr>
+              <w:t xml:space="preserve">Close (accessible name)</w:t>
+            </w:r>
+          </w:p>
+        </w:tc>
+        <w:tc>
+          <w:tcPr>
+            <w:tcW w:type="dxa" w:w="6526"/>
+            <w:tcBorders>
+              <w:top w:val="single" w:color="F0C9A8" w:sz="4"/>
+              <w:left w:val="single" w:color="F0C9A8" w:sz="4"/>
+              <w:bottom w:val="single" w:color="F0C9A8" w:sz="4"/>
+              <w:right w:val="single" w:color="F0C9A8" w:sz="4"/>
+            </w:tcBorders>
+            <w:tcMar>
+              <w:top w:type="dxa" w:w="80"/>
+              <w:left w:type="dxa" w:w="110"/>
+              <w:bottom w:type="dxa" w:w="80"/>
+              <w:right w:type="dxa" w:w="110"/>
+            </w:tcMar>
+          </w:tcPr>
+          <w:p>
+            <w:r>
+              <w:rPr>
+                <w:b w:val="false"/>
+                <w:bCs w:val="false"/>
+                <w:color w:val="222222"/>
+                <w:sz w:val="19"/>
+                <w:szCs w:val="19"/>
+              </w:rPr>
+              <w:t xml:space="preserve">Close</w:t>
+            </w:r>
+          </w:p>
+        </w:tc>
+      </w:tr>
+      <w:tr>
+        <w:tc>
+          <w:tcPr>
+            <w:tcW w:type="dxa" w:w="2500"/>
+            <w:tcBorders>
+              <w:top w:val="single" w:color="F0C9A8" w:sz="4"/>
+              <w:left w:val="single" w:color="F0C9A8" w:sz="4"/>
+              <w:bottom w:val="single" w:color="F0C9A8" w:sz="4"/>
+              <w:right w:val="single" w:color="F0C9A8" w:sz="4"/>
+            </w:tcBorders>
+            <w:tcMar>
+              <w:top w:type="dxa" w:w="80"/>
+              <w:left w:type="dxa" w:w="110"/>
+              <w:bottom w:type="dxa" w:w="80"/>
+              <w:right w:type="dxa" w:w="110"/>
+            </w:tcMar>
+          </w:tcPr>
+          <w:p>
+            <w:r>
+              <w:rPr>
+                <w:b/>
+                <w:bCs/>
+                <w:color w:val="222222"/>
+                <w:sz w:val="19"/>
+                <w:szCs w:val="19"/>
+              </w:rPr>
+              <w:t xml:space="preserve">Disclaimer, last page</w:t>
             </w:r>
           </w:p>
         </w:tc>
@@ -9816,6 +9669,23 @@
           <w:szCs w:val="20"/>
         </w:rPr>
         <w:t xml:space="preserve">Your festive box: {N} of 5 cups filled (the box on the last page)</w:t>
+      </w:r>
+    </w:p>
+    <w:p>
+      <w:pPr>
+        <w:pStyle w:val="ListParagraph"/>
+        <w:numPr>
+          <w:ilvl w:val="0"/>
+          <w:numId w:val="3"/>
+        </w:numPr>
+        <w:spacing w:after="60"/>
+      </w:pPr>
+      <w:r>
+        <w:rPr>
+          <w:sz w:val="20"/>
+          <w:szCs w:val="20"/>
+        </w:rPr>
+        <w:t xml:space="preserve">Your rating / 1 star … 5 stars / Close (the rating card)</w:t>
       </w:r>
     </w:p>
     <w:p>

--- a/content/The-Sweet-Pick-Copy.docx
+++ b/content/The-Sweet-Pick-Copy.docx
@@ -1688,7 +1688,7 @@
           <w:sz w:val="20"/>
           <w:szCs w:val="20"/>
         </w:rPr>
-        <w:t xml:space="preserve">Make your Sweet Pick.</w:t>
+        <w:t xml:space="preserve">Compare the three cards, then make your Sweet Pick.</w:t>
       </w:r>
     </w:p>
     <w:p>
@@ -1964,6 +1964,66 @@
                 <w:sz w:val="19"/>
                 <w:szCs w:val="19"/>
               </w:rPr>
+              <w:t xml:space="preserve">Line above the cards</w:t>
+            </w:r>
+          </w:p>
+        </w:tc>
+        <w:tc>
+          <w:tcPr>
+            <w:tcW w:type="dxa" w:w="6526"/>
+            <w:tcBorders>
+              <w:top w:val="single" w:color="F0C9A8" w:sz="4"/>
+              <w:left w:val="single" w:color="F0C9A8" w:sz="4"/>
+              <w:bottom w:val="single" w:color="F0C9A8" w:sz="4"/>
+              <w:right w:val="single" w:color="F0C9A8" w:sz="4"/>
+            </w:tcBorders>
+            <w:tcMar>
+              <w:top w:type="dxa" w:w="80"/>
+              <w:left w:type="dxa" w:w="110"/>
+              <w:bottom w:type="dxa" w:w="80"/>
+              <w:right w:type="dxa" w:w="110"/>
+            </w:tcMar>
+          </w:tcPr>
+          <w:p>
+            <w:r>
+              <w:rPr>
+                <w:b w:val="false"/>
+                <w:bCs w:val="false"/>
+                <w:color w:val="222222"/>
+                <w:sz w:val="19"/>
+                <w:szCs w:val="19"/>
+              </w:rPr>
+              <w:t xml:space="preserve">Three cards below. Pick one.</w:t>
+            </w:r>
+          </w:p>
+        </w:tc>
+      </w:tr>
+      <w:tr>
+        <w:tc>
+          <w:tcPr>
+            <w:tcW w:type="dxa" w:w="2500"/>
+            <w:tcBorders>
+              <w:top w:val="single" w:color="F0C9A8" w:sz="4"/>
+              <w:left w:val="single" w:color="F0C9A8" w:sz="4"/>
+              <w:bottom w:val="single" w:color="F0C9A8" w:sz="4"/>
+              <w:right w:val="single" w:color="F0C9A8" w:sz="4"/>
+            </w:tcBorders>
+            <w:tcMar>
+              <w:top w:type="dxa" w:w="80"/>
+              <w:left w:type="dxa" w:w="110"/>
+              <w:bottom w:type="dxa" w:w="80"/>
+              <w:right w:type="dxa" w:w="110"/>
+            </w:tcMar>
+          </w:tcPr>
+          <w:p>
+            <w:r>
+              <w:rPr>
+                <w:b/>
+                <w:bCs/>
+                <w:color w:val="222222"/>
+                <w:sz w:val="19"/>
+                <w:szCs w:val="19"/>
+              </w:rPr>
               <w:t xml:space="preserve">Mithai earned</w:t>
             </w:r>
           </w:p>
@@ -3053,6 +3113,66 @@
                 <w:sz w:val="19"/>
                 <w:szCs w:val="19"/>
               </w:rPr>
+              <w:t xml:space="preserve">Line above the cards</w:t>
+            </w:r>
+          </w:p>
+        </w:tc>
+        <w:tc>
+          <w:tcPr>
+            <w:tcW w:type="dxa" w:w="6526"/>
+            <w:tcBorders>
+              <w:top w:val="single" w:color="F0C9A8" w:sz="4"/>
+              <w:left w:val="single" w:color="F0C9A8" w:sz="4"/>
+              <w:bottom w:val="single" w:color="F0C9A8" w:sz="4"/>
+              <w:right w:val="single" w:color="F0C9A8" w:sz="4"/>
+            </w:tcBorders>
+            <w:tcMar>
+              <w:top w:type="dxa" w:w="80"/>
+              <w:left w:type="dxa" w:w="110"/>
+              <w:bottom w:type="dxa" w:w="80"/>
+              <w:right w:type="dxa" w:w="110"/>
+            </w:tcMar>
+          </w:tcPr>
+          <w:p>
+            <w:r>
+              <w:rPr>
+                <w:b w:val="false"/>
+                <w:bCs w:val="false"/>
+                <w:color w:val="222222"/>
+                <w:sz w:val="19"/>
+                <w:szCs w:val="19"/>
+              </w:rPr>
+              <w:t xml:space="preserve">Three cards below. Pick one.</w:t>
+            </w:r>
+          </w:p>
+        </w:tc>
+      </w:tr>
+      <w:tr>
+        <w:tc>
+          <w:tcPr>
+            <w:tcW w:type="dxa" w:w="2500"/>
+            <w:tcBorders>
+              <w:top w:val="single" w:color="F0C9A8" w:sz="4"/>
+              <w:left w:val="single" w:color="F0C9A8" w:sz="4"/>
+              <w:bottom w:val="single" w:color="F0C9A8" w:sz="4"/>
+              <w:right w:val="single" w:color="F0C9A8" w:sz="4"/>
+            </w:tcBorders>
+            <w:tcMar>
+              <w:top w:type="dxa" w:w="80"/>
+              <w:left w:type="dxa" w:w="110"/>
+              <w:bottom w:type="dxa" w:w="80"/>
+              <w:right w:type="dxa" w:w="110"/>
+            </w:tcMar>
+          </w:tcPr>
+          <w:p>
+            <w:r>
+              <w:rPr>
+                <w:b/>
+                <w:bCs/>
+                <w:color w:val="222222"/>
+                <w:sz w:val="19"/>
+                <w:szCs w:val="19"/>
+              </w:rPr>
               <w:t xml:space="preserve">Mithai earned</w:t>
             </w:r>
           </w:p>
@@ -4142,6 +4262,66 @@
                 <w:sz w:val="19"/>
                 <w:szCs w:val="19"/>
               </w:rPr>
+              <w:t xml:space="preserve">Line above the cards</w:t>
+            </w:r>
+          </w:p>
+        </w:tc>
+        <w:tc>
+          <w:tcPr>
+            <w:tcW w:type="dxa" w:w="6526"/>
+            <w:tcBorders>
+              <w:top w:val="single" w:color="F0C9A8" w:sz="4"/>
+              <w:left w:val="single" w:color="F0C9A8" w:sz="4"/>
+              <w:bottom w:val="single" w:color="F0C9A8" w:sz="4"/>
+              <w:right w:val="single" w:color="F0C9A8" w:sz="4"/>
+            </w:tcBorders>
+            <w:tcMar>
+              <w:top w:type="dxa" w:w="80"/>
+              <w:left w:type="dxa" w:w="110"/>
+              <w:bottom w:type="dxa" w:w="80"/>
+              <w:right w:type="dxa" w:w="110"/>
+            </w:tcMar>
+          </w:tcPr>
+          <w:p>
+            <w:r>
+              <w:rPr>
+                <w:b w:val="false"/>
+                <w:bCs w:val="false"/>
+                <w:color w:val="222222"/>
+                <w:sz w:val="19"/>
+                <w:szCs w:val="19"/>
+              </w:rPr>
+              <w:t xml:space="preserve">Three cards below. Pick one.</w:t>
+            </w:r>
+          </w:p>
+        </w:tc>
+      </w:tr>
+      <w:tr>
+        <w:tc>
+          <w:tcPr>
+            <w:tcW w:type="dxa" w:w="2500"/>
+            <w:tcBorders>
+              <w:top w:val="single" w:color="F0C9A8" w:sz="4"/>
+              <w:left w:val="single" w:color="F0C9A8" w:sz="4"/>
+              <w:bottom w:val="single" w:color="F0C9A8" w:sz="4"/>
+              <w:right w:val="single" w:color="F0C9A8" w:sz="4"/>
+            </w:tcBorders>
+            <w:tcMar>
+              <w:top w:type="dxa" w:w="80"/>
+              <w:left w:type="dxa" w:w="110"/>
+              <w:bottom w:type="dxa" w:w="80"/>
+              <w:right w:type="dxa" w:w="110"/>
+            </w:tcMar>
+          </w:tcPr>
+          <w:p>
+            <w:r>
+              <w:rPr>
+                <w:b/>
+                <w:bCs/>
+                <w:color w:val="222222"/>
+                <w:sz w:val="19"/>
+                <w:szCs w:val="19"/>
+              </w:rPr>
               <w:t xml:space="preserve">Mithai earned</w:t>
             </w:r>
           </w:p>
@@ -5231,6 +5411,66 @@
                 <w:sz w:val="19"/>
                 <w:szCs w:val="19"/>
               </w:rPr>
+              <w:t xml:space="preserve">Line above the cards</w:t>
+            </w:r>
+          </w:p>
+        </w:tc>
+        <w:tc>
+          <w:tcPr>
+            <w:tcW w:type="dxa" w:w="6526"/>
+            <w:tcBorders>
+              <w:top w:val="single" w:color="F0C9A8" w:sz="4"/>
+              <w:left w:val="single" w:color="F0C9A8" w:sz="4"/>
+              <w:bottom w:val="single" w:color="F0C9A8" w:sz="4"/>
+              <w:right w:val="single" w:color="F0C9A8" w:sz="4"/>
+            </w:tcBorders>
+            <w:tcMar>
+              <w:top w:type="dxa" w:w="80"/>
+              <w:left w:type="dxa" w:w="110"/>
+              <w:bottom w:type="dxa" w:w="80"/>
+              <w:right w:type="dxa" w:w="110"/>
+            </w:tcMar>
+          </w:tcPr>
+          <w:p>
+            <w:r>
+              <w:rPr>
+                <w:b w:val="false"/>
+                <w:bCs w:val="false"/>
+                <w:color w:val="222222"/>
+                <w:sz w:val="19"/>
+                <w:szCs w:val="19"/>
+              </w:rPr>
+              <w:t xml:space="preserve">Three cards below. Pick one.</w:t>
+            </w:r>
+          </w:p>
+        </w:tc>
+      </w:tr>
+      <w:tr>
+        <w:tc>
+          <w:tcPr>
+            <w:tcW w:type="dxa" w:w="2500"/>
+            <w:tcBorders>
+              <w:top w:val="single" w:color="F0C9A8" w:sz="4"/>
+              <w:left w:val="single" w:color="F0C9A8" w:sz="4"/>
+              <w:bottom w:val="single" w:color="F0C9A8" w:sz="4"/>
+              <w:right w:val="single" w:color="F0C9A8" w:sz="4"/>
+            </w:tcBorders>
+            <w:tcMar>
+              <w:top w:type="dxa" w:w="80"/>
+              <w:left w:type="dxa" w:w="110"/>
+              <w:bottom w:type="dxa" w:w="80"/>
+              <w:right w:type="dxa" w:w="110"/>
+            </w:tcMar>
+          </w:tcPr>
+          <w:p>
+            <w:r>
+              <w:rPr>
+                <w:b/>
+                <w:bCs/>
+                <w:color w:val="222222"/>
+                <w:sz w:val="19"/>
+                <w:szCs w:val="19"/>
+              </w:rPr>
               <w:t xml:space="preserve">Mithai earned</w:t>
             </w:r>
           </w:p>
@@ -6320,6 +6560,66 @@
                 <w:sz w:val="19"/>
                 <w:szCs w:val="19"/>
               </w:rPr>
+              <w:t xml:space="preserve">Line above the cards</w:t>
+            </w:r>
+          </w:p>
+        </w:tc>
+        <w:tc>
+          <w:tcPr>
+            <w:tcW w:type="dxa" w:w="6526"/>
+            <w:tcBorders>
+              <w:top w:val="single" w:color="F0C9A8" w:sz="4"/>
+              <w:left w:val="single" w:color="F0C9A8" w:sz="4"/>
+              <w:bottom w:val="single" w:color="F0C9A8" w:sz="4"/>
+              <w:right w:val="single" w:color="F0C9A8" w:sz="4"/>
+            </w:tcBorders>
+            <w:tcMar>
+              <w:top w:type="dxa" w:w="80"/>
+              <w:left w:type="dxa" w:w="110"/>
+              <w:bottom w:type="dxa" w:w="80"/>
+              <w:right w:type="dxa" w:w="110"/>
+            </w:tcMar>
+          </w:tcPr>
+          <w:p>
+            <w:r>
+              <w:rPr>
+                <w:b w:val="false"/>
+                <w:bCs w:val="false"/>
+                <w:color w:val="222222"/>
+                <w:sz w:val="19"/>
+                <w:szCs w:val="19"/>
+              </w:rPr>
+              <w:t xml:space="preserve">Two cards below. Pick one.</w:t>
+            </w:r>
+          </w:p>
+        </w:tc>
+      </w:tr>
+      <w:tr>
+        <w:tc>
+          <w:tcPr>
+            <w:tcW w:type="dxa" w:w="2500"/>
+            <w:tcBorders>
+              <w:top w:val="single" w:color="F0C9A8" w:sz="4"/>
+              <w:left w:val="single" w:color="F0C9A8" w:sz="4"/>
+              <w:bottom w:val="single" w:color="F0C9A8" w:sz="4"/>
+              <w:right w:val="single" w:color="F0C9A8" w:sz="4"/>
+            </w:tcBorders>
+            <w:tcMar>
+              <w:top w:type="dxa" w:w="80"/>
+              <w:left w:type="dxa" w:w="110"/>
+              <w:bottom w:type="dxa" w:w="80"/>
+              <w:right w:type="dxa" w:w="110"/>
+            </w:tcMar>
+          </w:tcPr>
+          <w:p>
+            <w:r>
+              <w:rPr>
+                <w:b/>
+                <w:bCs/>
+                <w:color w:val="222222"/>
+                <w:sz w:val="19"/>
+                <w:szCs w:val="19"/>
+              </w:rPr>
               <w:t xml:space="preserve">Mithai earned</w:t>
             </w:r>
           </w:p>
@@ -7261,66 +7561,6 @@
                 <w:szCs w:val="19"/>
               </w:rPr>
               <w:t xml:space="preserve">the tag’s line, see Result tags</w:t>
-            </w:r>
-          </w:p>
-        </w:tc>
-      </w:tr>
-      <w:tr>
-        <w:tc>
-          <w:tcPr>
-            <w:tcW w:type="dxa" w:w="2500"/>
-            <w:tcBorders>
-              <w:top w:val="single" w:color="F0C9A8" w:sz="4"/>
-              <w:left w:val="single" w:color="F0C9A8" w:sz="4"/>
-              <w:bottom w:val="single" w:color="F0C9A8" w:sz="4"/>
-              <w:right w:val="single" w:color="F0C9A8" w:sz="4"/>
-            </w:tcBorders>
-            <w:tcMar>
-              <w:top w:type="dxa" w:w="80"/>
-              <w:left w:type="dxa" w:w="110"/>
-              <w:bottom w:type="dxa" w:w="80"/>
-              <w:right w:type="dxa" w:w="110"/>
-            </w:tcMar>
-          </w:tcPr>
-          <w:p>
-            <w:r>
-              <w:rPr>
-                <w:b/>
-                <w:bCs/>
-                <w:color w:val="222222"/>
-                <w:sz w:val="19"/>
-                <w:szCs w:val="19"/>
-              </w:rPr>
-              <w:t xml:space="preserve">Eyebrow</w:t>
-            </w:r>
-          </w:p>
-        </w:tc>
-        <w:tc>
-          <w:tcPr>
-            <w:tcW w:type="dxa" w:w="6526"/>
-            <w:tcBorders>
-              <w:top w:val="single" w:color="F0C9A8" w:sz="4"/>
-              <w:left w:val="single" w:color="F0C9A8" w:sz="4"/>
-              <w:bottom w:val="single" w:color="F0C9A8" w:sz="4"/>
-              <w:right w:val="single" w:color="F0C9A8" w:sz="4"/>
-            </w:tcBorders>
-            <w:tcMar>
-              <w:top w:type="dxa" w:w="80"/>
-              <w:left w:type="dxa" w:w="110"/>
-              <w:bottom w:type="dxa" w:w="80"/>
-              <w:right w:type="dxa" w:w="110"/>
-            </w:tcMar>
-          </w:tcPr>
-          <w:p>
-            <w:r>
-              <w:rPr>
-                <w:b w:val="false"/>
-                <w:bCs w:val="false"/>
-                <w:color w:val="222222"/>
-                <w:sz w:val="19"/>
-                <w:szCs w:val="19"/>
-              </w:rPr>
-              <w:t xml:space="preserve">Your festive box</w:t>
             </w:r>
           </w:p>
         </w:tc>

--- a/content/The-Sweet-Pick-Copy.docx
+++ b/content/The-Sweet-Pick-Copy.docx
@@ -40,7 +40,7 @@
           <w:sz w:val="20"/>
           <w:szCs w:val="20"/>
         </w:rPr>
-        <w:t xml:space="preserve">Every word the edition shows, in the order a reader meets it. Text in curly braces is filled in by the game: {N} is a count, {Tag} is the result tag, {Bias} is the pick’s bias name. The budget is ₹500 on every pick.</w:t>
+        <w:t xml:space="preserve">Every word the edition shows, in the order a reader meets it. Text in curly braces is filled in by the game: {N} is a count, {Tag} is the result tag, {Bias} is the pick’s bias name. The budget is ₹500 on every pick. The volume, month and year identify this document only; the edition itself carries none of them on any screen.</w:t>
       </w:r>
     </w:p>
     <w:p>
@@ -825,7 +825,7 @@
                 <w:sz w:val="19"/>
                 <w:szCs w:val="19"/>
               </w:rPr>
-              <w:t xml:space="preserve">▲ ▼ Select ↵ Enter</w:t>
+              <w:t xml:space="preserve">▲▼ Select ↵ Enter</w:t>
             </w:r>
           </w:p>
         </w:tc>
@@ -1340,6 +1340,186 @@
                 <w:szCs w:val="19"/>
               </w:rPr>
               <w:t xml:space="preserve">What is the {Bias}? (for FOMO: What is FOMO?)</w:t>
+            </w:r>
+          </w:p>
+        </w:tc>
+      </w:tr>
+      <w:tr>
+        <w:tc>
+          <w:tcPr>
+            <w:tcW w:type="dxa" w:w="2500"/>
+            <w:tcBorders>
+              <w:top w:val="single" w:color="F0C9A8" w:sz="4"/>
+              <w:left w:val="single" w:color="F0C9A8" w:sz="4"/>
+              <w:bottom w:val="single" w:color="F0C9A8" w:sz="4"/>
+              <w:right w:val="single" w:color="F0C9A8" w:sz="4"/>
+            </w:tcBorders>
+            <w:tcMar>
+              <w:top w:type="dxa" w:w="80"/>
+              <w:left w:type="dxa" w:w="110"/>
+              <w:bottom w:type="dxa" w:w="80"/>
+              <w:right w:type="dxa" w:w="110"/>
+            </w:tcMar>
+          </w:tcPr>
+          <w:p>
+            <w:r>
+              <w:rPr>
+                <w:b/>
+                <w:bCs/>
+                <w:color w:val="222222"/>
+                <w:sz w:val="19"/>
+                <w:szCs w:val="19"/>
+              </w:rPr>
+              <w:t xml:space="preserve">Line above the cards</w:t>
+            </w:r>
+          </w:p>
+        </w:tc>
+        <w:tc>
+          <w:tcPr>
+            <w:tcW w:type="dxa" w:w="6526"/>
+            <w:tcBorders>
+              <w:top w:val="single" w:color="F0C9A8" w:sz="4"/>
+              <w:left w:val="single" w:color="F0C9A8" w:sz="4"/>
+              <w:bottom w:val="single" w:color="F0C9A8" w:sz="4"/>
+              <w:right w:val="single" w:color="F0C9A8" w:sz="4"/>
+            </w:tcBorders>
+            <w:tcMar>
+              <w:top w:type="dxa" w:w="80"/>
+              <w:left w:type="dxa" w:w="110"/>
+              <w:bottom w:type="dxa" w:w="80"/>
+              <w:right w:type="dxa" w:w="110"/>
+            </w:tcMar>
+          </w:tcPr>
+          <w:p>
+            <w:r>
+              <w:rPr>
+                <w:b w:val="false"/>
+                <w:bCs w:val="false"/>
+                <w:color w:val="222222"/>
+                <w:sz w:val="19"/>
+                <w:szCs w:val="19"/>
+              </w:rPr>
+              <w:t xml:space="preserve">Three cards below. Pick one.</w:t>
+            </w:r>
+          </w:p>
+        </w:tc>
+      </w:tr>
+      <w:tr>
+        <w:tc>
+          <w:tcPr>
+            <w:tcW w:type="dxa" w:w="2500"/>
+            <w:tcBorders>
+              <w:top w:val="single" w:color="F0C9A8" w:sz="4"/>
+              <w:left w:val="single" w:color="F0C9A8" w:sz="4"/>
+              <w:bottom w:val="single" w:color="F0C9A8" w:sz="4"/>
+              <w:right w:val="single" w:color="F0C9A8" w:sz="4"/>
+            </w:tcBorders>
+            <w:tcMar>
+              <w:top w:type="dxa" w:w="80"/>
+              <w:left w:type="dxa" w:w="110"/>
+              <w:bottom w:type="dxa" w:w="80"/>
+              <w:right w:type="dxa" w:w="110"/>
+            </w:tcMar>
+          </w:tcPr>
+          <w:p>
+            <w:r>
+              <w:rPr>
+                <w:b/>
+                <w:bCs/>
+                <w:color w:val="222222"/>
+                <w:sz w:val="19"/>
+                <w:szCs w:val="19"/>
+              </w:rPr>
+              <w:t xml:space="preserve">Line above the cards, pick 5 (two cards)</w:t>
+            </w:r>
+          </w:p>
+        </w:tc>
+        <w:tc>
+          <w:tcPr>
+            <w:tcW w:type="dxa" w:w="6526"/>
+            <w:tcBorders>
+              <w:top w:val="single" w:color="F0C9A8" w:sz="4"/>
+              <w:left w:val="single" w:color="F0C9A8" w:sz="4"/>
+              <w:bottom w:val="single" w:color="F0C9A8" w:sz="4"/>
+              <w:right w:val="single" w:color="F0C9A8" w:sz="4"/>
+            </w:tcBorders>
+            <w:tcMar>
+              <w:top w:type="dxa" w:w="80"/>
+              <w:left w:type="dxa" w:w="110"/>
+              <w:bottom w:type="dxa" w:w="80"/>
+              <w:right w:type="dxa" w:w="110"/>
+            </w:tcMar>
+          </w:tcPr>
+          <w:p>
+            <w:r>
+              <w:rPr>
+                <w:b w:val="false"/>
+                <w:bCs w:val="false"/>
+                <w:color w:val="222222"/>
+                <w:sz w:val="19"/>
+                <w:szCs w:val="19"/>
+              </w:rPr>
+              <w:t xml:space="preserve">Two cards below. Pick one.</w:t>
+            </w:r>
+          </w:p>
+        </w:tc>
+      </w:tr>
+      <w:tr>
+        <w:tc>
+          <w:tcPr>
+            <w:tcW w:type="dxa" w:w="2500"/>
+            <w:tcBorders>
+              <w:top w:val="single" w:color="F0C9A8" w:sz="4"/>
+              <w:left w:val="single" w:color="F0C9A8" w:sz="4"/>
+              <w:bottom w:val="single" w:color="F0C9A8" w:sz="4"/>
+              <w:right w:val="single" w:color="F0C9A8" w:sz="4"/>
+            </w:tcBorders>
+            <w:tcMar>
+              <w:top w:type="dxa" w:w="80"/>
+              <w:left w:type="dxa" w:w="110"/>
+              <w:bottom w:type="dxa" w:w="80"/>
+              <w:right w:type="dxa" w:w="110"/>
+            </w:tcMar>
+          </w:tcPr>
+          <w:p>
+            <w:r>
+              <w:rPr>
+                <w:b/>
+                <w:bCs/>
+                <w:color w:val="222222"/>
+                <w:sz w:val="19"/>
+                <w:szCs w:val="19"/>
+              </w:rPr>
+              <w:t xml:space="preserve">Line above the places it turns up</w:t>
+            </w:r>
+          </w:p>
+        </w:tc>
+        <w:tc>
+          <w:tcPr>
+            <w:tcW w:type="dxa" w:w="6526"/>
+            <w:tcBorders>
+              <w:top w:val="single" w:color="F0C9A8" w:sz="4"/>
+              <w:left w:val="single" w:color="F0C9A8" w:sz="4"/>
+              <w:bottom w:val="single" w:color="F0C9A8" w:sz="4"/>
+              <w:right w:val="single" w:color="F0C9A8" w:sz="4"/>
+            </w:tcBorders>
+            <w:tcMar>
+              <w:top w:type="dxa" w:w="80"/>
+              <w:left w:type="dxa" w:w="110"/>
+              <w:bottom w:type="dxa" w:w="80"/>
+              <w:right w:type="dxa" w:w="110"/>
+            </w:tcMar>
+          </w:tcPr>
+          <w:p>
+            <w:r>
+              <w:rPr>
+                <w:b w:val="false"/>
+                <w:bCs w:val="false"/>
+                <w:color w:val="222222"/>
+                <w:sz w:val="19"/>
+                <w:szCs w:val="19"/>
+              </w:rPr>
+              <w:t xml:space="preserve">Watch for it in:</w:t>
             </w:r>
           </w:p>
         </w:tc>
@@ -2144,6 +2324,66 @@
                 <w:sz w:val="19"/>
                 <w:szCs w:val="19"/>
               </w:rPr>
+              <w:t xml:space="preserve">Card back, heading</w:t>
+            </w:r>
+          </w:p>
+        </w:tc>
+        <w:tc>
+          <w:tcPr>
+            <w:tcW w:type="dxa" w:w="6526"/>
+            <w:tcBorders>
+              <w:top w:val="single" w:color="F0C9A8" w:sz="4"/>
+              <w:left w:val="single" w:color="F0C9A8" w:sz="4"/>
+              <w:bottom w:val="single" w:color="F0C9A8" w:sz="4"/>
+              <w:right w:val="single" w:color="F0C9A8" w:sz="4"/>
+            </w:tcBorders>
+            <w:tcMar>
+              <w:top w:type="dxa" w:w="80"/>
+              <w:left w:type="dxa" w:w="110"/>
+              <w:bottom w:type="dxa" w:w="80"/>
+              <w:right w:type="dxa" w:w="110"/>
+            </w:tcMar>
+          </w:tcPr>
+          <w:p>
+            <w:r>
+              <w:rPr>
+                <w:b w:val="false"/>
+                <w:bCs w:val="false"/>
+                <w:color w:val="222222"/>
+                <w:sz w:val="19"/>
+                <w:szCs w:val="19"/>
+              </w:rPr>
+              <w:t xml:space="preserve">What is the Anchoring Bias?</w:t>
+            </w:r>
+          </w:p>
+        </w:tc>
+      </w:tr>
+      <w:tr>
+        <w:tc>
+          <w:tcPr>
+            <w:tcW w:type="dxa" w:w="2500"/>
+            <w:tcBorders>
+              <w:top w:val="single" w:color="F0C9A8" w:sz="4"/>
+              <w:left w:val="single" w:color="F0C9A8" w:sz="4"/>
+              <w:bottom w:val="single" w:color="F0C9A8" w:sz="4"/>
+              <w:right w:val="single" w:color="F0C9A8" w:sz="4"/>
+            </w:tcBorders>
+            <w:tcMar>
+              <w:top w:type="dxa" w:w="80"/>
+              <w:left w:type="dxa" w:w="110"/>
+              <w:bottom w:type="dxa" w:w="80"/>
+              <w:right w:type="dxa" w:w="110"/>
+            </w:tcMar>
+          </w:tcPr>
+          <w:p>
+            <w:r>
+              <w:rPr>
+                <w:b/>
+                <w:bCs/>
+                <w:color w:val="222222"/>
+                <w:sz w:val="19"/>
+                <w:szCs w:val="19"/>
+              </w:rPr>
               <w:t xml:space="preserve">The same trick, elsewhere</w:t>
             </w:r>
           </w:p>
@@ -3293,6 +3533,66 @@
                 <w:sz w:val="19"/>
                 <w:szCs w:val="19"/>
               </w:rPr>
+              <w:t xml:space="preserve">Card back, heading</w:t>
+            </w:r>
+          </w:p>
+        </w:tc>
+        <w:tc>
+          <w:tcPr>
+            <w:tcW w:type="dxa" w:w="6526"/>
+            <w:tcBorders>
+              <w:top w:val="single" w:color="F0C9A8" w:sz="4"/>
+              <w:left w:val="single" w:color="F0C9A8" w:sz="4"/>
+              <w:bottom w:val="single" w:color="F0C9A8" w:sz="4"/>
+              <w:right w:val="single" w:color="F0C9A8" w:sz="4"/>
+            </w:tcBorders>
+            <w:tcMar>
+              <w:top w:type="dxa" w:w="80"/>
+              <w:left w:type="dxa" w:w="110"/>
+              <w:bottom w:type="dxa" w:w="80"/>
+              <w:right w:type="dxa" w:w="110"/>
+            </w:tcMar>
+          </w:tcPr>
+          <w:p>
+            <w:r>
+              <w:rPr>
+                <w:b w:val="false"/>
+                <w:bCs w:val="false"/>
+                <w:color w:val="222222"/>
+                <w:sz w:val="19"/>
+                <w:szCs w:val="19"/>
+              </w:rPr>
+              <w:t xml:space="preserve">What is the Decoy Effect?</w:t>
+            </w:r>
+          </w:p>
+        </w:tc>
+      </w:tr>
+      <w:tr>
+        <w:tc>
+          <w:tcPr>
+            <w:tcW w:type="dxa" w:w="2500"/>
+            <w:tcBorders>
+              <w:top w:val="single" w:color="F0C9A8" w:sz="4"/>
+              <w:left w:val="single" w:color="F0C9A8" w:sz="4"/>
+              <w:bottom w:val="single" w:color="F0C9A8" w:sz="4"/>
+              <w:right w:val="single" w:color="F0C9A8" w:sz="4"/>
+            </w:tcBorders>
+            <w:tcMar>
+              <w:top w:type="dxa" w:w="80"/>
+              <w:left w:type="dxa" w:w="110"/>
+              <w:bottom w:type="dxa" w:w="80"/>
+              <w:right w:type="dxa" w:w="110"/>
+            </w:tcMar>
+          </w:tcPr>
+          <w:p>
+            <w:r>
+              <w:rPr>
+                <w:b/>
+                <w:bCs/>
+                <w:color w:val="222222"/>
+                <w:sz w:val="19"/>
+                <w:szCs w:val="19"/>
+              </w:rPr>
               <w:t xml:space="preserve">The same trick, elsewhere</w:t>
             </w:r>
           </w:p>
@@ -4442,6 +4742,66 @@
                 <w:sz w:val="19"/>
                 <w:szCs w:val="19"/>
               </w:rPr>
+              <w:t xml:space="preserve">Card back, heading</w:t>
+            </w:r>
+          </w:p>
+        </w:tc>
+        <w:tc>
+          <w:tcPr>
+            <w:tcW w:type="dxa" w:w="6526"/>
+            <w:tcBorders>
+              <w:top w:val="single" w:color="F0C9A8" w:sz="4"/>
+              <w:left w:val="single" w:color="F0C9A8" w:sz="4"/>
+              <w:bottom w:val="single" w:color="F0C9A8" w:sz="4"/>
+              <w:right w:val="single" w:color="F0C9A8" w:sz="4"/>
+            </w:tcBorders>
+            <w:tcMar>
+              <w:top w:type="dxa" w:w="80"/>
+              <w:left w:type="dxa" w:w="110"/>
+              <w:bottom w:type="dxa" w:w="80"/>
+              <w:right w:type="dxa" w:w="110"/>
+            </w:tcMar>
+          </w:tcPr>
+          <w:p>
+            <w:r>
+              <w:rPr>
+                <w:b w:val="false"/>
+                <w:bCs w:val="false"/>
+                <w:color w:val="222222"/>
+                <w:sz w:val="19"/>
+                <w:szCs w:val="19"/>
+              </w:rPr>
+              <w:t xml:space="preserve">What is the Bandwagon Effect?</w:t>
+            </w:r>
+          </w:p>
+        </w:tc>
+      </w:tr>
+      <w:tr>
+        <w:tc>
+          <w:tcPr>
+            <w:tcW w:type="dxa" w:w="2500"/>
+            <w:tcBorders>
+              <w:top w:val="single" w:color="F0C9A8" w:sz="4"/>
+              <w:left w:val="single" w:color="F0C9A8" w:sz="4"/>
+              <w:bottom w:val="single" w:color="F0C9A8" w:sz="4"/>
+              <w:right w:val="single" w:color="F0C9A8" w:sz="4"/>
+            </w:tcBorders>
+            <w:tcMar>
+              <w:top w:type="dxa" w:w="80"/>
+              <w:left w:type="dxa" w:w="110"/>
+              <w:bottom w:type="dxa" w:w="80"/>
+              <w:right w:type="dxa" w:w="110"/>
+            </w:tcMar>
+          </w:tcPr>
+          <w:p>
+            <w:r>
+              <w:rPr>
+                <w:b/>
+                <w:bCs/>
+                <w:color w:val="222222"/>
+                <w:sz w:val="19"/>
+                <w:szCs w:val="19"/>
+              </w:rPr>
               <w:t xml:space="preserve">The same trick, elsewhere</w:t>
             </w:r>
           </w:p>
@@ -5591,6 +5951,66 @@
                 <w:sz w:val="19"/>
                 <w:szCs w:val="19"/>
               </w:rPr>
+              <w:t xml:space="preserve">Card back, heading</w:t>
+            </w:r>
+          </w:p>
+        </w:tc>
+        <w:tc>
+          <w:tcPr>
+            <w:tcW w:type="dxa" w:w="6526"/>
+            <w:tcBorders>
+              <w:top w:val="single" w:color="F0C9A8" w:sz="4"/>
+              <w:left w:val="single" w:color="F0C9A8" w:sz="4"/>
+              <w:bottom w:val="single" w:color="F0C9A8" w:sz="4"/>
+              <w:right w:val="single" w:color="F0C9A8" w:sz="4"/>
+            </w:tcBorders>
+            <w:tcMar>
+              <w:top w:type="dxa" w:w="80"/>
+              <w:left w:type="dxa" w:w="110"/>
+              <w:bottom w:type="dxa" w:w="80"/>
+              <w:right w:type="dxa" w:w="110"/>
+            </w:tcMar>
+          </w:tcPr>
+          <w:p>
+            <w:r>
+              <w:rPr>
+                <w:b w:val="false"/>
+                <w:bCs w:val="false"/>
+                <w:color w:val="222222"/>
+                <w:sz w:val="19"/>
+                <w:szCs w:val="19"/>
+              </w:rPr>
+              <w:t xml:space="preserve">What is FOMO?</w:t>
+            </w:r>
+          </w:p>
+        </w:tc>
+      </w:tr>
+      <w:tr>
+        <w:tc>
+          <w:tcPr>
+            <w:tcW w:type="dxa" w:w="2500"/>
+            <w:tcBorders>
+              <w:top w:val="single" w:color="F0C9A8" w:sz="4"/>
+              <w:left w:val="single" w:color="F0C9A8" w:sz="4"/>
+              <w:bottom w:val="single" w:color="F0C9A8" w:sz="4"/>
+              <w:right w:val="single" w:color="F0C9A8" w:sz="4"/>
+            </w:tcBorders>
+            <w:tcMar>
+              <w:top w:type="dxa" w:w="80"/>
+              <w:left w:type="dxa" w:w="110"/>
+              <w:bottom w:type="dxa" w:w="80"/>
+              <w:right w:type="dxa" w:w="110"/>
+            </w:tcMar>
+          </w:tcPr>
+          <w:p>
+            <w:r>
+              <w:rPr>
+                <w:b/>
+                <w:bCs/>
+                <w:color w:val="222222"/>
+                <w:sz w:val="19"/>
+                <w:szCs w:val="19"/>
+              </w:rPr>
               <w:t xml:space="preserve">The same trick, elsewhere</w:t>
             </w:r>
           </w:p>
@@ -6740,6 +7160,66 @@
                 <w:sz w:val="19"/>
                 <w:szCs w:val="19"/>
               </w:rPr>
+              <w:t xml:space="preserve">Card back, heading</w:t>
+            </w:r>
+          </w:p>
+        </w:tc>
+        <w:tc>
+          <w:tcPr>
+            <w:tcW w:type="dxa" w:w="6526"/>
+            <w:tcBorders>
+              <w:top w:val="single" w:color="F0C9A8" w:sz="4"/>
+              <w:left w:val="single" w:color="F0C9A8" w:sz="4"/>
+              <w:bottom w:val="single" w:color="F0C9A8" w:sz="4"/>
+              <w:right w:val="single" w:color="F0C9A8" w:sz="4"/>
+            </w:tcBorders>
+            <w:tcMar>
+              <w:top w:type="dxa" w:w="80"/>
+              <w:left w:type="dxa" w:w="110"/>
+              <w:bottom w:type="dxa" w:w="80"/>
+              <w:right w:type="dxa" w:w="110"/>
+            </w:tcMar>
+          </w:tcPr>
+          <w:p>
+            <w:r>
+              <w:rPr>
+                <w:b w:val="false"/>
+                <w:bCs w:val="false"/>
+                <w:color w:val="222222"/>
+                <w:sz w:val="19"/>
+                <w:szCs w:val="19"/>
+              </w:rPr>
+              <w:t xml:space="preserve">What is the Framing Effect?</w:t>
+            </w:r>
+          </w:p>
+        </w:tc>
+      </w:tr>
+      <w:tr>
+        <w:tc>
+          <w:tcPr>
+            <w:tcW w:type="dxa" w:w="2500"/>
+            <w:tcBorders>
+              <w:top w:val="single" w:color="F0C9A8" w:sz="4"/>
+              <w:left w:val="single" w:color="F0C9A8" w:sz="4"/>
+              <w:bottom w:val="single" w:color="F0C9A8" w:sz="4"/>
+              <w:right w:val="single" w:color="F0C9A8" w:sz="4"/>
+            </w:tcBorders>
+            <w:tcMar>
+              <w:top w:type="dxa" w:w="80"/>
+              <w:left w:type="dxa" w:w="110"/>
+              <w:bottom w:type="dxa" w:w="80"/>
+              <w:right w:type="dxa" w:w="110"/>
+            </w:tcMar>
+          </w:tcPr>
+          <w:p>
+            <w:r>
+              <w:rPr>
+                <w:b/>
+                <w:bCs/>
+                <w:color w:val="222222"/>
+                <w:sz w:val="19"/>
+                <w:szCs w:val="19"/>
+              </w:rPr>
               <w:t xml:space="preserve">The same trick, elsewhere</w:t>
             </w:r>
           </w:p>
@@ -7591,6 +8071,66 @@
                 <w:sz w:val="19"/>
                 <w:szCs w:val="19"/>
               </w:rPr>
+              <w:t xml:space="preserve">Seal, top arc</w:t>
+            </w:r>
+          </w:p>
+        </w:tc>
+        <w:tc>
+          <w:tcPr>
+            <w:tcW w:type="dxa" w:w="6526"/>
+            <w:tcBorders>
+              <w:top w:val="single" w:color="F0C9A8" w:sz="4"/>
+              <w:left w:val="single" w:color="F0C9A8" w:sz="4"/>
+              <w:bottom w:val="single" w:color="F0C9A8" w:sz="4"/>
+              <w:right w:val="single" w:color="F0C9A8" w:sz="4"/>
+            </w:tcBorders>
+            <w:tcMar>
+              <w:top w:type="dxa" w:w="80"/>
+              <w:left w:type="dxa" w:w="110"/>
+              <w:bottom w:type="dxa" w:w="80"/>
+              <w:right w:type="dxa" w:w="110"/>
+            </w:tcMar>
+          </w:tcPr>
+          <w:p>
+            <w:r>
+              <w:rPr>
+                <w:b w:val="false"/>
+                <w:bCs w:val="false"/>
+                <w:color w:val="222222"/>
+                <w:sz w:val="19"/>
+                <w:szCs w:val="19"/>
+              </w:rPr>
+              <w:t xml:space="preserve">THE SWEET PICK</w:t>
+            </w:r>
+          </w:p>
+        </w:tc>
+      </w:tr>
+      <w:tr>
+        <w:tc>
+          <w:tcPr>
+            <w:tcW w:type="dxa" w:w="2500"/>
+            <w:tcBorders>
+              <w:top w:val="single" w:color="F0C9A8" w:sz="4"/>
+              <w:left w:val="single" w:color="F0C9A8" w:sz="4"/>
+              <w:bottom w:val="single" w:color="F0C9A8" w:sz="4"/>
+              <w:right w:val="single" w:color="F0C9A8" w:sz="4"/>
+            </w:tcBorders>
+            <w:tcMar>
+              <w:top w:type="dxa" w:w="80"/>
+              <w:left w:type="dxa" w:w="110"/>
+              <w:bottom w:type="dxa" w:w="80"/>
+              <w:right w:type="dxa" w:w="110"/>
+            </w:tcMar>
+          </w:tcPr>
+          <w:p>
+            <w:r>
+              <w:rPr>
+                <w:b/>
+                <w:bCs/>
+                <w:color w:val="222222"/>
+                <w:sz w:val="19"/>
+                <w:szCs w:val="19"/>
+              </w:rPr>
               <w:t xml:space="preserve">Seal, bottom arc</w:t>
             </w:r>
           </w:p>
@@ -7980,7 +8520,7 @@
                 <w:sz w:val="19"/>
                 <w:szCs w:val="19"/>
               </w:rPr>
-              <w:t xml:space="preserve">Your festive greeting card from The Sweet Pick</w:t>
+              <w:t xml:space="preserve">Your result card: {Tag}, {N} of 5 mindful picks</w:t>
             </w:r>
           </w:p>
         </w:tc>
@@ -8737,6 +9277,126 @@
                 <w:sz w:val="19"/>
                 <w:szCs w:val="19"/>
               </w:rPr>
+              <w:t xml:space="preserve">Top left</w:t>
+            </w:r>
+          </w:p>
+        </w:tc>
+        <w:tc>
+          <w:tcPr>
+            <w:tcW w:type="dxa" w:w="6526"/>
+            <w:tcBorders>
+              <w:top w:val="single" w:color="F0C9A8" w:sz="4"/>
+              <w:left w:val="single" w:color="F0C9A8" w:sz="4"/>
+              <w:bottom w:val="single" w:color="F0C9A8" w:sz="4"/>
+              <w:right w:val="single" w:color="F0C9A8" w:sz="4"/>
+            </w:tcBorders>
+            <w:tcMar>
+              <w:top w:type="dxa" w:w="80"/>
+              <w:left w:type="dxa" w:w="110"/>
+              <w:bottom w:type="dxa" w:w="80"/>
+              <w:right w:type="dxa" w:w="110"/>
+            </w:tcMar>
+          </w:tcPr>
+          <w:p>
+            <w:r>
+              <w:rPr>
+                <w:b w:val="false"/>
+                <w:bCs w:val="false"/>
+                <w:color w:val="222222"/>
+                <w:sz w:val="19"/>
+                <w:szCs w:val="19"/>
+              </w:rPr>
+              <w:t xml:space="preserve">ICICI Bank logo</w:t>
+            </w:r>
+          </w:p>
+        </w:tc>
+      </w:tr>
+      <w:tr>
+        <w:tc>
+          <w:tcPr>
+            <w:tcW w:type="dxa" w:w="2500"/>
+            <w:tcBorders>
+              <w:top w:val="single" w:color="F0C9A8" w:sz="4"/>
+              <w:left w:val="single" w:color="F0C9A8" w:sz="4"/>
+              <w:bottom w:val="single" w:color="F0C9A8" w:sz="4"/>
+              <w:right w:val="single" w:color="F0C9A8" w:sz="4"/>
+            </w:tcBorders>
+            <w:tcMar>
+              <w:top w:type="dxa" w:w="80"/>
+              <w:left w:type="dxa" w:w="110"/>
+              <w:bottom w:type="dxa" w:w="80"/>
+              <w:right w:type="dxa" w:w="110"/>
+            </w:tcMar>
+          </w:tcPr>
+          <w:p>
+            <w:r>
+              <w:rPr>
+                <w:b/>
+                <w:bCs/>
+                <w:color w:val="222222"/>
+                <w:sz w:val="19"/>
+                <w:szCs w:val="19"/>
+              </w:rPr>
+              <w:t xml:space="preserve">Top right</w:t>
+            </w:r>
+          </w:p>
+        </w:tc>
+        <w:tc>
+          <w:tcPr>
+            <w:tcW w:type="dxa" w:w="6526"/>
+            <w:tcBorders>
+              <w:top w:val="single" w:color="F0C9A8" w:sz="4"/>
+              <w:left w:val="single" w:color="F0C9A8" w:sz="4"/>
+              <w:bottom w:val="single" w:color="F0C9A8" w:sz="4"/>
+              <w:right w:val="single" w:color="F0C9A8" w:sz="4"/>
+            </w:tcBorders>
+            <w:tcMar>
+              <w:top w:type="dxa" w:w="80"/>
+              <w:left w:type="dxa" w:w="110"/>
+              <w:bottom w:type="dxa" w:w="80"/>
+              <w:right w:type="dxa" w:w="110"/>
+            </w:tcMar>
+          </w:tcPr>
+          <w:p>
+            <w:r>
+              <w:rPr>
+                <w:b w:val="false"/>
+                <w:bCs w:val="false"/>
+                <w:color w:val="222222"/>
+                <w:sz w:val="19"/>
+                <w:szCs w:val="19"/>
+              </w:rPr>
+              <w:t xml:space="preserve">THE / ORANGE BOOK (the lockup, set as on the title screen)</w:t>
+            </w:r>
+          </w:p>
+        </w:tc>
+      </w:tr>
+      <w:tr>
+        <w:tc>
+          <w:tcPr>
+            <w:tcW w:type="dxa" w:w="2500"/>
+            <w:tcBorders>
+              <w:top w:val="single" w:color="F0C9A8" w:sz="4"/>
+              <w:left w:val="single" w:color="F0C9A8" w:sz="4"/>
+              <w:bottom w:val="single" w:color="F0C9A8" w:sz="4"/>
+              <w:right w:val="single" w:color="F0C9A8" w:sz="4"/>
+            </w:tcBorders>
+            <w:tcMar>
+              <w:top w:type="dxa" w:w="80"/>
+              <w:left w:type="dxa" w:w="110"/>
+              <w:bottom w:type="dxa" w:w="80"/>
+              <w:right w:type="dxa" w:w="110"/>
+            </w:tcMar>
+          </w:tcPr>
+          <w:p>
+            <w:r>
+              <w:rPr>
+                <w:b/>
+                <w:bCs/>
+                <w:color w:val="222222"/>
+                <w:sz w:val="19"/>
+                <w:szCs w:val="19"/>
+              </w:rPr>
               <w:t xml:space="preserve">Wish (the card’s only line)</w:t>
             </w:r>
           </w:p>
@@ -8797,96 +9457,36 @@
                 <w:sz w:val="19"/>
                 <w:szCs w:val="19"/>
               </w:rPr>
-              <w:t xml:space="preserve">Footer, wordmark</w:t>
-            </w:r>
-          </w:p>
-        </w:tc>
-        <w:tc>
-          <w:tcPr>
-            <w:tcW w:type="dxa" w:w="6526"/>
-            <w:tcBorders>
-              <w:top w:val="single" w:color="F0C9A8" w:sz="4"/>
-              <w:left w:val="single" w:color="F0C9A8" w:sz="4"/>
-              <w:bottom w:val="single" w:color="F0C9A8" w:sz="4"/>
-              <w:right w:val="single" w:color="F0C9A8" w:sz="4"/>
-            </w:tcBorders>
-            <w:tcMar>
-              <w:top w:type="dxa" w:w="80"/>
-              <w:left w:type="dxa" w:w="110"/>
-              <w:bottom w:type="dxa" w:w="80"/>
-              <w:right w:type="dxa" w:w="110"/>
-            </w:tcMar>
-          </w:tcPr>
-          <w:p>
-            <w:r>
-              <w:rPr>
-                <w:b w:val="false"/>
-                <w:bCs w:val="false"/>
-                <w:color w:val="222222"/>
-                <w:sz w:val="19"/>
-                <w:szCs w:val="19"/>
-              </w:rPr>
-              <w:t xml:space="preserve">THE / ORANGE BOOK (set as on the cover)</w:t>
-            </w:r>
-          </w:p>
-        </w:tc>
-      </w:tr>
-      <w:tr>
-        <w:tc>
-          <w:tcPr>
-            <w:tcW w:type="dxa" w:w="2500"/>
-            <w:tcBorders>
-              <w:top w:val="single" w:color="F0C9A8" w:sz="4"/>
-              <w:left w:val="single" w:color="F0C9A8" w:sz="4"/>
-              <w:bottom w:val="single" w:color="F0C9A8" w:sz="4"/>
-              <w:right w:val="single" w:color="F0C9A8" w:sz="4"/>
-            </w:tcBorders>
-            <w:tcMar>
-              <w:top w:type="dxa" w:w="80"/>
-              <w:left w:type="dxa" w:w="110"/>
-              <w:bottom w:type="dxa" w:w="80"/>
-              <w:right w:type="dxa" w:w="110"/>
-            </w:tcMar>
-          </w:tcPr>
-          <w:p>
-            <w:r>
-              <w:rPr>
-                <w:b/>
-                <w:bCs/>
-                <w:color w:val="222222"/>
-                <w:sz w:val="19"/>
-                <w:szCs w:val="19"/>
-              </w:rPr>
-              <w:t xml:space="preserve">Footer, line under it</w:t>
-            </w:r>
-          </w:p>
-        </w:tc>
-        <w:tc>
-          <w:tcPr>
-            <w:tcW w:type="dxa" w:w="6526"/>
-            <w:tcBorders>
-              <w:top w:val="single" w:color="F0C9A8" w:sz="4"/>
-              <w:left w:val="single" w:color="F0C9A8" w:sz="4"/>
-              <w:bottom w:val="single" w:color="F0C9A8" w:sz="4"/>
-              <w:right w:val="single" w:color="F0C9A8" w:sz="4"/>
-            </w:tcBorders>
-            <w:tcMar>
-              <w:top w:type="dxa" w:w="80"/>
-              <w:left w:type="dxa" w:w="110"/>
-              <w:bottom w:type="dxa" w:w="80"/>
-              <w:right w:type="dxa" w:w="110"/>
-            </w:tcMar>
-          </w:tcPr>
-          <w:p>
-            <w:r>
-              <w:rPr>
-                <w:b w:val="false"/>
-                <w:bCs w:val="false"/>
-                <w:color w:val="222222"/>
-                <w:sz w:val="19"/>
-                <w:szCs w:val="19"/>
-              </w:rPr>
-              <w:t xml:space="preserve">Vol. 65 · ICICI Bank</w:t>
+              <w:t xml:space="preserve">Illustration</w:t>
+            </w:r>
+          </w:p>
+        </w:tc>
+        <w:tc>
+          <w:tcPr>
+            <w:tcW w:type="dxa" w:w="6526"/>
+            <w:tcBorders>
+              <w:top w:val="single" w:color="F0C9A8" w:sz="4"/>
+              <w:left w:val="single" w:color="F0C9A8" w:sz="4"/>
+              <w:bottom w:val="single" w:color="F0C9A8" w:sz="4"/>
+              <w:right w:val="single" w:color="F0C9A8" w:sz="4"/>
+            </w:tcBorders>
+            <w:tcMar>
+              <w:top w:type="dxa" w:w="80"/>
+              <w:left w:type="dxa" w:w="110"/>
+              <w:bottom w:type="dxa" w:w="80"/>
+              <w:right w:type="dxa" w:w="110"/>
+            </w:tcMar>
+          </w:tcPr>
+          <w:p>
+            <w:r>
+              <w:rPr>
+                <w:b w:val="false"/>
+                <w:bCs w:val="false"/>
+                <w:color w:val="222222"/>
+                <w:sz w:val="19"/>
+                <w:szCs w:val="19"/>
+              </w:rPr>
+              <w:t xml:space="preserve">The open mithai box from the title screen, lid set beside it</w:t>
             </w:r>
           </w:p>
         </w:tc>
@@ -9189,7 +9789,7 @@
           <w:sz w:val="20"/>
           <w:szCs w:val="20"/>
         </w:rPr>
-        <w:t xml:space="preserve">The feedback page is gone; the Feedback button on the last page opens a small rating card instead. The edition’s disclaimer, which lived on that page, now closes the last page.</w:t>
+        <w:t xml:space="preserve">The Feedback button on the last page opens a small rating card over the page. The edition’s disclaimer closes the last page.</w:t>
       </w:r>
     </w:p>
     <w:tbl>

--- a/content/The-Sweet-Pick-Copy.docx
+++ b/content/The-Sweet-Pick-Copy.docx
@@ -8220,7 +8220,7 @@
                 <w:sz w:val="19"/>
                 <w:szCs w:val="19"/>
               </w:rPr>
-              <w:t xml:space="preserve">{Tag} (gold ink for 5 of 5)</w:t>
+              <w:t xml:space="preserve">{Tag}</w:t>
             </w:r>
           </w:p>
         </w:tc>
@@ -9426,7 +9426,7 @@
                 <w:sz w:val="19"/>
                 <w:szCs w:val="19"/>
               </w:rPr>
-              <w:t xml:space="preserve">Wishing you a festive season full of sweet choices</w:t>
+              <w:t xml:space="preserve">Wishing you a festive season full of sweet &amp; mindful choices</w:t>
             </w:r>
           </w:p>
         </w:tc>

--- a/content/The-Sweet-Pick-Copy.docx
+++ b/content/The-Sweet-Pick-Copy.docx
@@ -1219,7 +1219,7 @@
                 <w:sz w:val="19"/>
                 <w:szCs w:val="19"/>
               </w:rPr>
-              <w:t xml:space="preserve">You plan to spend around ₹500</w:t>
+              <w:t xml:space="preserve">You plan to spend around ₹500 on a mithai box (set as label, amount, then "on a mithai box")</w:t>
             </w:r>
           </w:p>
         </w:tc>
@@ -1868,7 +1868,7 @@
           <w:sz w:val="20"/>
           <w:szCs w:val="20"/>
         </w:rPr>
-        <w:t xml:space="preserve">Compare the three cards, then make your Sweet Pick.</w:t>
+        <w:t xml:space="preserve">Compare the three mithai boxes on the cards, then make your Sweet Pick.</w:t>
       </w:r>
     </w:p>
     <w:p>

--- a/content/The-Sweet-Pick-Copy.docx
+++ b/content/The-Sweet-Pick-Copy.docx
@@ -2785,7 +2785,7 @@
                 <w:sz w:val="19"/>
                 <w:szCs w:val="19"/>
               </w:rPr>
-              <w:t xml:space="preserve">Classic Box</w:t>
+              <w:t xml:space="preserve">Classic Mithai Box</w:t>
             </w:r>
           </w:p>
         </w:tc>
@@ -2903,7 +2903,7 @@
                 <w:sz w:val="19"/>
                 <w:szCs w:val="19"/>
               </w:rPr>
-              <w:t xml:space="preserve">Celebration Box</w:t>
+              <w:t xml:space="preserve">Celebration Mithai Box</w:t>
             </w:r>
           </w:p>
         </w:tc>
@@ -3021,7 +3021,7 @@
                 <w:sz w:val="19"/>
                 <w:szCs w:val="19"/>
               </w:rPr>
-              <w:t xml:space="preserve">Premium Box</w:t>
+              <w:t xml:space="preserve">Premium Mithai Box</w:t>
             </w:r>
           </w:p>
         </w:tc>
@@ -3994,7 +3994,7 @@
                 <w:sz w:val="19"/>
                 <w:szCs w:val="19"/>
               </w:rPr>
-              <w:t xml:space="preserve">Small Box</w:t>
+              <w:t xml:space="preserve">Small Mithai Box</w:t>
             </w:r>
           </w:p>
         </w:tc>
@@ -4112,7 +4112,7 @@
                 <w:sz w:val="19"/>
                 <w:szCs w:val="19"/>
               </w:rPr>
-              <w:t xml:space="preserve">Medium Box</w:t>
+              <w:t xml:space="preserve">Medium Mithai Box</w:t>
             </w:r>
           </w:p>
         </w:tc>
@@ -4230,7 +4230,7 @@
                 <w:sz w:val="19"/>
                 <w:szCs w:val="19"/>
               </w:rPr>
-              <w:t xml:space="preserve">Large Box</w:t>
+              <w:t xml:space="preserve">Large Mithai Box</w:t>
             </w:r>
           </w:p>
         </w:tc>
@@ -6412,7 +6412,7 @@
                 <w:sz w:val="19"/>
                 <w:szCs w:val="19"/>
               </w:rPr>
-              <w:t xml:space="preserve">Classic Box</w:t>
+              <w:t xml:space="preserve">Classic Mithai Box</w:t>
             </w:r>
           </w:p>
         </w:tc>
@@ -6530,7 +6530,7 @@
                 <w:sz w:val="19"/>
                 <w:szCs w:val="19"/>
               </w:rPr>
-              <w:t xml:space="preserve">Celebration Box</w:t>
+              <w:t xml:space="preserve">Celebration Mithai Box</w:t>
             </w:r>
           </w:p>
         </w:tc>
@@ -6648,7 +6648,7 @@
                 <w:sz w:val="19"/>
                 <w:szCs w:val="19"/>
               </w:rPr>
-              <w:t xml:space="preserve">Premium Box</w:t>
+              <w:t xml:space="preserve">Premium Mithai Box</w:t>
             </w:r>
           </w:p>
         </w:tc>
@@ -7621,7 +7621,7 @@
                 <w:sz w:val="19"/>
                 <w:szCs w:val="19"/>
               </w:rPr>
-              <w:t xml:space="preserve">Box A</w:t>
+              <w:t xml:space="preserve">Mithai Box A</w:t>
             </w:r>
           </w:p>
         </w:tc>
@@ -7739,7 +7739,7 @@
                 <w:sz w:val="19"/>
                 <w:szCs w:val="19"/>
               </w:rPr>
-              <w:t xml:space="preserve">Box B</w:t>
+              <w:t xml:space="preserve">Mithai Box B</w:t>
             </w:r>
           </w:p>
         </w:tc>
